--- a/arb/docx/59.content.docx
+++ b/arb/docx/59.content.docx
@@ -178,13 +178,6 @@
         <w:rPr>
           <w:lang w:val="ar_AE" w:bidi="ar_AE"/>
         </w:rPr>
-      </w:r>
-      <w:r>
-        <w:rPr>
-          <w:i/>
-          <w:lang w:val="ar_AE" w:bidi="ar_AE"/>
-        </w:rPr>
-        <w:t>يعقوب 1: 1, يعقوب 1: 2, يعقوب 1: 2–4, يعقوب 1: 5–8, يعقوب 1: 6, يعقوب 1: 8, يعقوب 1: 9, يعقوب 1: 9–11, يعقوب 1: 10, يعقوب 1: 12, يعقوب 1: 12–27, يعقوب 1: 13, يعقوب 1: 14, يعقوب 1: 15, يعقوب 1: 17, يعقوب 1: 18, يعقوب 1: 21, يعقوب 1: 22, يعقوب 1: 22–23, يعقوب 1: 24, يعقوب 1: 25, يعقوب 1: 26–27, يعقوب 2: 1, يعقوب 2: 1–4, يعقوب 2: 2, يعقوب 2: 3–4, يعقوب 2: 5, يعقوب 2: 7, يعقوب 2: 8, يعقوب 2: 8–13, يعقوب 2: 9, يعقوب 2: 12, يعقوب 2: 13, يعقوب 2: 14, يعقوب 2: 14–26, يعقوب 2: 15–16, يعقوب 2: 18–19, يعقوب 2: 19, يعقوب 2: 20–26, يعقوب 2: 22, يعقوب 2: 23, يعقوب 2: 24, يعقوب 2: 25, يعقوب 2: 26, يعقوب 3: 1, يعقوب 3: 2, يعقوب 3: 6, يعقوب 3: 8, يعقوب 3: 9, يعقوب 3: 11, يعقوب 3: 13, يعقوب 3: 14, يعقوب 3: 15, يعقوب 3: 18, يعقوب 4: 1, يعقوب 4: 2, يعقوب 4: 4, يعقوب 4: 4–10, يعقوب 4: 5, يعقوب 4: 7, يعقوب 4: 8, يعقوب 4: 10, يعقوب 4: 11, يعقوب 4: 11–12, يعقوب 4: 13–16, يعقوب 4: 15, يعقوب 4: 16, يعقوب 4: 17, يعقوب 5: 1–6, يعقوب 5: 2, يعقوب 5: 3, يعقوب 5: 4, يعقوب 5: 6, يعقوب 5: 7–8, يعقوب 5: 9, يعقوب 5: 10, يعقوب 5: 11, يعقوب 5: 12, يعقوب 5: 14, يعقوب 5: 15, يعقوب 5: 17, يعقوب 5: 19–20, يعقوب 5: 20</w:t>
       </w:r>
       <w:r>
         <w:rPr>

--- a/arb/docx/59.content.docx
+++ b/arb/docx/59.content.docx
@@ -163,21 +163,6 @@
           <w:lang w:val="ar_AE" w:bidi="ar_AE"/>
         </w:rPr>
         <w:t>JAS</w:t>
-      </w:r>
-      <w:r>
-        <w:rPr>
-          <w:lang w:val="ar_AE" w:bidi="ar_AE"/>
-        </w:rPr>
-      </w:r>
-    </w:p>
-    <w:p>
-      <w:pPr>
-        <w:bidi/>
-      </w:pPr>
-      <w:r>
-        <w:rPr>
-          <w:lang w:val="ar_AE" w:bidi="ar_AE"/>
-        </w:rPr>
       </w:r>
       <w:r>
         <w:rPr>

--- a/arb/docx/59.content.docx
+++ b/arb/docx/59.content.docx
@@ -22,7 +22,7 @@
         <w:rPr>
           <w:lang w:val="ar_AE" w:bidi="ar_AE"/>
         </w:rPr>
-        <w:t>Resource: ملاحظات الدراسة (تينديل)</w:t>
+        <w:t>Resource: Tyndale Open Study Notes</w:t>
       </w:r>
       <w:r>
         <w:rPr>
@@ -122,7 +122,7 @@
         <w:rPr>
           <w:lang w:val="ar_AE" w:bidi="ar_AE"/>
         </w:rPr>
-        <w:t>ملاحظات الدراسة (تينديل)</w:t>
+        <w:t>Tyndale Open Study Notes</w:t>
       </w:r>
     </w:p>
     <w:p>

--- a/arb/docx/59.content.docx
+++ b/arb/docx/59.content.docx
@@ -22,7 +22,7 @@
         <w:rPr>
           <w:lang w:val="ar_AE" w:bidi="ar_AE"/>
         </w:rPr>
-        <w:t>Resource: Tyndale Open Study Notes</w:t>
+        <w:t>Resource: Aquifer Open Study Notes</w:t>
       </w:r>
       <w:r>
         <w:rPr>
@@ -122,7 +122,7 @@
         <w:rPr>
           <w:lang w:val="ar_AE" w:bidi="ar_AE"/>
         </w:rPr>
-        <w:t>Tyndale Open Study Notes</w:t>
+        <w:t>Aquifer Open Study Notes</w:t>
       </w:r>
     </w:p>
     <w:p>

--- a/arb/docx/59.content.docx
+++ b/arb/docx/59.content.docx
@@ -359,20 +359,14 @@
         </w:rPr>
         <w:t xml:space="preserve"> 9:2؛ قارن </w:t>
       </w:r>
-      <w:hyperlink r:id="rId13">
-        <w:r>
-          <w:rPr>
-            <w:rtl/>
-            <w:cs/>
-            <w:lang w:val="ar_AE" w:bidi="ar_AE"/>
-          </w:rPr>
-          <w:rPr>
-            <w:color w:val="0000EE"/>
-            <w:u w:val="single"/>
-          </w:rPr>
-          <w:t>حزقيال 37:15–28</w:t>
-        </w:r>
-      </w:hyperlink>
+      <w:r>
+        <w:rPr>
+          <w:rtl/>
+          <w:cs/>
+          <w:lang w:val="ar_AE" w:bidi="ar_AE"/>
+        </w:rPr>
+        <w:t>حزقيال 37:15–28</w:t>
+      </w:r>
       <w:r>
         <w:rPr>
           <w:rtl/>
@@ -381,20 +375,14 @@
         </w:rPr>
         <w:t xml:space="preserve">؛ </w:t>
       </w:r>
-      <w:hyperlink r:id="rId14">
-        <w:r>
-          <w:rPr>
-            <w:rtl/>
-            <w:cs/>
-            <w:lang w:val="ar_AE" w:bidi="ar_AE"/>
-          </w:rPr>
-          <w:rPr>
-            <w:color w:val="0000EE"/>
-            <w:u w:val="single"/>
-          </w:rPr>
-          <w:t>متى 19:28</w:t>
-        </w:r>
-      </w:hyperlink>
+      <w:r>
+        <w:rPr>
+          <w:rtl/>
+          <w:cs/>
+          <w:lang w:val="ar_AE" w:bidi="ar_AE"/>
+        </w:rPr>
+        <w:t>متى 19:28</w:t>
+      </w:r>
       <w:r>
         <w:rPr>
           <w:rtl/>
@@ -403,20 +391,14 @@
         </w:rPr>
         <w:t>). لقد أنهى المسيح روحيًا سبي إسرائيل وجمع الأسباط. • كان اليهود المتغربون في الخارج (الشتات اليوناني diaspora) يعيشون خارج فلسطين (</w:t>
       </w:r>
-      <w:hyperlink r:id="rId15">
-        <w:r>
-          <w:rPr>
-            <w:rtl/>
-            <w:cs/>
-            <w:lang w:val="ar_AE" w:bidi="ar_AE"/>
-          </w:rPr>
-          <w:rPr>
-            <w:color w:val="0000EE"/>
-            <w:u w:val="single"/>
-          </w:rPr>
-          <w:t>يوحنّا 7:35</w:t>
-        </w:r>
-      </w:hyperlink>
+      <w:r>
+        <w:rPr>
+          <w:rtl/>
+          <w:cs/>
+          <w:lang w:val="ar_AE" w:bidi="ar_AE"/>
+        </w:rPr>
+        <w:t>يوحنّا 7:35</w:t>
+      </w:r>
       <w:r>
         <w:rPr>
           <w:rtl/>
@@ -425,20 +407,14 @@
         </w:rPr>
         <w:t xml:space="preserve">؛ </w:t>
       </w:r>
-      <w:hyperlink r:id="rId16">
-        <w:r>
-          <w:rPr>
-            <w:rtl/>
-            <w:cs/>
-            <w:lang w:val="ar_AE" w:bidi="ar_AE"/>
-          </w:rPr>
-          <w:rPr>
-            <w:color w:val="0000EE"/>
-            <w:u w:val="single"/>
-          </w:rPr>
-          <w:t>أعمال 2:5</w:t>
-        </w:r>
-      </w:hyperlink>
+      <w:r>
+        <w:rPr>
+          <w:rtl/>
+          <w:cs/>
+          <w:lang w:val="ar_AE" w:bidi="ar_AE"/>
+        </w:rPr>
+        <w:t>أعمال 2:5</w:t>
+      </w:r>
       <w:r>
         <w:rPr>
           <w:rtl/>
@@ -447,20 +423,14 @@
         </w:rPr>
         <w:t xml:space="preserve">؛ </w:t>
       </w:r>
-      <w:hyperlink r:id="rId17">
-        <w:r>
-          <w:rPr>
-            <w:rtl/>
-            <w:cs/>
-            <w:lang w:val="ar_AE" w:bidi="ar_AE"/>
-          </w:rPr>
-          <w:rPr>
-            <w:color w:val="0000EE"/>
-            <w:u w:val="single"/>
-          </w:rPr>
-          <w:t>8:1</w:t>
-        </w:r>
-      </w:hyperlink>
+      <w:r>
+        <w:rPr>
+          <w:rtl/>
+          <w:cs/>
+          <w:lang w:val="ar_AE" w:bidi="ar_AE"/>
+        </w:rPr>
+        <w:t>8:1</w:t>
+      </w:r>
       <w:r>
         <w:rPr>
           <w:rtl/>
@@ -469,20 +439,14 @@
         </w:rPr>
         <w:t xml:space="preserve">؛ </w:t>
       </w:r>
-      <w:hyperlink r:id="rId18">
-        <w:r>
-          <w:rPr>
-            <w:rtl/>
-            <w:cs/>
-            <w:lang w:val="ar_AE" w:bidi="ar_AE"/>
-          </w:rPr>
-          <w:rPr>
-            <w:color w:val="0000EE"/>
-            <w:u w:val="single"/>
-          </w:rPr>
-          <w:t>11:19</w:t>
-        </w:r>
-      </w:hyperlink>
+      <w:r>
+        <w:rPr>
+          <w:rtl/>
+          <w:cs/>
+          <w:lang w:val="ar_AE" w:bidi="ar_AE"/>
+        </w:rPr>
+        <w:t>11:19</w:t>
+      </w:r>
       <w:r>
         <w:rPr>
           <w:rtl/>
@@ -491,20 +455,14 @@
         </w:rPr>
         <w:t>). • يُهْدِي السَّلاَمَ! (اليونانية chairein): هذه التحية كانت شائعة في الرسائل اليونانية في القرن الأول (</w:t>
       </w:r>
-      <w:hyperlink r:id="rId19">
-        <w:r>
-          <w:rPr>
-            <w:rtl/>
-            <w:cs/>
-            <w:lang w:val="ar_AE" w:bidi="ar_AE"/>
-          </w:rPr>
-          <w:rPr>
-            <w:color w:val="0000EE"/>
-            <w:u w:val="single"/>
-          </w:rPr>
-          <w:t>أعمال 15:23</w:t>
-        </w:r>
-      </w:hyperlink>
+      <w:r>
+        <w:rPr>
+          <w:rtl/>
+          <w:cs/>
+          <w:lang w:val="ar_AE" w:bidi="ar_AE"/>
+        </w:rPr>
+        <w:t>أعمال 15:23</w:t>
+      </w:r>
       <w:r>
         <w:rPr>
           <w:rtl/>
@@ -513,20 +471,14 @@
         </w:rPr>
         <w:t xml:space="preserve">؛ </w:t>
       </w:r>
-      <w:hyperlink r:id="rId20">
-        <w:r>
-          <w:rPr>
-            <w:rtl/>
-            <w:cs/>
-            <w:lang w:val="ar_AE" w:bidi="ar_AE"/>
-          </w:rPr>
-          <w:rPr>
-            <w:color w:val="0000EE"/>
-            <w:u w:val="single"/>
-          </w:rPr>
-          <w:t>23:26</w:t>
-        </w:r>
-      </w:hyperlink>
+      <w:r>
+        <w:rPr>
+          <w:rtl/>
+          <w:cs/>
+          <w:lang w:val="ar_AE" w:bidi="ar_AE"/>
+        </w:rPr>
+        <w:t>23:26</w:t>
+      </w:r>
       <w:r>
         <w:rPr>
           <w:rtl/>
@@ -535,20 +487,14 @@
         </w:rPr>
         <w:t>) وبين الأشخاص (</w:t>
       </w:r>
-      <w:hyperlink r:id="rId21">
-        <w:r>
-          <w:rPr>
-            <w:rtl/>
-            <w:cs/>
-            <w:lang w:val="ar_AE" w:bidi="ar_AE"/>
-          </w:rPr>
-          <w:rPr>
-            <w:color w:val="0000EE"/>
-            <w:u w:val="single"/>
-          </w:rPr>
-          <w:t>متى 26:49</w:t>
-        </w:r>
-      </w:hyperlink>
+      <w:r>
+        <w:rPr>
+          <w:rtl/>
+          <w:cs/>
+          <w:lang w:val="ar_AE" w:bidi="ar_AE"/>
+        </w:rPr>
+        <w:t>متى 26:49</w:t>
+      </w:r>
       <w:r>
         <w:rPr>
           <w:rtl/>
@@ -557,20 +503,14 @@
         </w:rPr>
         <w:t xml:space="preserve">؛ </w:t>
       </w:r>
-      <w:hyperlink r:id="rId22">
-        <w:r>
-          <w:rPr>
-            <w:rtl/>
-            <w:cs/>
-            <w:lang w:val="ar_AE" w:bidi="ar_AE"/>
-          </w:rPr>
-          <w:rPr>
-            <w:color w:val="0000EE"/>
-            <w:u w:val="single"/>
-          </w:rPr>
-          <w:t>لوقا 1:28</w:t>
-        </w:r>
-      </w:hyperlink>
+      <w:r>
+        <w:rPr>
+          <w:rtl/>
+          <w:cs/>
+          <w:lang w:val="ar_AE" w:bidi="ar_AE"/>
+        </w:rPr>
+        <w:t>لوقا 1:28</w:t>
+      </w:r>
       <w:r>
         <w:rPr>
           <w:rtl/>
@@ -679,20 +619,14 @@
         </w:rPr>
         <w:t xml:space="preserve"> في </w:t>
       </w:r>
-      <w:hyperlink r:id="rId23">
-        <w:r>
-          <w:rPr>
-            <w:rtl/>
-            <w:cs/>
-            <w:lang w:val="ar_AE" w:bidi="ar_AE"/>
-          </w:rPr>
-          <w:rPr>
-            <w:color w:val="0000EE"/>
-            <w:u w:val="single"/>
-          </w:rPr>
-          <w:t>1:1</w:t>
-        </w:r>
-      </w:hyperlink>
+      <w:r>
+        <w:rPr>
+          <w:rtl/>
+          <w:cs/>
+          <w:lang w:val="ar_AE" w:bidi="ar_AE"/>
+        </w:rPr>
+        <w:t>1:1</w:t>
+      </w:r>
       <w:r>
         <w:rPr>
           <w:rtl/>
@@ -768,20 +702,14 @@
         </w:rPr>
         <w:t>الصبر على المتاعب والتجارب هو موضوع متكرر (</w:t>
       </w:r>
-      <w:hyperlink r:id="rId24">
-        <w:r>
-          <w:rPr>
-            <w:rtl/>
-            <w:cs/>
-            <w:lang w:val="ar_AE" w:bidi="ar_AE"/>
-          </w:rPr>
-          <w:rPr>
-            <w:color w:val="0000EE"/>
-            <w:u w:val="single"/>
-          </w:rPr>
-          <w:t>1:12–15</w:t>
-        </w:r>
-      </w:hyperlink>
+      <w:r>
+        <w:rPr>
+          <w:rtl/>
+          <w:cs/>
+          <w:lang w:val="ar_AE" w:bidi="ar_AE"/>
+        </w:rPr>
+        <w:t>1:12–15</w:t>
+      </w:r>
       <w:r>
         <w:rPr>
           <w:rtl/>
@@ -790,20 +718,14 @@
         </w:rPr>
         <w:t xml:space="preserve">؛ </w:t>
       </w:r>
-      <w:hyperlink r:id="rId25">
-        <w:r>
-          <w:rPr>
-            <w:rtl/>
-            <w:cs/>
-            <w:lang w:val="ar_AE" w:bidi="ar_AE"/>
-          </w:rPr>
-          <w:rPr>
-            <w:color w:val="0000EE"/>
-            <w:u w:val="single"/>
-          </w:rPr>
-          <w:t>5:7–12</w:t>
-        </w:r>
-      </w:hyperlink>
+      <w:r>
+        <w:rPr>
+          <w:rtl/>
+          <w:cs/>
+          <w:lang w:val="ar_AE" w:bidi="ar_AE"/>
+        </w:rPr>
+        <w:t>5:7–12</w:t>
+      </w:r>
       <w:r>
         <w:rPr>
           <w:rtl/>
@@ -812,20 +734,14 @@
         </w:rPr>
         <w:t>). الفشل في الصبر يؤدي إلى "الابتعاد عن الحق" الذي يتطلب "الخلاص من الموت" (</w:t>
       </w:r>
-      <w:hyperlink r:id="rId26">
-        <w:r>
-          <w:rPr>
-            <w:rtl/>
-            <w:cs/>
-            <w:lang w:val="ar_AE" w:bidi="ar_AE"/>
-          </w:rPr>
-          <w:rPr>
-            <w:color w:val="0000EE"/>
-            <w:u w:val="single"/>
-          </w:rPr>
-          <w:t>5:19–20</w:t>
-        </w:r>
-      </w:hyperlink>
+      <w:r>
+        <w:rPr>
+          <w:rtl/>
+          <w:cs/>
+          <w:lang w:val="ar_AE" w:bidi="ar_AE"/>
+        </w:rPr>
+        <w:t>5:19–20</w:t>
+      </w:r>
       <w:r>
         <w:rPr>
           <w:rtl/>
@@ -901,20 +817,14 @@
         </w:rPr>
         <w:t xml:space="preserve">يُقَدِّم يعقوب الحكمة كموضوع متكرر (انظر </w:t>
       </w:r>
-      <w:hyperlink r:id="rId27">
-        <w:r>
-          <w:rPr>
-            <w:rtl/>
-            <w:cs/>
-            <w:lang w:val="ar_AE" w:bidi="ar_AE"/>
-          </w:rPr>
-          <w:rPr>
-            <w:color w:val="0000EE"/>
-            <w:u w:val="single"/>
-          </w:rPr>
-          <w:t>3:13–18</w:t>
-        </w:r>
-      </w:hyperlink>
+      <w:r>
+        <w:rPr>
+          <w:rtl/>
+          <w:cs/>
+          <w:lang w:val="ar_AE" w:bidi="ar_AE"/>
+        </w:rPr>
+        <w:t>3:13–18</w:t>
+      </w:r>
       <w:r>
         <w:rPr>
           <w:rtl/>
@@ -990,20 +900,14 @@
         </w:rPr>
         <w:t xml:space="preserve">غَيْرَ مُرْتَابٍ الْبَتَّةَ، لأَنَّ الْمُرْتَابَ: غالبًا ما تُترجم اليونانية إلى "لا تشك، لأن الشخص الذي يشك"، ولكن المعنى هنا يشير إلى شخص ولاؤه منقسم بين الله والعالم (انظر </w:t>
       </w:r>
-      <w:hyperlink r:id="rId28">
-        <w:r>
-          <w:rPr>
-            <w:rtl/>
-            <w:cs/>
-            <w:lang w:val="ar_AE" w:bidi="ar_AE"/>
-          </w:rPr>
-          <w:rPr>
-            <w:color w:val="0000EE"/>
-            <w:u w:val="single"/>
-          </w:rPr>
-          <w:t>1:8</w:t>
-        </w:r>
-      </w:hyperlink>
+      <w:r>
+        <w:rPr>
+          <w:rtl/>
+          <w:cs/>
+          <w:lang w:val="ar_AE" w:bidi="ar_AE"/>
+        </w:rPr>
+        <w:t>1:8</w:t>
+      </w:r>
       <w:r>
         <w:rPr>
           <w:rtl/>
@@ -1163,20 +1067,14 @@
         </w:rPr>
         <w:t>وَلْيَفْتَخِرِ: في العهد الجديد، يُنظر عادة إلى التفاخر بشكل سلبي (</w:t>
       </w:r>
-      <w:hyperlink r:id="rId29">
-        <w:r>
-          <w:rPr>
-            <w:rtl/>
-            <w:cs/>
-            <w:lang w:val="ar_AE" w:bidi="ar_AE"/>
-          </w:rPr>
-          <w:rPr>
-            <w:color w:val="0000EE"/>
-            <w:u w:val="single"/>
-          </w:rPr>
-          <w:t>3:14</w:t>
-        </w:r>
-      </w:hyperlink>
+      <w:r>
+        <w:rPr>
+          <w:rtl/>
+          <w:cs/>
+          <w:lang w:val="ar_AE" w:bidi="ar_AE"/>
+        </w:rPr>
+        <w:t>3:14</w:t>
+      </w:r>
       <w:r>
         <w:rPr>
           <w:rtl/>
@@ -1185,20 +1083,14 @@
         </w:rPr>
         <w:t xml:space="preserve">; </w:t>
       </w:r>
-      <w:hyperlink r:id="rId30">
-        <w:r>
-          <w:rPr>
-            <w:rtl/>
-            <w:cs/>
-            <w:lang w:val="ar_AE" w:bidi="ar_AE"/>
-          </w:rPr>
-          <w:rPr>
-            <w:color w:val="0000EE"/>
-            <w:u w:val="single"/>
-          </w:rPr>
-          <w:t>4:16</w:t>
-        </w:r>
-      </w:hyperlink>
+      <w:r>
+        <w:rPr>
+          <w:rtl/>
+          <w:cs/>
+          <w:lang w:val="ar_AE" w:bidi="ar_AE"/>
+        </w:rPr>
+        <w:t>4:16</w:t>
+      </w:r>
       <w:r>
         <w:rPr>
           <w:rtl/>
@@ -1207,20 +1099,14 @@
         </w:rPr>
         <w:t xml:space="preserve">; </w:t>
       </w:r>
-      <w:hyperlink r:id="rId31">
-        <w:r>
-          <w:rPr>
-            <w:rtl/>
-            <w:cs/>
-            <w:lang w:val="ar_AE" w:bidi="ar_AE"/>
-          </w:rPr>
-          <w:rPr>
-            <w:color w:val="0000EE"/>
-            <w:u w:val="single"/>
-          </w:rPr>
-          <w:t>أفسس 2:9</w:t>
-        </w:r>
-      </w:hyperlink>
+      <w:r>
+        <w:rPr>
+          <w:rtl/>
+          <w:cs/>
+          <w:lang w:val="ar_AE" w:bidi="ar_AE"/>
+        </w:rPr>
+        <w:t>أفسس 2:9</w:t>
+      </w:r>
       <w:r>
         <w:rPr>
           <w:rtl/>
@@ -1229,20 +1115,14 @@
         </w:rPr>
         <w:t>)، ولكن هنا يُقصد به الافتخار بما عمله الله (</w:t>
       </w:r>
-      <w:hyperlink r:id="rId32">
-        <w:r>
-          <w:rPr>
-            <w:rtl/>
-            <w:cs/>
-            <w:lang w:val="ar_AE" w:bidi="ar_AE"/>
-          </w:rPr>
-          <w:rPr>
-            <w:color w:val="0000EE"/>
-            <w:u w:val="single"/>
-          </w:rPr>
-          <w:t>يعقوب 2:5</w:t>
-        </w:r>
-      </w:hyperlink>
+      <w:r>
+        <w:rPr>
+          <w:rtl/>
+          <w:cs/>
+          <w:lang w:val="ar_AE" w:bidi="ar_AE"/>
+        </w:rPr>
+        <w:t>يعقوب 2:5</w:t>
+      </w:r>
       <w:r>
         <w:rPr>
           <w:rtl/>
@@ -1251,20 +1131,14 @@
         </w:rPr>
         <w:t xml:space="preserve">; </w:t>
       </w:r>
-      <w:hyperlink r:id="rId33">
-        <w:r>
-          <w:rPr>
-            <w:rtl/>
-            <w:cs/>
-            <w:lang w:val="ar_AE" w:bidi="ar_AE"/>
-          </w:rPr>
-          <w:rPr>
-            <w:color w:val="0000EE"/>
-            <w:u w:val="single"/>
-          </w:rPr>
-          <w:t>رومية 15:18</w:t>
-        </w:r>
-      </w:hyperlink>
+      <w:r>
+        <w:rPr>
+          <w:rtl/>
+          <w:cs/>
+          <w:lang w:val="ar_AE" w:bidi="ar_AE"/>
+        </w:rPr>
+        <w:t>رومية 15:18</w:t>
+      </w:r>
       <w:r>
         <w:rPr>
           <w:rtl/>
@@ -1273,20 +1147,14 @@
         </w:rPr>
         <w:t xml:space="preserve">; </w:t>
       </w:r>
-      <w:hyperlink r:id="rId34">
-        <w:r>
-          <w:rPr>
-            <w:rtl/>
-            <w:cs/>
-            <w:lang w:val="ar_AE" w:bidi="ar_AE"/>
-          </w:rPr>
-          <w:rPr>
-            <w:color w:val="0000EE"/>
-            <w:u w:val="single"/>
-          </w:rPr>
-          <w:t>1 كورنثوس 1:31</w:t>
-        </w:r>
-      </w:hyperlink>
+      <w:r>
+        <w:rPr>
+          <w:rtl/>
+          <w:cs/>
+          <w:lang w:val="ar_AE" w:bidi="ar_AE"/>
+        </w:rPr>
+        <w:t>1 كورنثوس 1:31</w:t>
+      </w:r>
       <w:r>
         <w:rPr>
           <w:rtl/>
@@ -1295,20 +1163,14 @@
         </w:rPr>
         <w:t xml:space="preserve">; </w:t>
       </w:r>
-      <w:hyperlink r:id="rId35">
-        <w:r>
-          <w:rPr>
-            <w:rtl/>
-            <w:cs/>
-            <w:lang w:val="ar_AE" w:bidi="ar_AE"/>
-          </w:rPr>
-          <w:rPr>
-            <w:color w:val="0000EE"/>
-            <w:u w:val="single"/>
-          </w:rPr>
-          <w:t>غلاطية 6:14</w:t>
-        </w:r>
-      </w:hyperlink>
+      <w:r>
+        <w:rPr>
+          <w:rtl/>
+          <w:cs/>
+          <w:lang w:val="ar_AE" w:bidi="ar_AE"/>
+        </w:rPr>
+        <w:t>غلاطية 6:14</w:t>
+      </w:r>
       <w:r>
         <w:rPr>
           <w:rtl/>
@@ -1384,20 +1246,14 @@
         </w:rPr>
         <w:t xml:space="preserve">الفقر والغِنى هما موضوعان متكرران (انظر أصحاح </w:t>
       </w:r>
-      <w:hyperlink r:id="rId36">
-        <w:r>
-          <w:rPr>
-            <w:rtl/>
-            <w:cs/>
-            <w:lang w:val="ar_AE" w:bidi="ar_AE"/>
-          </w:rPr>
-          <w:rPr>
-            <w:color w:val="0000EE"/>
-            <w:u w:val="single"/>
-          </w:rPr>
-          <w:t>2</w:t>
-        </w:r>
-      </w:hyperlink>
+      <w:r>
+        <w:rPr>
+          <w:rtl/>
+          <w:cs/>
+          <w:lang w:val="ar_AE" w:bidi="ar_AE"/>
+        </w:rPr>
+        <w:t>2</w:t>
+      </w:r>
       <w:r>
         <w:rPr>
           <w:rtl/>
@@ -1406,20 +1262,14 @@
         </w:rPr>
         <w:t xml:space="preserve">; </w:t>
       </w:r>
-      <w:hyperlink r:id="rId37">
-        <w:r>
-          <w:rPr>
-            <w:rtl/>
-            <w:cs/>
-            <w:lang w:val="ar_AE" w:bidi="ar_AE"/>
-          </w:rPr>
-          <w:rPr>
-            <w:color w:val="0000EE"/>
-            <w:u w:val="single"/>
-          </w:rPr>
-          <w:t>4:13–5:11</w:t>
-        </w:r>
-      </w:hyperlink>
+      <w:r>
+        <w:rPr>
+          <w:rtl/>
+          <w:cs/>
+          <w:lang w:val="ar_AE" w:bidi="ar_AE"/>
+        </w:rPr>
+        <w:t>4:13–5:11</w:t>
+      </w:r>
       <w:r>
         <w:rPr>
           <w:rtl/>
@@ -1495,20 +1345,14 @@
         </w:rPr>
         <w:t xml:space="preserve">بأسلوب ساخر، يصف يعقوب المصير المروع للأغنياء غير الأتقياء الذين يرفعون من شأن أنفسهم عبر ظلم الفقراء والضعفاء (انظر </w:t>
       </w:r>
-      <w:hyperlink r:id="rId38">
-        <w:r>
-          <w:rPr>
-            <w:rtl/>
-            <w:cs/>
-            <w:lang w:val="ar_AE" w:bidi="ar_AE"/>
-          </w:rPr>
-          <w:rPr>
-            <w:color w:val="0000EE"/>
-            <w:u w:val="single"/>
-          </w:rPr>
-          <w:t>2:6–8</w:t>
-        </w:r>
-      </w:hyperlink>
+      <w:r>
+        <w:rPr>
+          <w:rtl/>
+          <w:cs/>
+          <w:lang w:val="ar_AE" w:bidi="ar_AE"/>
+        </w:rPr>
+        <w:t>2:6–8</w:t>
+      </w:r>
       <w:r>
         <w:rPr>
           <w:rtl/>
@@ -1517,20 +1361,14 @@
         </w:rPr>
         <w:t xml:space="preserve">; </w:t>
       </w:r>
-      <w:hyperlink r:id="rId39">
-        <w:r>
-          <w:rPr>
-            <w:rtl/>
-            <w:cs/>
-            <w:lang w:val="ar_AE" w:bidi="ar_AE"/>
-          </w:rPr>
-          <w:rPr>
-            <w:color w:val="0000EE"/>
-            <w:u w:val="single"/>
-          </w:rPr>
-          <w:t>5:1–6</w:t>
-        </w:r>
-      </w:hyperlink>
+      <w:r>
+        <w:rPr>
+          <w:rtl/>
+          <w:cs/>
+          <w:lang w:val="ar_AE" w:bidi="ar_AE"/>
+        </w:rPr>
+        <w:t>5:1–6</w:t>
+      </w:r>
       <w:r>
         <w:rPr>
           <w:rtl/>
@@ -1606,20 +1444,14 @@
         </w:rPr>
         <w:t xml:space="preserve">مُخْلِصون ومطيعون (انظر </w:t>
       </w:r>
-      <w:hyperlink r:id="rId40">
-        <w:r>
-          <w:rPr>
-            <w:rtl/>
-            <w:cs/>
-            <w:lang w:val="ar_AE" w:bidi="ar_AE"/>
-          </w:rPr>
-          <w:rPr>
-            <w:color w:val="0000EE"/>
-            <w:u w:val="single"/>
-          </w:rPr>
-          <w:t>1:22–25</w:t>
-        </w:r>
-      </w:hyperlink>
+      <w:r>
+        <w:rPr>
+          <w:rtl/>
+          <w:cs/>
+          <w:lang w:val="ar_AE" w:bidi="ar_AE"/>
+        </w:rPr>
+        <w:t>1:22–25</w:t>
+      </w:r>
       <w:r>
         <w:rPr>
           <w:rtl/>
@@ -1628,20 +1460,14 @@
         </w:rPr>
         <w:t xml:space="preserve">; </w:t>
       </w:r>
-      <w:hyperlink r:id="rId32">
-        <w:r>
-          <w:rPr>
-            <w:rtl/>
-            <w:cs/>
-            <w:lang w:val="ar_AE" w:bidi="ar_AE"/>
-          </w:rPr>
-          <w:rPr>
-            <w:color w:val="0000EE"/>
-            <w:u w:val="single"/>
-          </w:rPr>
-          <w:t>2:5</w:t>
-        </w:r>
-      </w:hyperlink>
+      <w:r>
+        <w:rPr>
+          <w:rtl/>
+          <w:cs/>
+          <w:lang w:val="ar_AE" w:bidi="ar_AE"/>
+        </w:rPr>
+        <w:t>2:5</w:t>
+      </w:r>
       <w:r>
         <w:rPr>
           <w:rtl/>
@@ -1650,20 +1476,14 @@
         </w:rPr>
         <w:t xml:space="preserve">; </w:t>
       </w:r>
-      <w:hyperlink r:id="rId41">
-        <w:r>
-          <w:rPr>
-            <w:rtl/>
-            <w:cs/>
-            <w:lang w:val="ar_AE" w:bidi="ar_AE"/>
-          </w:rPr>
-          <w:rPr>
-            <w:color w:val="0000EE"/>
-            <w:u w:val="single"/>
-          </w:rPr>
-          <w:t>تثنية 7:9</w:t>
-        </w:r>
-      </w:hyperlink>
+      <w:r>
+        <w:rPr>
+          <w:rtl/>
+          <w:cs/>
+          <w:lang w:val="ar_AE" w:bidi="ar_AE"/>
+        </w:rPr>
+        <w:t>تثنية 7:9</w:t>
+      </w:r>
       <w:r>
         <w:rPr>
           <w:rtl/>
@@ -1672,20 +1492,14 @@
         </w:rPr>
         <w:t xml:space="preserve">; </w:t>
       </w:r>
-      <w:hyperlink r:id="rId42">
-        <w:r>
-          <w:rPr>
-            <w:rtl/>
-            <w:cs/>
-            <w:lang w:val="ar_AE" w:bidi="ar_AE"/>
-          </w:rPr>
-          <w:rPr>
-            <w:color w:val="0000EE"/>
-            <w:u w:val="single"/>
-          </w:rPr>
-          <w:t>1 يوحنا 5:2</w:t>
-        </w:r>
-      </w:hyperlink>
+      <w:r>
+        <w:rPr>
+          <w:rtl/>
+          <w:cs/>
+          <w:lang w:val="ar_AE" w:bidi="ar_AE"/>
+        </w:rPr>
+        <w:t>1 يوحنا 5:2</w:t>
+      </w:r>
       <w:r>
         <w:rPr>
           <w:rtl/>
@@ -1761,20 +1575,14 @@
         </w:rPr>
         <w:t xml:space="preserve">يتناول يعقوب نفس المواضيع الثلاثة كما في </w:t>
       </w:r>
-      <w:hyperlink r:id="rId43">
-        <w:r>
-          <w:rPr>
-            <w:rtl/>
-            <w:cs/>
-            <w:lang w:val="ar_AE" w:bidi="ar_AE"/>
-          </w:rPr>
-          <w:rPr>
-            <w:color w:val="0000EE"/>
-            <w:u w:val="single"/>
-          </w:rPr>
-          <w:t>1:2–11</w:t>
-        </w:r>
-      </w:hyperlink>
+      <w:r>
+        <w:rPr>
+          <w:rtl/>
+          <w:cs/>
+          <w:lang w:val="ar_AE" w:bidi="ar_AE"/>
+        </w:rPr>
+        <w:t>1:2–11</w:t>
+      </w:r>
       <w:r>
         <w:rPr>
           <w:rtl/>
@@ -1783,20 +1591,14 @@
         </w:rPr>
         <w:t>، مضيفًا بُعدًا جديدًا لكل موضوع. التجربة الخارجية (</w:t>
       </w:r>
-      <w:hyperlink r:id="rId44">
-        <w:r>
-          <w:rPr>
-            <w:rtl/>
-            <w:cs/>
-            <w:lang w:val="ar_AE" w:bidi="ar_AE"/>
-          </w:rPr>
-          <w:rPr>
-            <w:color w:val="0000EE"/>
-            <w:u w:val="single"/>
-          </w:rPr>
-          <w:t>1:2–4</w:t>
-        </w:r>
-      </w:hyperlink>
+      <w:r>
+        <w:rPr>
+          <w:rtl/>
+          <w:cs/>
+          <w:lang w:val="ar_AE" w:bidi="ar_AE"/>
+        </w:rPr>
+        <w:t>1:2–4</w:t>
+      </w:r>
       <w:r>
         <w:rPr>
           <w:rtl/>
@@ -1805,20 +1607,14 @@
         </w:rPr>
         <w:t>) تتحول إلى إغراء داخلي (</w:t>
       </w:r>
-      <w:hyperlink r:id="rId45">
-        <w:r>
-          <w:rPr>
-            <w:rtl/>
-            <w:cs/>
-            <w:lang w:val="ar_AE" w:bidi="ar_AE"/>
-          </w:rPr>
-          <w:rPr>
-            <w:color w:val="0000EE"/>
-            <w:u w:val="single"/>
-          </w:rPr>
-          <w:t>1:11–18</w:t>
-        </w:r>
-      </w:hyperlink>
+      <w:r>
+        <w:rPr>
+          <w:rtl/>
+          <w:cs/>
+          <w:lang w:val="ar_AE" w:bidi="ar_AE"/>
+        </w:rPr>
+        <w:t>1:11–18</w:t>
+      </w:r>
       <w:r>
         <w:rPr>
           <w:rtl/>
@@ -1827,20 +1623,14 @@
         </w:rPr>
         <w:t>); الحاجة إلى الحكمة (</w:t>
       </w:r>
-      <w:hyperlink r:id="rId46">
-        <w:r>
-          <w:rPr>
-            <w:rtl/>
-            <w:cs/>
-            <w:lang w:val="ar_AE" w:bidi="ar_AE"/>
-          </w:rPr>
-          <w:rPr>
-            <w:color w:val="0000EE"/>
-            <w:u w:val="single"/>
-          </w:rPr>
-          <w:t>1:5–8</w:t>
-        </w:r>
-      </w:hyperlink>
+      <w:r>
+        <w:rPr>
+          <w:rtl/>
+          <w:cs/>
+          <w:lang w:val="ar_AE" w:bidi="ar_AE"/>
+        </w:rPr>
+        <w:t>1:5–8</w:t>
+      </w:r>
       <w:r>
         <w:rPr>
           <w:rtl/>
@@ -1849,20 +1639,14 @@
         </w:rPr>
         <w:t>) ترتبط بالتحكم في الكلام الغاضب (</w:t>
       </w:r>
-      <w:hyperlink r:id="rId47">
-        <w:r>
-          <w:rPr>
-            <w:rtl/>
-            <w:cs/>
-            <w:lang w:val="ar_AE" w:bidi="ar_AE"/>
-          </w:rPr>
-          <w:rPr>
-            <w:color w:val="0000EE"/>
-            <w:u w:val="single"/>
-          </w:rPr>
-          <w:t>1:19–21</w:t>
-        </w:r>
-      </w:hyperlink>
+      <w:r>
+        <w:rPr>
+          <w:rtl/>
+          <w:cs/>
+          <w:lang w:val="ar_AE" w:bidi="ar_AE"/>
+        </w:rPr>
+        <w:t>1:19–21</w:t>
+      </w:r>
       <w:r>
         <w:rPr>
           <w:rtl/>
@@ -1871,20 +1655,14 @@
         </w:rPr>
         <w:t>); والفقر/الغنى يتعلقان بالحاجة إلى العمل بكلمة الله (</w:t>
       </w:r>
-      <w:hyperlink r:id="rId40">
-        <w:r>
-          <w:rPr>
-            <w:rtl/>
-            <w:cs/>
-            <w:lang w:val="ar_AE" w:bidi="ar_AE"/>
-          </w:rPr>
-          <w:rPr>
-            <w:color w:val="0000EE"/>
-            <w:u w:val="single"/>
-          </w:rPr>
-          <w:t>1:22–25</w:t>
-        </w:r>
-      </w:hyperlink>
+      <w:r>
+        <w:rPr>
+          <w:rtl/>
+          <w:cs/>
+          <w:lang w:val="ar_AE" w:bidi="ar_AE"/>
+        </w:rPr>
+        <w:t>1:22–25</w:t>
+      </w:r>
       <w:r>
         <w:rPr>
           <w:rtl/>
@@ -1893,20 +1671,14 @@
         </w:rPr>
         <w:t>). ثم يلخص الجزء هذه المواضيع (</w:t>
       </w:r>
-      <w:hyperlink r:id="rId48">
-        <w:r>
-          <w:rPr>
-            <w:rtl/>
-            <w:cs/>
-            <w:lang w:val="ar_AE" w:bidi="ar_AE"/>
-          </w:rPr>
-          <w:rPr>
-            <w:color w:val="0000EE"/>
-            <w:u w:val="single"/>
-          </w:rPr>
-          <w:t>1:26–27</w:t>
-        </w:r>
-      </w:hyperlink>
+      <w:r>
+        <w:rPr>
+          <w:rtl/>
+          <w:cs/>
+          <w:lang w:val="ar_AE" w:bidi="ar_AE"/>
+        </w:rPr>
+        <w:t>1:26–27</w:t>
+      </w:r>
       <w:r>
         <w:rPr>
           <w:rtl/>
@@ -1999,20 +1771,14 @@
         </w:rPr>
         <w:t xml:space="preserve"> وهي مهارة بلاغية يونانية قديمة، حيث يُقَدِّم خصم خيالي رأيًا مخالفًا. وبهذه الطريقة، يتمكن من التعبير عن اعتراضات القراء المحتملة والرد عليها فورًا (كما في </w:t>
       </w:r>
-      <w:hyperlink r:id="rId49">
-        <w:r>
-          <w:rPr>
-            <w:rtl/>
-            <w:cs/>
-            <w:lang w:val="ar_AE" w:bidi="ar_AE"/>
-          </w:rPr>
-          <w:rPr>
-            <w:color w:val="0000EE"/>
-            <w:u w:val="single"/>
-          </w:rPr>
-          <w:t>2:3</w:t>
-        </w:r>
-      </w:hyperlink>
+      <w:r>
+        <w:rPr>
+          <w:rtl/>
+          <w:cs/>
+          <w:lang w:val="ar_AE" w:bidi="ar_AE"/>
+        </w:rPr>
+        <w:t>2:3</w:t>
+      </w:r>
       <w:r>
         <w:rPr>
           <w:rtl/>
@@ -2021,20 +1787,14 @@
         </w:rPr>
         <w:t xml:space="preserve">، </w:t>
       </w:r>
-      <w:hyperlink r:id="rId50">
-        <w:r>
-          <w:rPr>
-            <w:rtl/>
-            <w:cs/>
-            <w:lang w:val="ar_AE" w:bidi="ar_AE"/>
-          </w:rPr>
-          <w:rPr>
-            <w:color w:val="0000EE"/>
-            <w:u w:val="single"/>
-          </w:rPr>
-          <w:t>16</w:t>
-        </w:r>
-      </w:hyperlink>
+      <w:r>
+        <w:rPr>
+          <w:rtl/>
+          <w:cs/>
+          <w:lang w:val="ar_AE" w:bidi="ar_AE"/>
+        </w:rPr>
+        <w:t>16</w:t>
+      </w:r>
       <w:r>
         <w:rPr>
           <w:rtl/>
@@ -2043,20 +1803,14 @@
         </w:rPr>
         <w:t xml:space="preserve">، </w:t>
       </w:r>
-      <w:hyperlink r:id="rId51">
-        <w:r>
-          <w:rPr>
-            <w:rtl/>
-            <w:cs/>
-            <w:lang w:val="ar_AE" w:bidi="ar_AE"/>
-          </w:rPr>
-          <w:rPr>
-            <w:color w:val="0000EE"/>
-            <w:u w:val="single"/>
-          </w:rPr>
-          <w:t>18</w:t>
-        </w:r>
-      </w:hyperlink>
+      <w:r>
+        <w:rPr>
+          <w:rtl/>
+          <w:cs/>
+          <w:lang w:val="ar_AE" w:bidi="ar_AE"/>
+        </w:rPr>
+        <w:t>18</w:t>
+      </w:r>
       <w:r>
         <w:rPr>
           <w:rtl/>
@@ -2065,20 +1819,14 @@
         </w:rPr>
         <w:t xml:space="preserve">؛ </w:t>
       </w:r>
-      <w:hyperlink r:id="rId52">
-        <w:r>
-          <w:rPr>
-            <w:rtl/>
-            <w:cs/>
-            <w:lang w:val="ar_AE" w:bidi="ar_AE"/>
-          </w:rPr>
-          <w:rPr>
-            <w:color w:val="0000EE"/>
-            <w:u w:val="single"/>
-          </w:rPr>
-          <w:t>4:13</w:t>
-        </w:r>
-      </w:hyperlink>
+      <w:r>
+        <w:rPr>
+          <w:rtl/>
+          <w:cs/>
+          <w:lang w:val="ar_AE" w:bidi="ar_AE"/>
+        </w:rPr>
+        <w:t>4:13</w:t>
+      </w:r>
       <w:r>
         <w:rPr>
           <w:rtl/>
@@ -2255,20 +2003,14 @@
         </w:rPr>
         <w:t xml:space="preserve"> في مقابلة مع تعبير "إكليل الحياة [الأبدية]" (</w:t>
       </w:r>
-      <w:hyperlink r:id="rId53">
-        <w:r>
-          <w:rPr>
-            <w:rtl/>
-            <w:cs/>
-            <w:lang w:val="ar_AE" w:bidi="ar_AE"/>
-          </w:rPr>
-          <w:rPr>
-            <w:color w:val="0000EE"/>
-            <w:u w:val="single"/>
-          </w:rPr>
-          <w:t>1:12</w:t>
-        </w:r>
-      </w:hyperlink>
+      <w:r>
+        <w:rPr>
+          <w:rtl/>
+          <w:cs/>
+          <w:lang w:val="ar_AE" w:bidi="ar_AE"/>
+        </w:rPr>
+        <w:t>1:12</w:t>
+      </w:r>
       <w:r>
         <w:rPr>
           <w:rtl/>
@@ -2361,20 +2103,14 @@
         </w:rPr>
         <w:t xml:space="preserve"> (انظر الحاشية) لأنه خلق كل شيء في السماوات (</w:t>
       </w:r>
-      <w:hyperlink r:id="rId54">
-        <w:r>
-          <w:rPr>
-            <w:rtl/>
-            <w:cs/>
-            <w:lang w:val="ar_AE" w:bidi="ar_AE"/>
-          </w:rPr>
-          <w:rPr>
-            <w:color w:val="0000EE"/>
-            <w:u w:val="single"/>
-          </w:rPr>
-          <w:t>تكوين 1:3</w:t>
-        </w:r>
-      </w:hyperlink>
+      <w:r>
+        <w:rPr>
+          <w:rtl/>
+          <w:cs/>
+          <w:lang w:val="ar_AE" w:bidi="ar_AE"/>
+        </w:rPr>
+        <w:t>تكوين 1:3</w:t>
+      </w:r>
       <w:r>
         <w:rPr>
           <w:rtl/>
@@ -2383,20 +2119,14 @@
         </w:rPr>
         <w:t xml:space="preserve">, </w:t>
       </w:r>
-      <w:hyperlink r:id="rId55">
-        <w:r>
-          <w:rPr>
-            <w:rtl/>
-            <w:cs/>
-            <w:lang w:val="ar_AE" w:bidi="ar_AE"/>
-          </w:rPr>
-          <w:rPr>
-            <w:color w:val="0000EE"/>
-            <w:u w:val="single"/>
-          </w:rPr>
-          <w:t>14–17</w:t>
-        </w:r>
-      </w:hyperlink>
+      <w:r>
+        <w:rPr>
+          <w:rtl/>
+          <w:cs/>
+          <w:lang w:val="ar_AE" w:bidi="ar_AE"/>
+        </w:rPr>
+        <w:t>14–17</w:t>
+      </w:r>
       <w:r>
         <w:rPr>
           <w:rtl/>
@@ -2472,20 +2202,14 @@
         </w:rPr>
         <w:t>كلمة الحق التي لله هي الأخبار السارة (</w:t>
       </w:r>
-      <w:hyperlink r:id="rId56">
-        <w:r>
-          <w:rPr>
-            <w:rtl/>
-            <w:cs/>
-            <w:lang w:val="ar_AE" w:bidi="ar_AE"/>
-          </w:rPr>
-          <w:rPr>
-            <w:color w:val="0000EE"/>
-            <w:u w:val="single"/>
-          </w:rPr>
-          <w:t>1:21–23</w:t>
-        </w:r>
-      </w:hyperlink>
+      <w:r>
+        <w:rPr>
+          <w:rtl/>
+          <w:cs/>
+          <w:lang w:val="ar_AE" w:bidi="ar_AE"/>
+        </w:rPr>
+        <w:t>1:21–23</w:t>
+      </w:r>
       <w:r>
         <w:rPr>
           <w:rtl/>
@@ -2494,20 +2218,14 @@
         </w:rPr>
         <w:t xml:space="preserve">; </w:t>
       </w:r>
-      <w:hyperlink r:id="rId57">
-        <w:r>
-          <w:rPr>
-            <w:rtl/>
-            <w:cs/>
-            <w:lang w:val="ar_AE" w:bidi="ar_AE"/>
-          </w:rPr>
-          <w:rPr>
-            <w:color w:val="0000EE"/>
-            <w:u w:val="single"/>
-          </w:rPr>
-          <w:t>1 بطرس 1:23–25</w:t>
-        </w:r>
-      </w:hyperlink>
+      <w:r>
+        <w:rPr>
+          <w:rtl/>
+          <w:cs/>
+          <w:lang w:val="ar_AE" w:bidi="ar_AE"/>
+        </w:rPr>
+        <w:t>1 بطرس 1:23–25</w:t>
+      </w:r>
       <w:r>
         <w:rPr>
           <w:rtl/>
@@ -2516,20 +2234,14 @@
         </w:rPr>
         <w:t xml:space="preserve">). • فَوَلَدَنَا: صورة الأم التي تلد تُظهر النطاق الكامل لمحبة الله الشاملة للأبوة والأمومة نحو أبنائه (قارن </w:t>
       </w:r>
-      <w:hyperlink r:id="rId58">
-        <w:r>
-          <w:rPr>
-            <w:rtl/>
-            <w:cs/>
-            <w:lang w:val="ar_AE" w:bidi="ar_AE"/>
-          </w:rPr>
-          <w:rPr>
-            <w:color w:val="0000EE"/>
-            <w:u w:val="single"/>
-          </w:rPr>
-          <w:t>لوقا 13:34</w:t>
-        </w:r>
-      </w:hyperlink>
+      <w:r>
+        <w:rPr>
+          <w:rtl/>
+          <w:cs/>
+          <w:lang w:val="ar_AE" w:bidi="ar_AE"/>
+        </w:rPr>
+        <w:t>لوقا 13:34</w:t>
+      </w:r>
       <w:r>
         <w:rPr>
           <w:rtl/>
@@ -2538,20 +2250,14 @@
         </w:rPr>
         <w:t xml:space="preserve">; </w:t>
       </w:r>
-      <w:hyperlink r:id="rId59">
-        <w:r>
-          <w:rPr>
-            <w:rtl/>
-            <w:cs/>
-            <w:lang w:val="ar_AE" w:bidi="ar_AE"/>
-          </w:rPr>
-          <w:rPr>
-            <w:color w:val="0000EE"/>
-            <w:u w:val="single"/>
-          </w:rPr>
-          <w:t>يوحنّا 1:13</w:t>
-        </w:r>
-      </w:hyperlink>
+      <w:r>
+        <w:rPr>
+          <w:rtl/>
+          <w:cs/>
+          <w:lang w:val="ar_AE" w:bidi="ar_AE"/>
+        </w:rPr>
+        <w:t>يوحنّا 1:13</w:t>
+      </w:r>
       <w:r>
         <w:rPr>
           <w:rtl/>
@@ -2560,20 +2266,14 @@
         </w:rPr>
         <w:t xml:space="preserve">; </w:t>
       </w:r>
-      <w:hyperlink r:id="rId60">
-        <w:r>
-          <w:rPr>
-            <w:rtl/>
-            <w:cs/>
-            <w:lang w:val="ar_AE" w:bidi="ar_AE"/>
-          </w:rPr>
-          <w:rPr>
-            <w:color w:val="0000EE"/>
-            <w:u w:val="single"/>
-          </w:rPr>
-          <w:t>3:3–8</w:t>
-        </w:r>
-      </w:hyperlink>
+      <w:r>
+        <w:rPr>
+          <w:rtl/>
+          <w:cs/>
+          <w:lang w:val="ar_AE" w:bidi="ar_AE"/>
+        </w:rPr>
+        <w:t>3:3–8</w:t>
+      </w:r>
       <w:r>
         <w:rPr>
           <w:rtl/>
@@ -2582,20 +2282,14 @@
         </w:rPr>
         <w:t xml:space="preserve">; </w:t>
       </w:r>
-      <w:hyperlink r:id="rId61">
-        <w:r>
-          <w:rPr>
-            <w:rtl/>
-            <w:cs/>
-            <w:lang w:val="ar_AE" w:bidi="ar_AE"/>
-          </w:rPr>
-          <w:rPr>
-            <w:color w:val="0000EE"/>
-            <w:u w:val="single"/>
-          </w:rPr>
-          <w:t>1 بطرس 1:23</w:t>
-        </w:r>
-      </w:hyperlink>
+      <w:r>
+        <w:rPr>
+          <w:rtl/>
+          <w:cs/>
+          <w:lang w:val="ar_AE" w:bidi="ar_AE"/>
+        </w:rPr>
+        <w:t>1 بطرس 1:23</w:t>
+      </w:r>
       <w:r>
         <w:rPr>
           <w:rtl/>
@@ -2621,20 +2315,14 @@
         </w:rPr>
         <w:t xml:space="preserve"> (قارن </w:t>
       </w:r>
-      <w:hyperlink r:id="rId62">
-        <w:r>
-          <w:rPr>
-            <w:rtl/>
-            <w:cs/>
-            <w:lang w:val="ar_AE" w:bidi="ar_AE"/>
-          </w:rPr>
-          <w:rPr>
-            <w:color w:val="0000EE"/>
-            <w:u w:val="single"/>
-          </w:rPr>
-          <w:t>خروج 23:16</w:t>
-        </w:r>
-      </w:hyperlink>
+      <w:r>
+        <w:rPr>
+          <w:rtl/>
+          <w:cs/>
+          <w:lang w:val="ar_AE" w:bidi="ar_AE"/>
+        </w:rPr>
+        <w:t>خروج 23:16</w:t>
+      </w:r>
       <w:r>
         <w:rPr>
           <w:rtl/>
@@ -2643,20 +2331,14 @@
         </w:rPr>
         <w:t xml:space="preserve">; </w:t>
       </w:r>
-      <w:hyperlink r:id="rId63">
-        <w:r>
-          <w:rPr>
-            <w:rtl/>
-            <w:cs/>
-            <w:lang w:val="ar_AE" w:bidi="ar_AE"/>
-          </w:rPr>
-          <w:rPr>
-            <w:color w:val="0000EE"/>
-            <w:u w:val="single"/>
-          </w:rPr>
-          <w:t>لاويين 23:9–14</w:t>
-        </w:r>
-      </w:hyperlink>
+      <w:r>
+        <w:rPr>
+          <w:rtl/>
+          <w:cs/>
+          <w:lang w:val="ar_AE" w:bidi="ar_AE"/>
+        </w:rPr>
+        <w:t>لاويين 23:9–14</w:t>
+      </w:r>
       <w:r>
         <w:rPr>
           <w:rtl/>
@@ -2665,20 +2347,14 @@
         </w:rPr>
         <w:t xml:space="preserve">; </w:t>
       </w:r>
-      <w:hyperlink r:id="rId64">
-        <w:r>
-          <w:rPr>
-            <w:rtl/>
-            <w:cs/>
-            <w:lang w:val="ar_AE" w:bidi="ar_AE"/>
-          </w:rPr>
-          <w:rPr>
-            <w:color w:val="0000EE"/>
-            <w:u w:val="single"/>
-          </w:rPr>
-          <w:t>1 كورنثوس 15:20</w:t>
-        </w:r>
-      </w:hyperlink>
+      <w:r>
+        <w:rPr>
+          <w:rtl/>
+          <w:cs/>
+          <w:lang w:val="ar_AE" w:bidi="ar_AE"/>
+        </w:rPr>
+        <w:t>1 كورنثوس 15:20</w:t>
+      </w:r>
       <w:r>
         <w:rPr>
           <w:rtl/>
@@ -2687,20 +2363,14 @@
         </w:rPr>
         <w:t xml:space="preserve">; </w:t>
       </w:r>
-      <w:hyperlink r:id="rId65">
-        <w:r>
-          <w:rPr>
-            <w:rtl/>
-            <w:cs/>
-            <w:lang w:val="ar_AE" w:bidi="ar_AE"/>
-          </w:rPr>
-          <w:rPr>
-            <w:color w:val="0000EE"/>
-            <w:u w:val="single"/>
-          </w:rPr>
-          <w:t>كولوسي 1:18</w:t>
-        </w:r>
-      </w:hyperlink>
+      <w:r>
+        <w:rPr>
+          <w:rtl/>
+          <w:cs/>
+          <w:lang w:val="ar_AE" w:bidi="ar_AE"/>
+        </w:rPr>
+        <w:t>كولوسي 1:18</w:t>
+      </w:r>
       <w:r>
         <w:rPr>
           <w:rtl/>
@@ -2709,20 +2379,14 @@
         </w:rPr>
         <w:t>). المؤمنون هم أمثلة على الاسترداد النهائي لكل الخليقة (</w:t>
       </w:r>
-      <w:hyperlink r:id="rId66">
-        <w:r>
-          <w:rPr>
-            <w:rtl/>
-            <w:cs/>
-            <w:lang w:val="ar_AE" w:bidi="ar_AE"/>
-          </w:rPr>
-          <w:rPr>
-            <w:color w:val="0000EE"/>
-            <w:u w:val="single"/>
-          </w:rPr>
-          <w:t>رومية 8:20–22</w:t>
-        </w:r>
-      </w:hyperlink>
+      <w:r>
+        <w:rPr>
+          <w:rtl/>
+          <w:cs/>
+          <w:lang w:val="ar_AE" w:bidi="ar_AE"/>
+        </w:rPr>
+        <w:t>رومية 8:20–22</w:t>
+      </w:r>
       <w:r>
         <w:rPr>
           <w:rtl/>
@@ -2815,20 +2479,14 @@
         </w:rPr>
         <w:t xml:space="preserve"> مثل الثياب القذرة؛ قارن </w:t>
       </w:r>
-      <w:hyperlink r:id="rId67">
-        <w:r>
-          <w:rPr>
-            <w:rtl/>
-            <w:cs/>
-            <w:lang w:val="ar_AE" w:bidi="ar_AE"/>
-          </w:rPr>
-          <w:rPr>
-            <w:color w:val="0000EE"/>
-            <w:u w:val="single"/>
-          </w:rPr>
-          <w:t>أفسس 4:22</w:t>
-        </w:r>
-      </w:hyperlink>
+      <w:r>
+        <w:rPr>
+          <w:rtl/>
+          <w:cs/>
+          <w:lang w:val="ar_AE" w:bidi="ar_AE"/>
+        </w:rPr>
+        <w:t>أفسس 4:22</w:t>
+      </w:r>
       <w:r>
         <w:rPr>
           <w:rtl/>
@@ -2837,20 +2495,14 @@
         </w:rPr>
         <w:t xml:space="preserve">; </w:t>
       </w:r>
-      <w:hyperlink r:id="rId68">
-        <w:r>
-          <w:rPr>
-            <w:rtl/>
-            <w:cs/>
-            <w:lang w:val="ar_AE" w:bidi="ar_AE"/>
-          </w:rPr>
-          <w:rPr>
-            <w:color w:val="0000EE"/>
-            <w:u w:val="single"/>
-          </w:rPr>
-          <w:t>1 بطرس 2:1</w:t>
-        </w:r>
-      </w:hyperlink>
+      <w:r>
+        <w:rPr>
+          <w:rtl/>
+          <w:cs/>
+          <w:lang w:val="ar_AE" w:bidi="ar_AE"/>
+        </w:rPr>
+        <w:t>1 بطرس 2:1</w:t>
+      </w:r>
       <w:r>
         <w:rPr>
           <w:rtl/>
@@ -2859,20 +2511,14 @@
         </w:rPr>
         <w:t xml:space="preserve">. • الْكَلِمَةَ الْمَغْرُوسَةَ التي زرعها الله . . . الْقَادِرَةَ أَنْ تُخَلِّصَ نُفُوسَكُمْ: يؤكد يعقوب أن المؤمنين مدعوون لقبول الكلمة التي غرسها الله نفسه داخل كياننا (تحقيقًا لـ </w:t>
       </w:r>
-      <w:hyperlink r:id="rId69">
-        <w:r>
-          <w:rPr>
-            <w:rtl/>
-            <w:cs/>
-            <w:lang w:val="ar_AE" w:bidi="ar_AE"/>
-          </w:rPr>
-          <w:rPr>
-            <w:color w:val="0000EE"/>
-            <w:u w:val="single"/>
-          </w:rPr>
-          <w:t>إرميا 31:31–34</w:t>
-        </w:r>
-      </w:hyperlink>
+      <w:r>
+        <w:rPr>
+          <w:rtl/>
+          <w:cs/>
+          <w:lang w:val="ar_AE" w:bidi="ar_AE"/>
+        </w:rPr>
+        <w:t>إرميا 31:31–34</w:t>
+      </w:r>
       <w:r>
         <w:rPr>
           <w:rtl/>
@@ -2881,20 +2527,14 @@
         </w:rPr>
         <w:t xml:space="preserve">). • تشير كلمة النفس إلى الشخص بأكمله (وكذلك في </w:t>
       </w:r>
-      <w:hyperlink r:id="rId70">
-        <w:r>
-          <w:rPr>
-            <w:rtl/>
-            <w:cs/>
-            <w:lang w:val="ar_AE" w:bidi="ar_AE"/>
-          </w:rPr>
-          <w:rPr>
-            <w:color w:val="0000EE"/>
-            <w:u w:val="single"/>
-          </w:rPr>
-          <w:t>يعقوب 5:20</w:t>
-        </w:r>
-      </w:hyperlink>
+      <w:r>
+        <w:rPr>
+          <w:rtl/>
+          <w:cs/>
+          <w:lang w:val="ar_AE" w:bidi="ar_AE"/>
+        </w:rPr>
+        <w:t>يعقوب 5:20</w:t>
+      </w:r>
       <w:r>
         <w:rPr>
           <w:rtl/>
@@ -2903,20 +2543,14 @@
         </w:rPr>
         <w:t xml:space="preserve">; انظر </w:t>
       </w:r>
-      <w:hyperlink r:id="rId71">
-        <w:r>
-          <w:rPr>
-            <w:rtl/>
-            <w:cs/>
-            <w:lang w:val="ar_AE" w:bidi="ar_AE"/>
-          </w:rPr>
-          <w:rPr>
-            <w:color w:val="0000EE"/>
-            <w:u w:val="single"/>
-          </w:rPr>
-          <w:t>تكوين 2:7</w:t>
-        </w:r>
-      </w:hyperlink>
+      <w:r>
+        <w:rPr>
+          <w:rtl/>
+          <w:cs/>
+          <w:lang w:val="ar_AE" w:bidi="ar_AE"/>
+        </w:rPr>
+        <w:t>تكوين 2:7</w:t>
+      </w:r>
       <w:r>
         <w:rPr>
           <w:rtl/>
@@ -2925,20 +2559,14 @@
         </w:rPr>
         <w:t xml:space="preserve">; </w:t>
       </w:r>
-      <w:hyperlink r:id="rId72">
-        <w:r>
-          <w:rPr>
-            <w:rtl/>
-            <w:cs/>
-            <w:lang w:val="ar_AE" w:bidi="ar_AE"/>
-          </w:rPr>
-          <w:rPr>
-            <w:color w:val="0000EE"/>
-            <w:u w:val="single"/>
-          </w:rPr>
-          <w:t>1 بطرس 3:20</w:t>
-        </w:r>
-      </w:hyperlink>
+      <w:r>
+        <w:rPr>
+          <w:rtl/>
+          <w:cs/>
+          <w:lang w:val="ar_AE" w:bidi="ar_AE"/>
+        </w:rPr>
+        <w:t>1 بطرس 3:20</w:t>
+      </w:r>
       <w:r>
         <w:rPr>
           <w:rtl/>
@@ -3014,20 +2642,14 @@
         </w:rPr>
         <w:t>كانت قراءة الكتب المُقَدَّسة جزءًا مهمًا من العبادة (</w:t>
       </w:r>
-      <w:hyperlink r:id="rId73">
-        <w:r>
-          <w:rPr>
-            <w:rtl/>
-            <w:cs/>
-            <w:lang w:val="ar_AE" w:bidi="ar_AE"/>
-          </w:rPr>
-          <w:rPr>
-            <w:color w:val="0000EE"/>
-            <w:u w:val="single"/>
-          </w:rPr>
-          <w:t>لوقا 4:16–17</w:t>
-        </w:r>
-      </w:hyperlink>
+      <w:r>
+        <w:rPr>
+          <w:rtl/>
+          <w:cs/>
+          <w:lang w:val="ar_AE" w:bidi="ar_AE"/>
+        </w:rPr>
+        <w:t>لوقا 4:16–17</w:t>
+      </w:r>
       <w:r>
         <w:rPr>
           <w:rtl/>
@@ -3036,20 +2658,14 @@
         </w:rPr>
         <w:t xml:space="preserve">؛ </w:t>
       </w:r>
-      <w:hyperlink r:id="rId74">
-        <w:r>
-          <w:rPr>
-            <w:rtl/>
-            <w:cs/>
-            <w:lang w:val="ar_AE" w:bidi="ar_AE"/>
-          </w:rPr>
-          <w:rPr>
-            <w:color w:val="0000EE"/>
-            <w:u w:val="single"/>
-          </w:rPr>
-          <w:t>أعمال 13:13–16</w:t>
-        </w:r>
-      </w:hyperlink>
+      <w:r>
+        <w:rPr>
+          <w:rtl/>
+          <w:cs/>
+          <w:lang w:val="ar_AE" w:bidi="ar_AE"/>
+        </w:rPr>
+        <w:t>أعمال 13:13–16</w:t>
+      </w:r>
       <w:r>
         <w:rPr>
           <w:rtl/>
@@ -3058,20 +2674,14 @@
         </w:rPr>
         <w:t xml:space="preserve">؛ </w:t>
       </w:r>
-      <w:hyperlink r:id="rId75">
-        <w:r>
-          <w:rPr>
-            <w:rtl/>
-            <w:cs/>
-            <w:lang w:val="ar_AE" w:bidi="ar_AE"/>
-          </w:rPr>
-          <w:rPr>
-            <w:color w:val="0000EE"/>
-            <w:u w:val="single"/>
-          </w:rPr>
-          <w:t>كولوسي 4:16</w:t>
-        </w:r>
-      </w:hyperlink>
+      <w:r>
+        <w:rPr>
+          <w:rtl/>
+          <w:cs/>
+          <w:lang w:val="ar_AE" w:bidi="ar_AE"/>
+        </w:rPr>
+        <w:t>كولوسي 4:16</w:t>
+      </w:r>
       <w:r>
         <w:rPr>
           <w:rtl/>
@@ -3080,20 +2690,14 @@
         </w:rPr>
         <w:t xml:space="preserve">؛ </w:t>
       </w:r>
-      <w:hyperlink r:id="rId76">
-        <w:r>
-          <w:rPr>
-            <w:rtl/>
-            <w:cs/>
-            <w:lang w:val="ar_AE" w:bidi="ar_AE"/>
-          </w:rPr>
-          <w:rPr>
-            <w:color w:val="0000EE"/>
-            <w:u w:val="single"/>
-          </w:rPr>
-          <w:t>1 تيموثاوس 4:13</w:t>
-        </w:r>
-      </w:hyperlink>
+      <w:r>
+        <w:rPr>
+          <w:rtl/>
+          <w:cs/>
+          <w:lang w:val="ar_AE" w:bidi="ar_AE"/>
+        </w:rPr>
+        <w:t>1 تيموثاوس 4:13</w:t>
+      </w:r>
       <w:r>
         <w:rPr>
           <w:rtl/>
@@ -3169,20 +2773,14 @@
         </w:rPr>
         <w:t>في عدة مواضع، يبدو أن يعقوب يتفكر ويتأمل في تعاليم يسوع. وهذه الآيات تعكس تعاليم يسوع (</w:t>
       </w:r>
-      <w:hyperlink r:id="rId77">
-        <w:r>
-          <w:rPr>
-            <w:rtl/>
-            <w:cs/>
-            <w:lang w:val="ar_AE" w:bidi="ar_AE"/>
-          </w:rPr>
-          <w:rPr>
-            <w:color w:val="0000EE"/>
-            <w:u w:val="single"/>
-          </w:rPr>
-          <w:t>متى 7:24</w:t>
-        </w:r>
-      </w:hyperlink>
+      <w:r>
+        <w:rPr>
+          <w:rtl/>
+          <w:cs/>
+          <w:lang w:val="ar_AE" w:bidi="ar_AE"/>
+        </w:rPr>
+        <w:t>متى 7:24</w:t>
+      </w:r>
       <w:r>
         <w:rPr>
           <w:rtl/>
@@ -3191,20 +2789,14 @@
         </w:rPr>
         <w:t xml:space="preserve">، </w:t>
       </w:r>
-      <w:hyperlink r:id="rId78">
-        <w:r>
-          <w:rPr>
-            <w:rtl/>
-            <w:cs/>
-            <w:lang w:val="ar_AE" w:bidi="ar_AE"/>
-          </w:rPr>
-          <w:rPr>
-            <w:color w:val="0000EE"/>
-            <w:u w:val="single"/>
-          </w:rPr>
-          <w:t>26</w:t>
-        </w:r>
-      </w:hyperlink>
+      <w:r>
+        <w:rPr>
+          <w:rtl/>
+          <w:cs/>
+          <w:lang w:val="ar_AE" w:bidi="ar_AE"/>
+        </w:rPr>
+        <w:t>26</w:t>
+      </w:r>
       <w:r>
         <w:rPr>
           <w:rtl/>
@@ -3213,20 +2805,14 @@
         </w:rPr>
         <w:t xml:space="preserve">؛ </w:t>
       </w:r>
-      <w:hyperlink r:id="rId79">
-        <w:r>
-          <w:rPr>
-            <w:rtl/>
-            <w:cs/>
-            <w:lang w:val="ar_AE" w:bidi="ar_AE"/>
-          </w:rPr>
-          <w:rPr>
-            <w:color w:val="0000EE"/>
-            <w:u w:val="single"/>
-          </w:rPr>
-          <w:t>لوقا 6:46</w:t>
-        </w:r>
-      </w:hyperlink>
+      <w:r>
+        <w:rPr>
+          <w:rtl/>
+          <w:cs/>
+          <w:lang w:val="ar_AE" w:bidi="ar_AE"/>
+        </w:rPr>
+        <w:t>لوقا 6:46</w:t>
+      </w:r>
       <w:r>
         <w:rPr>
           <w:rtl/>
@@ -3235,20 +2821,14 @@
         </w:rPr>
         <w:t xml:space="preserve">، </w:t>
       </w:r>
-      <w:hyperlink r:id="rId80">
-        <w:r>
-          <w:rPr>
-            <w:rtl/>
-            <w:cs/>
-            <w:lang w:val="ar_AE" w:bidi="ar_AE"/>
-          </w:rPr>
-          <w:rPr>
-            <w:color w:val="0000EE"/>
-            <w:u w:val="single"/>
-          </w:rPr>
-          <w:t>49</w:t>
-        </w:r>
-      </w:hyperlink>
+      <w:r>
+        <w:rPr>
+          <w:rtl/>
+          <w:cs/>
+          <w:lang w:val="ar_AE" w:bidi="ar_AE"/>
+        </w:rPr>
+        <w:t>49</w:t>
+      </w:r>
       <w:r>
         <w:rPr>
           <w:rtl/>
@@ -3324,20 +2904,14 @@
         </w:rPr>
         <w:t xml:space="preserve">وَلِلْوَقْتِ نَسِيَ مَا هُوَ: المشكلة ليست في سوء جودة المرآة القديمة، بل في عدم انتباه الناظر (انظر </w:t>
       </w:r>
-      <w:hyperlink r:id="rId81">
-        <w:r>
-          <w:rPr>
-            <w:rtl/>
-            <w:cs/>
-            <w:lang w:val="ar_AE" w:bidi="ar_AE"/>
-          </w:rPr>
-          <w:rPr>
-            <w:color w:val="0000EE"/>
-            <w:u w:val="single"/>
-          </w:rPr>
-          <w:t>متى 7:24–27</w:t>
-        </w:r>
-      </w:hyperlink>
+      <w:r>
+        <w:rPr>
+          <w:rtl/>
+          <w:cs/>
+          <w:lang w:val="ar_AE" w:bidi="ar_AE"/>
+        </w:rPr>
+        <w:t>متى 7:24–27</w:t>
+      </w:r>
       <w:r>
         <w:rPr>
           <w:rtl/>
@@ -3413,20 +2987,14 @@
         </w:rPr>
         <w:t>تمنحنا كلمة الله الولادة الجديدة والخلاص (</w:t>
       </w:r>
-      <w:hyperlink r:id="rId82">
-        <w:r>
-          <w:rPr>
-            <w:rtl/>
-            <w:cs/>
-            <w:lang w:val="ar_AE" w:bidi="ar_AE"/>
-          </w:rPr>
-          <w:rPr>
-            <w:color w:val="0000EE"/>
-            <w:u w:val="single"/>
-          </w:rPr>
-          <w:t>1:18</w:t>
-        </w:r>
-      </w:hyperlink>
+      <w:r>
+        <w:rPr>
+          <w:rtl/>
+          <w:cs/>
+          <w:lang w:val="ar_AE" w:bidi="ar_AE"/>
+        </w:rPr>
+        <w:t>1:18</w:t>
+      </w:r>
       <w:r>
         <w:rPr>
           <w:rtl/>
@@ -3435,20 +3003,14 @@
         </w:rPr>
         <w:t xml:space="preserve">, </w:t>
       </w:r>
-      <w:hyperlink r:id="rId83">
-        <w:r>
-          <w:rPr>
-            <w:rtl/>
-            <w:cs/>
-            <w:lang w:val="ar_AE" w:bidi="ar_AE"/>
-          </w:rPr>
-          <w:rPr>
-            <w:color w:val="0000EE"/>
-            <w:u w:val="single"/>
-          </w:rPr>
-          <w:t>21</w:t>
-        </w:r>
-      </w:hyperlink>
+      <w:r>
+        <w:rPr>
+          <w:rtl/>
+          <w:cs/>
+          <w:lang w:val="ar_AE" w:bidi="ar_AE"/>
+        </w:rPr>
+        <w:t>21</w:t>
+      </w:r>
       <w:r>
         <w:rPr>
           <w:rtl/>
@@ -3457,20 +3019,14 @@
         </w:rPr>
         <w:t>)، لكنها تطالبنا بالالتزام بما تقوله (</w:t>
       </w:r>
-      <w:hyperlink r:id="rId40">
-        <w:r>
-          <w:rPr>
-            <w:rtl/>
-            <w:cs/>
-            <w:lang w:val="ar_AE" w:bidi="ar_AE"/>
-          </w:rPr>
-          <w:rPr>
-            <w:color w:val="0000EE"/>
-            <w:u w:val="single"/>
-          </w:rPr>
-          <w:t>1:22–25</w:t>
-        </w:r>
-      </w:hyperlink>
+      <w:r>
+        <w:rPr>
+          <w:rtl/>
+          <w:cs/>
+          <w:lang w:val="ar_AE" w:bidi="ar_AE"/>
+        </w:rPr>
+        <w:t>1:22–25</w:t>
+      </w:r>
       <w:r>
         <w:rPr>
           <w:rtl/>
@@ -3563,20 +3119,14 @@
         </w:rPr>
         <w:t xml:space="preserve">) لِسَانَهُ: يستخدم يعقوب الصورة التوضيحية للجام في فم الحصان ليشير إلى أن قدرة الناس على التحكم في لسانهم تُظهر حالة قلوبهم واتجاه حياتهم بالكامل (قارن </w:t>
       </w:r>
-      <w:hyperlink r:id="rId84">
-        <w:r>
-          <w:rPr>
-            <w:rtl/>
-            <w:cs/>
-            <w:lang w:val="ar_AE" w:bidi="ar_AE"/>
-          </w:rPr>
-          <w:rPr>
-            <w:color w:val="0000EE"/>
-            <w:u w:val="single"/>
-          </w:rPr>
-          <w:t>3:1–13</w:t>
-        </w:r>
-      </w:hyperlink>
+      <w:r>
+        <w:rPr>
+          <w:rtl/>
+          <w:cs/>
+          <w:lang w:val="ar_AE" w:bidi="ar_AE"/>
+        </w:rPr>
+        <w:t>3:1–13</w:t>
+      </w:r>
       <w:r>
         <w:rPr>
           <w:rtl/>
@@ -3585,20 +3135,14 @@
         </w:rPr>
         <w:t>). • كان الأيتام والأرامل هم الأعضاء الأكثر عجزًا في المجتمع القديم. كانوا يعتمدون على رعاية الآخرين، حيث كان السيد والآب هو وسيلة الدعم الاقتصادي والاتصال الاجتماعي (</w:t>
       </w:r>
-      <w:hyperlink r:id="rId85">
-        <w:r>
-          <w:rPr>
-            <w:rtl/>
-            <w:cs/>
-            <w:lang w:val="ar_AE" w:bidi="ar_AE"/>
-          </w:rPr>
-          <w:rPr>
-            <w:color w:val="0000EE"/>
-            <w:u w:val="single"/>
-          </w:rPr>
-          <w:t>خروج 22:22–24</w:t>
-        </w:r>
-      </w:hyperlink>
+      <w:r>
+        <w:rPr>
+          <w:rtl/>
+          <w:cs/>
+          <w:lang w:val="ar_AE" w:bidi="ar_AE"/>
+        </w:rPr>
+        <w:t>خروج 22:22–24</w:t>
+      </w:r>
       <w:r>
         <w:rPr>
           <w:rtl/>
@@ -3607,20 +3151,14 @@
         </w:rPr>
         <w:t xml:space="preserve">; </w:t>
       </w:r>
-      <w:hyperlink r:id="rId86">
-        <w:r>
-          <w:rPr>
-            <w:rtl/>
-            <w:cs/>
-            <w:lang w:val="ar_AE" w:bidi="ar_AE"/>
-          </w:rPr>
-          <w:rPr>
-            <w:color w:val="0000EE"/>
-            <w:u w:val="single"/>
-          </w:rPr>
-          <w:t>تثنية 10:18</w:t>
-        </w:r>
-      </w:hyperlink>
+      <w:r>
+        <w:rPr>
+          <w:rtl/>
+          <w:cs/>
+          <w:lang w:val="ar_AE" w:bidi="ar_AE"/>
+        </w:rPr>
+        <w:t>تثنية 10:18</w:t>
+      </w:r>
       <w:r>
         <w:rPr>
           <w:rtl/>
@@ -3629,20 +3167,14 @@
         </w:rPr>
         <w:t xml:space="preserve">). والمؤمنون مدعوون للعناية بالعاجزين (قارن </w:t>
       </w:r>
-      <w:hyperlink r:id="rId87">
-        <w:r>
-          <w:rPr>
-            <w:rtl/>
-            <w:cs/>
-            <w:lang w:val="ar_AE" w:bidi="ar_AE"/>
-          </w:rPr>
-          <w:rPr>
-            <w:color w:val="0000EE"/>
-            <w:u w:val="single"/>
-          </w:rPr>
-          <w:t>1 تيموثاوس 5:3–16</w:t>
-        </w:r>
-      </w:hyperlink>
+      <w:r>
+        <w:rPr>
+          <w:rtl/>
+          <w:cs/>
+          <w:lang w:val="ar_AE" w:bidi="ar_AE"/>
+        </w:rPr>
+        <w:t>1 تيموثاوس 5:3–16</w:t>
+      </w:r>
       <w:r>
         <w:rPr>
           <w:rtl/>
@@ -3651,20 +3183,14 @@
         </w:rPr>
         <w:t xml:space="preserve">). • في يعقوب، يقف العالم في مواجهة مع الله (قارن </w:t>
       </w:r>
-      <w:hyperlink r:id="rId88">
-        <w:r>
-          <w:rPr>
-            <w:rtl/>
-            <w:cs/>
-            <w:lang w:val="ar_AE" w:bidi="ar_AE"/>
-          </w:rPr>
-          <w:rPr>
-            <w:color w:val="0000EE"/>
-            <w:u w:val="single"/>
-          </w:rPr>
-          <w:t>يعقوب 3:15</w:t>
-        </w:r>
-      </w:hyperlink>
+      <w:r>
+        <w:rPr>
+          <w:rtl/>
+          <w:cs/>
+          <w:lang w:val="ar_AE" w:bidi="ar_AE"/>
+        </w:rPr>
+        <w:t>يعقوب 3:15</w:t>
+      </w:r>
       <w:r>
         <w:rPr>
           <w:rtl/>
@@ -3673,20 +3199,14 @@
         </w:rPr>
         <w:t xml:space="preserve">; </w:t>
       </w:r>
-      <w:hyperlink r:id="rId89">
-        <w:r>
-          <w:rPr>
-            <w:rtl/>
-            <w:cs/>
-            <w:lang w:val="ar_AE" w:bidi="ar_AE"/>
-          </w:rPr>
-          <w:rPr>
-            <w:color w:val="0000EE"/>
-            <w:u w:val="single"/>
-          </w:rPr>
-          <w:t>4:4</w:t>
-        </w:r>
-      </w:hyperlink>
+      <w:r>
+        <w:rPr>
+          <w:rtl/>
+          <w:cs/>
+          <w:lang w:val="ar_AE" w:bidi="ar_AE"/>
+        </w:rPr>
+        <w:t>4:4</w:t>
+      </w:r>
       <w:r>
         <w:rPr>
           <w:rtl/>
@@ -3695,20 +3215,14 @@
         </w:rPr>
         <w:t xml:space="preserve">; </w:t>
       </w:r>
-      <w:hyperlink r:id="rId90">
-        <w:r>
-          <w:rPr>
-            <w:rtl/>
-            <w:cs/>
-            <w:lang w:val="ar_AE" w:bidi="ar_AE"/>
-          </w:rPr>
-          <w:rPr>
-            <w:color w:val="0000EE"/>
-            <w:u w:val="single"/>
-          </w:rPr>
-          <w:t>رومية 12:2</w:t>
-        </w:r>
-      </w:hyperlink>
+      <w:r>
+        <w:rPr>
+          <w:rtl/>
+          <w:cs/>
+          <w:lang w:val="ar_AE" w:bidi="ar_AE"/>
+        </w:rPr>
+        <w:t>رومية 12:2</w:t>
+      </w:r>
       <w:r>
         <w:rPr>
           <w:rtl/>
@@ -3717,20 +3231,14 @@
         </w:rPr>
         <w:t xml:space="preserve">; </w:t>
       </w:r>
-      <w:hyperlink r:id="rId91">
-        <w:r>
-          <w:rPr>
-            <w:rtl/>
-            <w:cs/>
-            <w:lang w:val="ar_AE" w:bidi="ar_AE"/>
-          </w:rPr>
-          <w:rPr>
-            <w:color w:val="0000EE"/>
-            <w:u w:val="single"/>
-          </w:rPr>
-          <w:t>1 يوحنا 2:15–17</w:t>
-        </w:r>
-      </w:hyperlink>
+      <w:r>
+        <w:rPr>
+          <w:rtl/>
+          <w:cs/>
+          <w:lang w:val="ar_AE" w:bidi="ar_AE"/>
+        </w:rPr>
+        <w:t>1 يوحنا 2:15–17</w:t>
+      </w:r>
       <w:r>
         <w:rPr>
           <w:rtl/>
@@ -3840,20 +3348,14 @@
         </w:rPr>
         <w:t>—من أي جنس. ويبدأ يعقوب غالبًا قسمًا جديدًا بهذه التحية العاطفية (</w:t>
       </w:r>
-      <w:hyperlink r:id="rId92">
-        <w:r>
-          <w:rPr>
-            <w:rtl/>
-            <w:cs/>
-            <w:lang w:val="ar_AE" w:bidi="ar_AE"/>
-          </w:rPr>
-          <w:rPr>
-            <w:color w:val="0000EE"/>
-            <w:u w:val="single"/>
-          </w:rPr>
-          <w:t>1:2</w:t>
-        </w:r>
-      </w:hyperlink>
+      <w:r>
+        <w:rPr>
+          <w:rtl/>
+          <w:cs/>
+          <w:lang w:val="ar_AE" w:bidi="ar_AE"/>
+        </w:rPr>
+        <w:t>1:2</w:t>
+      </w:r>
       <w:r>
         <w:rPr>
           <w:rtl/>
@@ -3862,20 +3364,14 @@
         </w:rPr>
         <w:t xml:space="preserve">, </w:t>
       </w:r>
-      <w:hyperlink r:id="rId93">
-        <w:r>
-          <w:rPr>
-            <w:rtl/>
-            <w:cs/>
-            <w:lang w:val="ar_AE" w:bidi="ar_AE"/>
-          </w:rPr>
-          <w:rPr>
-            <w:color w:val="0000EE"/>
-            <w:u w:val="single"/>
-          </w:rPr>
-          <w:t>16</w:t>
-        </w:r>
-      </w:hyperlink>
+      <w:r>
+        <w:rPr>
+          <w:rtl/>
+          <w:cs/>
+          <w:lang w:val="ar_AE" w:bidi="ar_AE"/>
+        </w:rPr>
+        <w:t>16</w:t>
+      </w:r>
       <w:r>
         <w:rPr>
           <w:rtl/>
@@ -3884,20 +3380,14 @@
         </w:rPr>
         <w:t xml:space="preserve">; </w:t>
       </w:r>
-      <w:hyperlink r:id="rId94">
-        <w:r>
-          <w:rPr>
-            <w:rtl/>
-            <w:cs/>
-            <w:lang w:val="ar_AE" w:bidi="ar_AE"/>
-          </w:rPr>
-          <w:rPr>
-            <w:color w:val="0000EE"/>
-            <w:u w:val="single"/>
-          </w:rPr>
-          <w:t>2:14</w:t>
-        </w:r>
-      </w:hyperlink>
+      <w:r>
+        <w:rPr>
+          <w:rtl/>
+          <w:cs/>
+          <w:lang w:val="ar_AE" w:bidi="ar_AE"/>
+        </w:rPr>
+        <w:t>2:14</w:t>
+      </w:r>
       <w:r>
         <w:rPr>
           <w:rtl/>
@@ -3906,20 +3396,14 @@
         </w:rPr>
         <w:t xml:space="preserve">; </w:t>
       </w:r>
-      <w:hyperlink r:id="rId95">
-        <w:r>
-          <w:rPr>
-            <w:rtl/>
-            <w:cs/>
-            <w:lang w:val="ar_AE" w:bidi="ar_AE"/>
-          </w:rPr>
-          <w:rPr>
-            <w:color w:val="0000EE"/>
-            <w:u w:val="single"/>
-          </w:rPr>
-          <w:t>3:1</w:t>
-        </w:r>
-      </w:hyperlink>
+      <w:r>
+        <w:rPr>
+          <w:rtl/>
+          <w:cs/>
+          <w:lang w:val="ar_AE" w:bidi="ar_AE"/>
+        </w:rPr>
+        <w:t>3:1</w:t>
+      </w:r>
       <w:r>
         <w:rPr>
           <w:rtl/>
@@ -3928,20 +3412,14 @@
         </w:rPr>
         <w:t xml:space="preserve">; </w:t>
       </w:r>
-      <w:hyperlink r:id="rId96">
-        <w:r>
-          <w:rPr>
-            <w:rtl/>
-            <w:cs/>
-            <w:lang w:val="ar_AE" w:bidi="ar_AE"/>
-          </w:rPr>
-          <w:rPr>
-            <w:color w:val="0000EE"/>
-            <w:u w:val="single"/>
-          </w:rPr>
-          <w:t>5:7</w:t>
-        </w:r>
-      </w:hyperlink>
+      <w:r>
+        <w:rPr>
+          <w:rtl/>
+          <w:cs/>
+          <w:lang w:val="ar_AE" w:bidi="ar_AE"/>
+        </w:rPr>
+        <w:t>5:7</w:t>
+      </w:r>
       <w:r>
         <w:rPr>
           <w:rtl/>
@@ -3950,20 +3428,14 @@
         </w:rPr>
         <w:t xml:space="preserve">, </w:t>
       </w:r>
-      <w:hyperlink r:id="rId97">
-        <w:r>
-          <w:rPr>
-            <w:rtl/>
-            <w:cs/>
-            <w:lang w:val="ar_AE" w:bidi="ar_AE"/>
-          </w:rPr>
-          <w:rPr>
-            <w:color w:val="0000EE"/>
-            <w:u w:val="single"/>
-          </w:rPr>
-          <w:t>19</w:t>
-        </w:r>
-      </w:hyperlink>
+      <w:r>
+        <w:rPr>
+          <w:rtl/>
+          <w:cs/>
+          <w:lang w:val="ar_AE" w:bidi="ar_AE"/>
+        </w:rPr>
+        <w:t>19</w:t>
+      </w:r>
       <w:r>
         <w:rPr>
           <w:rtl/>
@@ -3972,20 +3444,14 @@
         </w:rPr>
         <w:t>)، طالبًا استجابتهم الأمينة. • يقارن يعقوب بين ربنا يسوع المسيح المجيد ومجد إنسان حسن اللباس (</w:t>
       </w:r>
-      <w:hyperlink r:id="rId98">
-        <w:r>
-          <w:rPr>
-            <w:rtl/>
-            <w:cs/>
-            <w:lang w:val="ar_AE" w:bidi="ar_AE"/>
-          </w:rPr>
-          <w:rPr>
-            <w:color w:val="0000EE"/>
-            <w:u w:val="single"/>
-          </w:rPr>
-          <w:t>2:2</w:t>
-        </w:r>
-      </w:hyperlink>
+      <w:r>
+        <w:rPr>
+          <w:rtl/>
+          <w:cs/>
+          <w:lang w:val="ar_AE" w:bidi="ar_AE"/>
+        </w:rPr>
+        <w:t>2:2</w:t>
+      </w:r>
       <w:r>
         <w:rPr>
           <w:rtl/>
@@ -4229,20 +3695,14 @@
         </w:rPr>
         <w:t xml:space="preserve"> وهو انقسام بين الولاء لله (</w:t>
       </w:r>
-      <w:hyperlink r:id="rId99">
-        <w:r>
-          <w:rPr>
-            <w:rtl/>
-            <w:cs/>
-            <w:lang w:val="ar_AE" w:bidi="ar_AE"/>
-          </w:rPr>
-          <w:rPr>
-            <w:color w:val="0000EE"/>
-            <w:u w:val="single"/>
-          </w:rPr>
-          <w:t>1:6</w:t>
-        </w:r>
-      </w:hyperlink>
+      <w:r>
+        <w:rPr>
+          <w:rtl/>
+          <w:cs/>
+          <w:lang w:val="ar_AE" w:bidi="ar_AE"/>
+        </w:rPr>
+        <w:t>1:6</w:t>
+      </w:r>
       <w:r>
         <w:rPr>
           <w:rtl/>
@@ -4251,20 +3711,14 @@
         </w:rPr>
         <w:t>) والرغبة في بركات الثروة الدنيوية (</w:t>
       </w:r>
-      <w:hyperlink r:id="rId89">
-        <w:r>
-          <w:rPr>
-            <w:rtl/>
-            <w:cs/>
-            <w:lang w:val="ar_AE" w:bidi="ar_AE"/>
-          </w:rPr>
-          <w:rPr>
-            <w:color w:val="0000EE"/>
-            <w:u w:val="single"/>
-          </w:rPr>
-          <w:t>4:4</w:t>
-        </w:r>
-      </w:hyperlink>
+      <w:r>
+        <w:rPr>
+          <w:rtl/>
+          <w:cs/>
+          <w:lang w:val="ar_AE" w:bidi="ar_AE"/>
+        </w:rPr>
+        <w:t>4:4</w:t>
+      </w:r>
       <w:r>
         <w:rPr>
           <w:rtl/>
@@ -4340,20 +3794,14 @@
         </w:rPr>
         <w:t xml:space="preserve">اسْمَعُوا: باستخدام هذا التركيب البلاغي للتأكيد (انظر </w:t>
       </w:r>
-      <w:hyperlink r:id="rId100">
-        <w:r>
-          <w:rPr>
-            <w:rtl/>
-            <w:cs/>
-            <w:lang w:val="ar_AE" w:bidi="ar_AE"/>
-          </w:rPr>
-          <w:rPr>
-            <w:color w:val="0000EE"/>
-            <w:u w:val="single"/>
-          </w:rPr>
-          <w:t>تثنية 6:3</w:t>
-        </w:r>
-      </w:hyperlink>
+      <w:r>
+        <w:rPr>
+          <w:rtl/>
+          <w:cs/>
+          <w:lang w:val="ar_AE" w:bidi="ar_AE"/>
+        </w:rPr>
+        <w:t>تثنية 6:3</w:t>
+      </w:r>
       <w:r>
         <w:rPr>
           <w:rtl/>
@@ -4362,20 +3810,14 @@
         </w:rPr>
         <w:t xml:space="preserve">; </w:t>
       </w:r>
-      <w:hyperlink r:id="rId101">
-        <w:r>
-          <w:rPr>
-            <w:rtl/>
-            <w:cs/>
-            <w:lang w:val="ar_AE" w:bidi="ar_AE"/>
-          </w:rPr>
-          <w:rPr>
-            <w:color w:val="0000EE"/>
-            <w:u w:val="single"/>
-          </w:rPr>
-          <w:t>عاموس 3:1</w:t>
-        </w:r>
-      </w:hyperlink>
+      <w:r>
+        <w:rPr>
+          <w:rtl/>
+          <w:cs/>
+          <w:lang w:val="ar_AE" w:bidi="ar_AE"/>
+        </w:rPr>
+        <w:t>عاموس 3:1</w:t>
+      </w:r>
       <w:r>
         <w:rPr>
           <w:rtl/>
@@ -4384,20 +3826,14 @@
         </w:rPr>
         <w:t xml:space="preserve">; </w:t>
       </w:r>
-      <w:hyperlink r:id="rId102">
-        <w:r>
-          <w:rPr>
-            <w:rtl/>
-            <w:cs/>
-            <w:lang w:val="ar_AE" w:bidi="ar_AE"/>
-          </w:rPr>
-          <w:rPr>
-            <w:color w:val="0000EE"/>
-            <w:u w:val="single"/>
-          </w:rPr>
-          <w:t>متى 13:18</w:t>
-        </w:r>
-      </w:hyperlink>
+      <w:r>
+        <w:rPr>
+          <w:rtl/>
+          <w:cs/>
+          <w:lang w:val="ar_AE" w:bidi="ar_AE"/>
+        </w:rPr>
+        <w:t>متى 13:18</w:t>
+      </w:r>
       <w:r>
         <w:rPr>
           <w:rtl/>
@@ -4406,20 +3842,14 @@
         </w:rPr>
         <w:t xml:space="preserve">; </w:t>
       </w:r>
-      <w:hyperlink r:id="rId103">
-        <w:r>
-          <w:rPr>
-            <w:rtl/>
-            <w:cs/>
-            <w:lang w:val="ar_AE" w:bidi="ar_AE"/>
-          </w:rPr>
-          <w:rPr>
-            <w:color w:val="0000EE"/>
-            <w:u w:val="single"/>
-          </w:rPr>
-          <w:t>أعمال 15:13</w:t>
-        </w:r>
-      </w:hyperlink>
+      <w:r>
+        <w:rPr>
+          <w:rtl/>
+          <w:cs/>
+          <w:lang w:val="ar_AE" w:bidi="ar_AE"/>
+        </w:rPr>
+        <w:t>أعمال 15:13</w:t>
+      </w:r>
       <w:r>
         <w:rPr>
           <w:rtl/>
@@ -4428,20 +3858,14 @@
         </w:rPr>
         <w:t>), يقدم يعقوب حجته ضد المحاباة للأغنياء. • أَمَا اخْتَارَ اللهُ فُقَرَاءَ ...؟ يظهر اهتمام الله الخاص بالفقراء في العهد القديم (</w:t>
       </w:r>
-      <w:hyperlink r:id="rId104">
-        <w:r>
-          <w:rPr>
-            <w:rtl/>
-            <w:cs/>
-            <w:lang w:val="ar_AE" w:bidi="ar_AE"/>
-          </w:rPr>
-          <w:rPr>
-            <w:color w:val="0000EE"/>
-            <w:u w:val="single"/>
-          </w:rPr>
-          <w:t>خروج 23:11</w:t>
-        </w:r>
-      </w:hyperlink>
+      <w:r>
+        <w:rPr>
+          <w:rtl/>
+          <w:cs/>
+          <w:lang w:val="ar_AE" w:bidi="ar_AE"/>
+        </w:rPr>
+        <w:t>خروج 23:11</w:t>
+      </w:r>
       <w:r>
         <w:rPr>
           <w:rtl/>
@@ -4450,20 +3874,14 @@
         </w:rPr>
         <w:t xml:space="preserve">; </w:t>
       </w:r>
-      <w:hyperlink r:id="rId105">
-        <w:r>
-          <w:rPr>
-            <w:rtl/>
-            <w:cs/>
-            <w:lang w:val="ar_AE" w:bidi="ar_AE"/>
-          </w:rPr>
-          <w:rPr>
-            <w:color w:val="0000EE"/>
-            <w:u w:val="single"/>
-          </w:rPr>
-          <w:t>1 صموئيل 2:8</w:t>
-        </w:r>
-      </w:hyperlink>
+      <w:r>
+        <w:rPr>
+          <w:rtl/>
+          <w:cs/>
+          <w:lang w:val="ar_AE" w:bidi="ar_AE"/>
+        </w:rPr>
+        <w:t>1 صموئيل 2:8</w:t>
+      </w:r>
       <w:r>
         <w:rPr>
           <w:rtl/>
@@ -4472,20 +3890,14 @@
         </w:rPr>
         <w:t xml:space="preserve">; </w:t>
       </w:r>
-      <w:hyperlink r:id="rId106">
-        <w:r>
-          <w:rPr>
-            <w:rtl/>
-            <w:cs/>
-            <w:lang w:val="ar_AE" w:bidi="ar_AE"/>
-          </w:rPr>
-          <w:rPr>
-            <w:color w:val="0000EE"/>
-            <w:u w:val="single"/>
-          </w:rPr>
-          <w:t>مزمور 12:5</w:t>
-        </w:r>
-      </w:hyperlink>
+      <w:r>
+        <w:rPr>
+          <w:rtl/>
+          <w:cs/>
+          <w:lang w:val="ar_AE" w:bidi="ar_AE"/>
+        </w:rPr>
+        <w:t>مزمور 12:5</w:t>
+      </w:r>
       <w:r>
         <w:rPr>
           <w:rtl/>
@@ -4494,20 +3906,14 @@
         </w:rPr>
         <w:t>) وفي خدمات يسوع وبولس (</w:t>
       </w:r>
-      <w:hyperlink r:id="rId107">
-        <w:r>
-          <w:rPr>
-            <w:rtl/>
-            <w:cs/>
-            <w:lang w:val="ar_AE" w:bidi="ar_AE"/>
-          </w:rPr>
-          <w:rPr>
-            <w:color w:val="0000EE"/>
-            <w:u w:val="single"/>
-          </w:rPr>
-          <w:t>لوقا 4:18</w:t>
-        </w:r>
-      </w:hyperlink>
+      <w:r>
+        <w:rPr>
+          <w:rtl/>
+          <w:cs/>
+          <w:lang w:val="ar_AE" w:bidi="ar_AE"/>
+        </w:rPr>
+        <w:t>لوقا 4:18</w:t>
+      </w:r>
       <w:r>
         <w:rPr>
           <w:rtl/>
@@ -4516,20 +3922,14 @@
         </w:rPr>
         <w:t xml:space="preserve">; </w:t>
       </w:r>
-      <w:hyperlink r:id="rId108">
-        <w:r>
-          <w:rPr>
-            <w:rtl/>
-            <w:cs/>
-            <w:lang w:val="ar_AE" w:bidi="ar_AE"/>
-          </w:rPr>
-          <w:rPr>
-            <w:color w:val="0000EE"/>
-            <w:u w:val="single"/>
-          </w:rPr>
-          <w:t>6:20</w:t>
-        </w:r>
-      </w:hyperlink>
+      <w:r>
+        <w:rPr>
+          <w:rtl/>
+          <w:cs/>
+          <w:lang w:val="ar_AE" w:bidi="ar_AE"/>
+        </w:rPr>
+        <w:t>6:20</w:t>
+      </w:r>
       <w:r>
         <w:rPr>
           <w:rtl/>
@@ -4538,20 +3938,14 @@
         </w:rPr>
         <w:t xml:space="preserve">; </w:t>
       </w:r>
-      <w:hyperlink r:id="rId109">
-        <w:r>
-          <w:rPr>
-            <w:rtl/>
-            <w:cs/>
-            <w:lang w:val="ar_AE" w:bidi="ar_AE"/>
-          </w:rPr>
-          <w:rPr>
-            <w:color w:val="0000EE"/>
-            <w:u w:val="single"/>
-          </w:rPr>
-          <w:t>1 كورنثوس 1:26–28</w:t>
-        </w:r>
-      </w:hyperlink>
+      <w:r>
+        <w:rPr>
+          <w:rtl/>
+          <w:cs/>
+          <w:lang w:val="ar_AE" w:bidi="ar_AE"/>
+        </w:rPr>
+        <w:t>1 كورنثوس 1:26–28</w:t>
+      </w:r>
       <w:r>
         <w:rPr>
           <w:rtl/>
@@ -4560,20 +3954,14 @@
         </w:rPr>
         <w:t>). كما تم التأكيد على هذا الاهتمام من قِبَل كنيسة أورشليم (</w:t>
       </w:r>
-      <w:hyperlink r:id="rId110">
-        <w:r>
-          <w:rPr>
-            <w:rtl/>
-            <w:cs/>
-            <w:lang w:val="ar_AE" w:bidi="ar_AE"/>
-          </w:rPr>
-          <w:rPr>
-            <w:color w:val="0000EE"/>
-            <w:u w:val="single"/>
-          </w:rPr>
-          <w:t>غلاطية 2:9–10</w:t>
-        </w:r>
-      </w:hyperlink>
+      <w:r>
+        <w:rPr>
+          <w:rtl/>
+          <w:cs/>
+          <w:lang w:val="ar_AE" w:bidi="ar_AE"/>
+        </w:rPr>
+        <w:t>غلاطية 2:9–10</w:t>
+      </w:r>
       <w:r>
         <w:rPr>
           <w:rtl/>
@@ -4582,20 +3970,14 @@
         </w:rPr>
         <w:t>)، التي كان يعقوب قائدها. • وَوَرَثَةَ الْمَلَكُوتِ: كان ملكوت الله مركزيًا في تعليم يسوع (</w:t>
       </w:r>
-      <w:hyperlink r:id="rId111">
-        <w:r>
-          <w:rPr>
-            <w:rtl/>
-            <w:cs/>
-            <w:lang w:val="ar_AE" w:bidi="ar_AE"/>
-          </w:rPr>
-          <w:rPr>
-            <w:color w:val="0000EE"/>
-            <w:u w:val="single"/>
-          </w:rPr>
-          <w:t>متى 12:8</w:t>
-        </w:r>
-      </w:hyperlink>
+      <w:r>
+        <w:rPr>
+          <w:rtl/>
+          <w:cs/>
+          <w:lang w:val="ar_AE" w:bidi="ar_AE"/>
+        </w:rPr>
+        <w:t>متى 12:8</w:t>
+      </w:r>
       <w:r>
         <w:rPr>
           <w:rtl/>
@@ -4604,20 +3986,14 @@
         </w:rPr>
         <w:t xml:space="preserve">; </w:t>
       </w:r>
-      <w:hyperlink r:id="rId112">
-        <w:r>
-          <w:rPr>
-            <w:rtl/>
-            <w:cs/>
-            <w:lang w:val="ar_AE" w:bidi="ar_AE"/>
-          </w:rPr>
-          <w:rPr>
-            <w:color w:val="0000EE"/>
-            <w:u w:val="single"/>
-          </w:rPr>
-          <w:t>مرقس 1:15</w:t>
-        </w:r>
-      </w:hyperlink>
+      <w:r>
+        <w:rPr>
+          <w:rtl/>
+          <w:cs/>
+          <w:lang w:val="ar_AE" w:bidi="ar_AE"/>
+        </w:rPr>
+        <w:t>مرقس 1:15</w:t>
+      </w:r>
       <w:r>
         <w:rPr>
           <w:rtl/>
@@ -4626,20 +4002,14 @@
         </w:rPr>
         <w:t xml:space="preserve">; </w:t>
       </w:r>
-      <w:hyperlink r:id="rId113">
-        <w:r>
-          <w:rPr>
-            <w:rtl/>
-            <w:cs/>
-            <w:lang w:val="ar_AE" w:bidi="ar_AE"/>
-          </w:rPr>
-          <w:rPr>
-            <w:color w:val="0000EE"/>
-            <w:u w:val="single"/>
-          </w:rPr>
-          <w:t>لوقا 17:21</w:t>
-        </w:r>
-      </w:hyperlink>
+      <w:r>
+        <w:rPr>
+          <w:rtl/>
+          <w:cs/>
+          <w:lang w:val="ar_AE" w:bidi="ar_AE"/>
+        </w:rPr>
+        <w:t>لوقا 17:21</w:t>
+      </w:r>
       <w:r>
         <w:rPr>
           <w:rtl/>
@@ -4648,20 +4018,14 @@
         </w:rPr>
         <w:t>). يحكم المسيح بالفعل من مكانه عن يمين الآب، ومع ذلك لن تتحقق مملكته بالكامل إلا عندما يأتي ابن الإنسان (</w:t>
       </w:r>
-      <w:hyperlink r:id="rId114">
-        <w:r>
-          <w:rPr>
-            <w:rtl/>
-            <w:cs/>
-            <w:lang w:val="ar_AE" w:bidi="ar_AE"/>
-          </w:rPr>
-          <w:rPr>
-            <w:color w:val="0000EE"/>
-            <w:u w:val="single"/>
-          </w:rPr>
-          <w:t>متى 25:31</w:t>
-        </w:r>
-      </w:hyperlink>
+      <w:r>
+        <w:rPr>
+          <w:rtl/>
+          <w:cs/>
+          <w:lang w:val="ar_AE" w:bidi="ar_AE"/>
+        </w:rPr>
+        <w:t>متى 25:31</w:t>
+      </w:r>
       <w:r>
         <w:rPr>
           <w:rtl/>
@@ -4670,20 +4034,14 @@
         </w:rPr>
         <w:t xml:space="preserve">, </w:t>
       </w:r>
-      <w:hyperlink r:id="rId115">
-        <w:r>
-          <w:rPr>
-            <w:rtl/>
-            <w:cs/>
-            <w:lang w:val="ar_AE" w:bidi="ar_AE"/>
-          </w:rPr>
-          <w:rPr>
-            <w:color w:val="0000EE"/>
-            <w:u w:val="single"/>
-          </w:rPr>
-          <w:t>34</w:t>
-        </w:r>
-      </w:hyperlink>
+      <w:r>
+        <w:rPr>
+          <w:rtl/>
+          <w:cs/>
+          <w:lang w:val="ar_AE" w:bidi="ar_AE"/>
+        </w:rPr>
+        <w:t>34</w:t>
+      </w:r>
       <w:r>
         <w:rPr>
           <w:rtl/>
@@ -4692,20 +4050,14 @@
         </w:rPr>
         <w:t xml:space="preserve">; </w:t>
       </w:r>
-      <w:hyperlink r:id="rId116">
-        <w:r>
-          <w:rPr>
-            <w:rtl/>
-            <w:cs/>
-            <w:lang w:val="ar_AE" w:bidi="ar_AE"/>
-          </w:rPr>
-          <w:rPr>
-            <w:color w:val="0000EE"/>
-            <w:u w:val="single"/>
-          </w:rPr>
-          <w:t>1 كورنثوس 15:24–28</w:t>
-        </w:r>
-      </w:hyperlink>
+      <w:r>
+        <w:rPr>
+          <w:rtl/>
+          <w:cs/>
+          <w:lang w:val="ar_AE" w:bidi="ar_AE"/>
+        </w:rPr>
+        <w:t>1 كورنثوس 15:24–28</w:t>
+      </w:r>
       <w:r>
         <w:rPr>
           <w:rtl/>
@@ -4798,20 +4150,14 @@
         </w:rPr>
         <w:t>): الاسم هو يسوع المسيح (</w:t>
       </w:r>
-      <w:hyperlink r:id="rId117">
-        <w:r>
-          <w:rPr>
-            <w:rtl/>
-            <w:cs/>
-            <w:lang w:val="ar_AE" w:bidi="ar_AE"/>
-          </w:rPr>
-          <w:rPr>
-            <w:color w:val="0000EE"/>
-            <w:u w:val="single"/>
-          </w:rPr>
-          <w:t>2:1</w:t>
-        </w:r>
-      </w:hyperlink>
+      <w:r>
+        <w:rPr>
+          <w:rtl/>
+          <w:cs/>
+          <w:lang w:val="ar_AE" w:bidi="ar_AE"/>
+        </w:rPr>
+        <w:t>2:1</w:t>
+      </w:r>
       <w:r>
         <w:rPr>
           <w:rtl/>
@@ -4921,20 +4267,14 @@
         </w:rPr>
         <w:t xml:space="preserve"> تمامًا كما أتم يسوع الناموس بمجيئه (</w:t>
       </w:r>
-      <w:hyperlink r:id="rId118">
-        <w:r>
-          <w:rPr>
-            <w:rtl/>
-            <w:cs/>
-            <w:lang w:val="ar_AE" w:bidi="ar_AE"/>
-          </w:rPr>
-          <w:rPr>
-            <w:color w:val="0000EE"/>
-            <w:u w:val="single"/>
-          </w:rPr>
-          <w:t>متى 5:17</w:t>
-        </w:r>
-      </w:hyperlink>
+      <w:r>
+        <w:rPr>
+          <w:rtl/>
+          <w:cs/>
+          <w:lang w:val="ar_AE" w:bidi="ar_AE"/>
+        </w:rPr>
+        <w:t>متى 5:17</w:t>
+      </w:r>
       <w:r>
         <w:rPr>
           <w:rtl/>
@@ -4943,20 +4283,14 @@
         </w:rPr>
         <w:t>) وتعاليمه (</w:t>
       </w:r>
-      <w:hyperlink r:id="rId119">
-        <w:r>
-          <w:rPr>
-            <w:rtl/>
-            <w:cs/>
-            <w:lang w:val="ar_AE" w:bidi="ar_AE"/>
-          </w:rPr>
-          <w:rPr>
-            <w:color w:val="0000EE"/>
-            <w:u w:val="single"/>
-          </w:rPr>
-          <w:t>متى 22:34–40</w:t>
-        </w:r>
-      </w:hyperlink>
+      <w:r>
+        <w:rPr>
+          <w:rtl/>
+          <w:cs/>
+          <w:lang w:val="ar_AE" w:bidi="ar_AE"/>
+        </w:rPr>
+        <w:t>متى 22:34–40</w:t>
+      </w:r>
       <w:r>
         <w:rPr>
           <w:rtl/>
@@ -4982,20 +4316,14 @@
         </w:rPr>
         <w:t xml:space="preserve"> لأنه ينتمي إلى المملكة (</w:t>
       </w:r>
-      <w:hyperlink r:id="rId32">
-        <w:r>
-          <w:rPr>
-            <w:rtl/>
-            <w:cs/>
-            <w:lang w:val="ar_AE" w:bidi="ar_AE"/>
-          </w:rPr>
-          <w:rPr>
-            <w:color w:val="0000EE"/>
-            <w:u w:val="single"/>
-          </w:rPr>
-          <w:t>يعقوب 2:5</w:t>
-        </w:r>
-      </w:hyperlink>
+      <w:r>
+        <w:rPr>
+          <w:rtl/>
+          <w:cs/>
+          <w:lang w:val="ar_AE" w:bidi="ar_AE"/>
+        </w:rPr>
+        <w:t>يعقوب 2:5</w:t>
+      </w:r>
       <w:r>
         <w:rPr>
           <w:rtl/>
@@ -5004,20 +4332,14 @@
         </w:rPr>
         <w:t>) وقد تم التعبير عنه من قِبَل ربنا المجيد (الملك). • حَسَبَ الْكِتَابِ: ينتقل يعقوب من الإشارة العامة إلى الناموس إلى وصية مكتوبة محددة من شريعة القداسة (</w:t>
       </w:r>
-      <w:hyperlink r:id="rId120">
-        <w:r>
-          <w:rPr>
-            <w:rtl/>
-            <w:cs/>
-            <w:lang w:val="ar_AE" w:bidi="ar_AE"/>
-          </w:rPr>
-          <w:rPr>
-            <w:color w:val="0000EE"/>
-            <w:u w:val="single"/>
-          </w:rPr>
-          <w:t>لاويين 19</w:t>
-        </w:r>
-      </w:hyperlink>
+      <w:r>
+        <w:rPr>
+          <w:rtl/>
+          <w:cs/>
+          <w:lang w:val="ar_AE" w:bidi="ar_AE"/>
+        </w:rPr>
+        <w:t>لاويين 19</w:t>
+      </w:r>
       <w:r>
         <w:rPr>
           <w:rtl/>
@@ -5026,20 +4348,14 @@
         </w:rPr>
         <w:t xml:space="preserve">). وهو يوضح كيف يجب أن يُعبَّر عن حبنا لله في العلاقات بالآخرين (انظر </w:t>
       </w:r>
-      <w:hyperlink r:id="rId121">
-        <w:r>
-          <w:rPr>
-            <w:rtl/>
-            <w:cs/>
-            <w:lang w:val="ar_AE" w:bidi="ar_AE"/>
-          </w:rPr>
-          <w:rPr>
-            <w:color w:val="0000EE"/>
-            <w:u w:val="single"/>
-          </w:rPr>
-          <w:t>لاويين 19:18</w:t>
-        </w:r>
-      </w:hyperlink>
+      <w:r>
+        <w:rPr>
+          <w:rtl/>
+          <w:cs/>
+          <w:lang w:val="ar_AE" w:bidi="ar_AE"/>
+        </w:rPr>
+        <w:t>لاويين 19:18</w:t>
+      </w:r>
       <w:r>
         <w:rPr>
           <w:rtl/>
@@ -5048,20 +4364,14 @@
         </w:rPr>
         <w:t xml:space="preserve">; </w:t>
       </w:r>
-      <w:hyperlink r:id="rId122">
-        <w:r>
-          <w:rPr>
-            <w:rtl/>
-            <w:cs/>
-            <w:lang w:val="ar_AE" w:bidi="ar_AE"/>
-          </w:rPr>
-          <w:rPr>
-            <w:color w:val="0000EE"/>
-            <w:u w:val="single"/>
-          </w:rPr>
-          <w:t>تثنية 6:5</w:t>
-        </w:r>
-      </w:hyperlink>
+      <w:r>
+        <w:rPr>
+          <w:rtl/>
+          <w:cs/>
+          <w:lang w:val="ar_AE" w:bidi="ar_AE"/>
+        </w:rPr>
+        <w:t>تثنية 6:5</w:t>
+      </w:r>
       <w:r>
         <w:rPr>
           <w:rtl/>
@@ -5070,20 +4380,14 @@
         </w:rPr>
         <w:t xml:space="preserve">). • “تُحِبُّ قَرِيبَكَ كَنَفْسِكَ”: يتطلب هذا الاقتباس من </w:t>
       </w:r>
-      <w:hyperlink r:id="rId121">
-        <w:r>
-          <w:rPr>
-            <w:rtl/>
-            <w:cs/>
-            <w:lang w:val="ar_AE" w:bidi="ar_AE"/>
-          </w:rPr>
-          <w:rPr>
-            <w:color w:val="0000EE"/>
-            <w:u w:val="single"/>
-          </w:rPr>
-          <w:t>لاويين 19:18</w:t>
-        </w:r>
-      </w:hyperlink>
+      <w:r>
+        <w:rPr>
+          <w:rtl/>
+          <w:cs/>
+          <w:lang w:val="ar_AE" w:bidi="ar_AE"/>
+        </w:rPr>
+        <w:t>لاويين 19:18</w:t>
+      </w:r>
       <w:r>
         <w:rPr>
           <w:rtl/>
@@ -5226,20 +4530,14 @@
         </w:rPr>
         <w:t>المحاباة تنتهك الأمر بمحبة القريب (</w:t>
       </w:r>
-      <w:hyperlink r:id="rId123">
-        <w:r>
-          <w:rPr>
-            <w:rtl/>
-            <w:cs/>
-            <w:lang w:val="ar_AE" w:bidi="ar_AE"/>
-          </w:rPr>
-          <w:rPr>
-            <w:color w:val="0000EE"/>
-            <w:u w:val="single"/>
-          </w:rPr>
-          <w:t>2:8</w:t>
-        </w:r>
-      </w:hyperlink>
+      <w:r>
+        <w:rPr>
+          <w:rtl/>
+          <w:cs/>
+          <w:lang w:val="ar_AE" w:bidi="ar_AE"/>
+        </w:rPr>
+        <w:t>2:8</w:t>
+      </w:r>
       <w:r>
         <w:rPr>
           <w:rtl/>
@@ -5315,20 +4613,14 @@
         </w:rPr>
         <w:t xml:space="preserve">ناموس يحررك من سلطان قوة الخطية (انظر </w:t>
       </w:r>
-      <w:hyperlink r:id="rId124">
-        <w:r>
-          <w:rPr>
-            <w:rtl/>
-            <w:cs/>
-            <w:lang w:val="ar_AE" w:bidi="ar_AE"/>
-          </w:rPr>
-          <w:rPr>
-            <w:color w:val="0000EE"/>
-            <w:u w:val="single"/>
-          </w:rPr>
-          <w:t>1:25</w:t>
-        </w:r>
-      </w:hyperlink>
+      <w:r>
+        <w:rPr>
+          <w:rtl/>
+          <w:cs/>
+          <w:lang w:val="ar_AE" w:bidi="ar_AE"/>
+        </w:rPr>
+        <w:t>1:25</w:t>
+      </w:r>
       <w:r>
         <w:rPr>
           <w:rtl/>
@@ -5353,20 +4645,14 @@
         </w:rPr>
         <w:t>)، وبذلك ينمي الصبر والنمو نحو الكمال (</w:t>
       </w:r>
-      <w:hyperlink r:id="rId125">
-        <w:r>
-          <w:rPr>
-            <w:rtl/>
-            <w:cs/>
-            <w:lang w:val="ar_AE" w:bidi="ar_AE"/>
-          </w:rPr>
-          <w:rPr>
-            <w:color w:val="0000EE"/>
-            <w:u w:val="single"/>
-          </w:rPr>
-          <w:t>1:3–4</w:t>
-        </w:r>
-      </w:hyperlink>
+      <w:r>
+        <w:rPr>
+          <w:rtl/>
+          <w:cs/>
+          <w:lang w:val="ar_AE" w:bidi="ar_AE"/>
+        </w:rPr>
+        <w:t>1:3–4</w:t>
+      </w:r>
       <w:r>
         <w:rPr>
           <w:rtl/>
@@ -5442,20 +4728,14 @@
         </w:rPr>
         <w:t>يختتم يعقوب هذا القسم (</w:t>
       </w:r>
-      <w:hyperlink r:id="rId126">
-        <w:r>
-          <w:rPr>
-            <w:rtl/>
-            <w:cs/>
-            <w:lang w:val="ar_AE" w:bidi="ar_AE"/>
-          </w:rPr>
-          <w:rPr>
-            <w:color w:val="0000EE"/>
-            <w:u w:val="single"/>
-          </w:rPr>
-          <w:t>2:1–13</w:t>
-        </w:r>
-      </w:hyperlink>
+      <w:r>
+        <w:rPr>
+          <w:rtl/>
+          <w:cs/>
+          <w:lang w:val="ar_AE" w:bidi="ar_AE"/>
+        </w:rPr>
+        <w:t>2:1–13</w:t>
+      </w:r>
       <w:r>
         <w:rPr>
           <w:rtl/>
@@ -5464,20 +4744,14 @@
         </w:rPr>
         <w:t xml:space="preserve">) بربط الرحمة الإلهية بالرحمة الإنسانية (انظر أيضًا </w:t>
       </w:r>
-      <w:hyperlink r:id="rId127">
-        <w:r>
-          <w:rPr>
-            <w:rtl/>
-            <w:cs/>
-            <w:lang w:val="ar_AE" w:bidi="ar_AE"/>
-          </w:rPr>
-          <w:rPr>
-            <w:color w:val="0000EE"/>
-            <w:u w:val="single"/>
-          </w:rPr>
-          <w:t>متى 6:14–15</w:t>
-        </w:r>
-      </w:hyperlink>
+      <w:r>
+        <w:rPr>
+          <w:rtl/>
+          <w:cs/>
+          <w:lang w:val="ar_AE" w:bidi="ar_AE"/>
+        </w:rPr>
+        <w:t>متى 6:14–15</w:t>
+      </w:r>
       <w:r>
         <w:rPr>
           <w:rtl/>
@@ -5486,20 +4760,14 @@
         </w:rPr>
         <w:t xml:space="preserve">؛ </w:t>
       </w:r>
-      <w:hyperlink r:id="rId128">
-        <w:r>
-          <w:rPr>
-            <w:rtl/>
-            <w:cs/>
-            <w:lang w:val="ar_AE" w:bidi="ar_AE"/>
-          </w:rPr>
-          <w:rPr>
-            <w:color w:val="0000EE"/>
-            <w:u w:val="single"/>
-          </w:rPr>
-          <w:t>أفسس 4:32</w:t>
-        </w:r>
-      </w:hyperlink>
+      <w:r>
+        <w:rPr>
+          <w:rtl/>
+          <w:cs/>
+          <w:lang w:val="ar_AE" w:bidi="ar_AE"/>
+        </w:rPr>
+        <w:t>أفسس 4:32</w:t>
+      </w:r>
       <w:r>
         <w:rPr>
           <w:rtl/>
@@ -5575,20 +4843,14 @@
         </w:rPr>
         <w:t xml:space="preserve">إِنْ قَالَ أَحَدٌ إِنَّ لَهُ إِيمَانًا: يكتب يعقوب للمؤمنين الذين يحتاجون إلى التحفيز لإنتاج الأعمال التي كان يجب أن تنبع من إيمان حقيقي. ويوضح بولس نفس النقطة (انظر، على سبيل المثال، </w:t>
       </w:r>
-      <w:hyperlink r:id="rId129">
-        <w:r>
-          <w:rPr>
-            <w:rtl/>
-            <w:cs/>
-            <w:lang w:val="ar_AE" w:bidi="ar_AE"/>
-          </w:rPr>
-          <w:rPr>
-            <w:color w:val="0000EE"/>
-            <w:u w:val="single"/>
-          </w:rPr>
-          <w:t>غلاطية 5:6</w:t>
-        </w:r>
-      </w:hyperlink>
+      <w:r>
+        <w:rPr>
+          <w:rtl/>
+          <w:cs/>
+          <w:lang w:val="ar_AE" w:bidi="ar_AE"/>
+        </w:rPr>
+        <w:t>غلاطية 5:6</w:t>
+      </w:r>
       <w:r>
         <w:rPr>
           <w:rtl/>
@@ -5597,20 +4859,14 @@
         </w:rPr>
         <w:t>) لكنه غالبًا ما ينتقد الناس لمحاولتهم بناء علاقتهم بالله بناءً على ما أعمالهم (</w:t>
       </w:r>
-      <w:hyperlink r:id="rId130">
-        <w:r>
-          <w:rPr>
-            <w:rtl/>
-            <w:cs/>
-            <w:lang w:val="ar_AE" w:bidi="ar_AE"/>
-          </w:rPr>
-          <w:rPr>
-            <w:color w:val="0000EE"/>
-            <w:u w:val="single"/>
-          </w:rPr>
-          <w:t>رومية 3:20</w:t>
-        </w:r>
-      </w:hyperlink>
+      <w:r>
+        <w:rPr>
+          <w:rtl/>
+          <w:cs/>
+          <w:lang w:val="ar_AE" w:bidi="ar_AE"/>
+        </w:rPr>
+        <w:t>رومية 3:20</w:t>
+      </w:r>
       <w:r>
         <w:rPr>
           <w:rtl/>
@@ -5619,20 +4875,14 @@
         </w:rPr>
         <w:t xml:space="preserve">، </w:t>
       </w:r>
-      <w:hyperlink r:id="rId131">
-        <w:r>
-          <w:rPr>
-            <w:rtl/>
-            <w:cs/>
-            <w:lang w:val="ar_AE" w:bidi="ar_AE"/>
-          </w:rPr>
-          <w:rPr>
-            <w:color w:val="0000EE"/>
-            <w:u w:val="single"/>
-          </w:rPr>
-          <w:t>28</w:t>
-        </w:r>
-      </w:hyperlink>
+      <w:r>
+        <w:rPr>
+          <w:rtl/>
+          <w:cs/>
+          <w:lang w:val="ar_AE" w:bidi="ar_AE"/>
+        </w:rPr>
+        <w:t>28</w:t>
+      </w:r>
       <w:r>
         <w:rPr>
           <w:rtl/>
@@ -5641,20 +4891,14 @@
         </w:rPr>
         <w:t xml:space="preserve">؛ </w:t>
       </w:r>
-      <w:hyperlink r:id="rId132">
-        <w:r>
-          <w:rPr>
-            <w:rtl/>
-            <w:cs/>
-            <w:lang w:val="ar_AE" w:bidi="ar_AE"/>
-          </w:rPr>
-          <w:rPr>
-            <w:color w:val="0000EE"/>
-            <w:u w:val="single"/>
-          </w:rPr>
-          <w:t>4:3–5</w:t>
-        </w:r>
-      </w:hyperlink>
+      <w:r>
+        <w:rPr>
+          <w:rtl/>
+          <w:cs/>
+          <w:lang w:val="ar_AE" w:bidi="ar_AE"/>
+        </w:rPr>
+        <w:t>4:3–5</w:t>
+      </w:r>
       <w:r>
         <w:rPr>
           <w:rtl/>
@@ -5663,20 +4907,14 @@
         </w:rPr>
         <w:t xml:space="preserve">؛ </w:t>
       </w:r>
-      <w:hyperlink r:id="rId133">
-        <w:r>
-          <w:rPr>
-            <w:rtl/>
-            <w:cs/>
-            <w:lang w:val="ar_AE" w:bidi="ar_AE"/>
-          </w:rPr>
-          <w:rPr>
-            <w:color w:val="0000EE"/>
-            <w:u w:val="single"/>
-          </w:rPr>
-          <w:t>غلاطية 2:16</w:t>
-        </w:r>
-      </w:hyperlink>
+      <w:r>
+        <w:rPr>
+          <w:rtl/>
+          <w:cs/>
+          <w:lang w:val="ar_AE" w:bidi="ar_AE"/>
+        </w:rPr>
+        <w:t>غلاطية 2:16</w:t>
+      </w:r>
       <w:r>
         <w:rPr>
           <w:rtl/>
@@ -5685,20 +4923,14 @@
         </w:rPr>
         <w:t xml:space="preserve">؛ </w:t>
       </w:r>
-      <w:hyperlink r:id="rId134">
-        <w:r>
-          <w:rPr>
-            <w:rtl/>
-            <w:cs/>
-            <w:lang w:val="ar_AE" w:bidi="ar_AE"/>
-          </w:rPr>
-          <w:rPr>
-            <w:color w:val="0000EE"/>
-            <w:u w:val="single"/>
-          </w:rPr>
-          <w:t>3:1–14</w:t>
-        </w:r>
-      </w:hyperlink>
+      <w:r>
+        <w:rPr>
+          <w:rtl/>
+          <w:cs/>
+          <w:lang w:val="ar_AE" w:bidi="ar_AE"/>
+        </w:rPr>
+        <w:t>3:1–14</w:t>
+      </w:r>
       <w:r>
         <w:rPr>
           <w:rtl/>
@@ -5774,20 +5006,14 @@
         </w:rPr>
         <w:t>يوضح يعقوب لماذا ينبغي للمؤمنين أن يهتموا بالحساب والحكم على أفعالهم (</w:t>
       </w:r>
-      <w:hyperlink r:id="rId135">
-        <w:r>
-          <w:rPr>
-            <w:rtl/>
-            <w:cs/>
-            <w:lang w:val="ar_AE" w:bidi="ar_AE"/>
-          </w:rPr>
-          <w:rPr>
-            <w:color w:val="0000EE"/>
-            <w:u w:val="single"/>
-          </w:rPr>
-          <w:t>2:12–13</w:t>
-        </w:r>
-      </w:hyperlink>
+      <w:r>
+        <w:rPr>
+          <w:rtl/>
+          <w:cs/>
+          <w:lang w:val="ar_AE" w:bidi="ar_AE"/>
+        </w:rPr>
+        <w:t>2:12–13</w:t>
+      </w:r>
       <w:r>
         <w:rPr>
           <w:rtl/>
@@ -5796,20 +5022,14 @@
         </w:rPr>
         <w:t xml:space="preserve">): الإيمان الحقيقي يجب أن يترافق مع الأعمال الصالحة (انظر </w:t>
       </w:r>
-      <w:hyperlink r:id="rId40">
-        <w:r>
-          <w:rPr>
-            <w:rtl/>
-            <w:cs/>
-            <w:lang w:val="ar_AE" w:bidi="ar_AE"/>
-          </w:rPr>
-          <w:rPr>
-            <w:color w:val="0000EE"/>
-            <w:u w:val="single"/>
-          </w:rPr>
-          <w:t>1:22–25</w:t>
-        </w:r>
-      </w:hyperlink>
+      <w:r>
+        <w:rPr>
+          <w:rtl/>
+          <w:cs/>
+          <w:lang w:val="ar_AE" w:bidi="ar_AE"/>
+        </w:rPr>
+        <w:t>1:22–25</w:t>
+      </w:r>
       <w:r>
         <w:rPr>
           <w:rtl/>
@@ -5885,20 +5105,14 @@
         </w:rPr>
         <w:t xml:space="preserve">افترض أنك ترى: كما في </w:t>
       </w:r>
-      <w:hyperlink r:id="rId136">
-        <w:r>
-          <w:rPr>
-            <w:rtl/>
-            <w:cs/>
-            <w:lang w:val="ar_AE" w:bidi="ar_AE"/>
-          </w:rPr>
-          <w:rPr>
-            <w:color w:val="0000EE"/>
-            <w:u w:val="single"/>
-          </w:rPr>
-          <w:t>2:2–4</w:t>
-        </w:r>
-      </w:hyperlink>
+      <w:r>
+        <w:rPr>
+          <w:rtl/>
+          <w:cs/>
+          <w:lang w:val="ar_AE" w:bidi="ar_AE"/>
+        </w:rPr>
+        <w:t>2:2–4</w:t>
+      </w:r>
       <w:r>
         <w:rPr>
           <w:rtl/>
@@ -5990,20 +5204,14 @@
         </w:rPr>
         <w:t xml:space="preserve">)، حيث يقدم حجة افتراضية مضادة عن شخص له موهبة الإيمان، بينما يمتلك شخص آخر موهبة الأعمال (انظر </w:t>
       </w:r>
-      <w:hyperlink r:id="rId137">
-        <w:r>
-          <w:rPr>
-            <w:rtl/>
-            <w:cs/>
-            <w:lang w:val="ar_AE" w:bidi="ar_AE"/>
-          </w:rPr>
-          <w:rPr>
-            <w:color w:val="0000EE"/>
-            <w:u w:val="single"/>
-          </w:rPr>
-          <w:t>1 كورنثوس 12:7–9</w:t>
-        </w:r>
-      </w:hyperlink>
+      <w:r>
+        <w:rPr>
+          <w:rtl/>
+          <w:cs/>
+          <w:lang w:val="ar_AE" w:bidi="ar_AE"/>
+        </w:rPr>
+        <w:t>1 كورنثوس 12:7–9</w:t>
+      </w:r>
       <w:r>
         <w:rPr>
           <w:rtl/>
@@ -6096,20 +5304,14 @@
         </w:rPr>
         <w:t xml:space="preserve">هذا هو إقرار الإيمان الأساسي لإسرائيل (انظر </w:t>
       </w:r>
-      <w:hyperlink r:id="rId138">
-        <w:r>
-          <w:rPr>
-            <w:rtl/>
-            <w:cs/>
-            <w:lang w:val="ar_AE" w:bidi="ar_AE"/>
-          </w:rPr>
-          <w:rPr>
-            <w:color w:val="0000EE"/>
-            <w:u w:val="single"/>
-          </w:rPr>
-          <w:t>تثنية 6:4</w:t>
-        </w:r>
-      </w:hyperlink>
+      <w:r>
+        <w:rPr>
+          <w:rtl/>
+          <w:cs/>
+          <w:lang w:val="ar_AE" w:bidi="ar_AE"/>
+        </w:rPr>
+        <w:t>تثنية 6:4</w:t>
+      </w:r>
       <w:r>
         <w:rPr>
           <w:rtl/>
@@ -6118,20 +5320,14 @@
         </w:rPr>
         <w:t>). • وَالشَّيَاطِينُ يُؤْمِنُونَ: إنهم يَعْلَمون أن هناك إلهًا واحدًا، وهو عدوهم (</w:t>
       </w:r>
-      <w:hyperlink r:id="rId139">
-        <w:r>
-          <w:rPr>
-            <w:rtl/>
-            <w:cs/>
-            <w:lang w:val="ar_AE" w:bidi="ar_AE"/>
-          </w:rPr>
-          <w:rPr>
-            <w:color w:val="0000EE"/>
-            <w:u w:val="single"/>
-          </w:rPr>
-          <w:t>مرقس 1:24</w:t>
-        </w:r>
-      </w:hyperlink>
+      <w:r>
+        <w:rPr>
+          <w:rtl/>
+          <w:cs/>
+          <w:lang w:val="ar_AE" w:bidi="ar_AE"/>
+        </w:rPr>
+        <w:t>مرقس 1:24</w:t>
+      </w:r>
       <w:r>
         <w:rPr>
           <w:rtl/>
@@ -6274,20 +5470,14 @@
         </w:rPr>
         <w:t xml:space="preserve">توضح هذه الآية </w:t>
       </w:r>
-      <w:hyperlink r:id="rId140">
-        <w:r>
-          <w:rPr>
-            <w:rtl/>
-            <w:cs/>
-            <w:lang w:val="ar_AE" w:bidi="ar_AE"/>
-          </w:rPr>
-          <w:rPr>
-            <w:color w:val="0000EE"/>
-            <w:u w:val="single"/>
-          </w:rPr>
-          <w:t>2:21</w:t>
-        </w:r>
-      </w:hyperlink>
+      <w:r>
+        <w:rPr>
+          <w:rtl/>
+          <w:cs/>
+          <w:lang w:val="ar_AE" w:bidi="ar_AE"/>
+        </w:rPr>
+        <w:t>2:21</w:t>
+      </w:r>
       <w:r>
         <w:rPr>
           <w:rtl/>
@@ -6296,20 +5486,14 @@
         </w:rPr>
         <w:t xml:space="preserve"> وذلك كي نتجنب سوء الفهم: لم يكن إبراهيم مبررًا بأفعاله وحدها، بل كان إيمانه وأفعاله يعملان معًا. وهذا يصف النطاق الكامل لاستجابة إبراهيم المؤمنة لله طوال حياته (انظر </w:t>
       </w:r>
-      <w:hyperlink r:id="rId141">
-        <w:r>
-          <w:rPr>
-            <w:rtl/>
-            <w:cs/>
-            <w:lang w:val="ar_AE" w:bidi="ar_AE"/>
-          </w:rPr>
-          <w:rPr>
-            <w:color w:val="0000EE"/>
-            <w:u w:val="single"/>
-          </w:rPr>
-          <w:t>تكوين 12:1–4</w:t>
-        </w:r>
-      </w:hyperlink>
+      <w:r>
+        <w:rPr>
+          <w:rtl/>
+          <w:cs/>
+          <w:lang w:val="ar_AE" w:bidi="ar_AE"/>
+        </w:rPr>
+        <w:t>تكوين 12:1–4</w:t>
+      </w:r>
       <w:r>
         <w:rPr>
           <w:rtl/>
@@ -6318,20 +5502,14 @@
         </w:rPr>
         <w:t xml:space="preserve">; </w:t>
       </w:r>
-      <w:hyperlink r:id="rId142">
-        <w:r>
-          <w:rPr>
-            <w:rtl/>
-            <w:cs/>
-            <w:lang w:val="ar_AE" w:bidi="ar_AE"/>
-          </w:rPr>
-          <w:rPr>
-            <w:color w:val="0000EE"/>
-            <w:u w:val="single"/>
-          </w:rPr>
-          <w:t>18:1–27</w:t>
-        </w:r>
-      </w:hyperlink>
+      <w:r>
+        <w:rPr>
+          <w:rtl/>
+          <w:cs/>
+          <w:lang w:val="ar_AE" w:bidi="ar_AE"/>
+        </w:rPr>
+        <w:t>18:1–27</w:t>
+      </w:r>
       <w:r>
         <w:rPr>
           <w:rtl/>
@@ -6424,20 +5602,14 @@
         </w:rPr>
         <w:t>): رأى يعقوب أن تقديم إسحاق (</w:t>
       </w:r>
-      <w:hyperlink r:id="rId143">
-        <w:r>
-          <w:rPr>
-            <w:rtl/>
-            <w:cs/>
-            <w:lang w:val="ar_AE" w:bidi="ar_AE"/>
-          </w:rPr>
-          <w:rPr>
-            <w:color w:val="0000EE"/>
-            <w:u w:val="single"/>
-          </w:rPr>
-          <w:t>تكوين 22</w:t>
-        </w:r>
-      </w:hyperlink>
+      <w:r>
+        <w:rPr>
+          <w:rtl/>
+          <w:cs/>
+          <w:lang w:val="ar_AE" w:bidi="ar_AE"/>
+        </w:rPr>
+        <w:t>تكوين 22</w:t>
+      </w:r>
       <w:r>
         <w:rPr>
           <w:rtl/>
@@ -6446,20 +5618,14 @@
         </w:rPr>
         <w:t xml:space="preserve">) هو إتمام لتعهد إبراهيم بالإيمان وإعلان الله عن تبرير إبراهيم (مقتبس من </w:t>
       </w:r>
-      <w:hyperlink r:id="rId144">
-        <w:r>
-          <w:rPr>
-            <w:rtl/>
-            <w:cs/>
-            <w:lang w:val="ar_AE" w:bidi="ar_AE"/>
-          </w:rPr>
-          <w:rPr>
-            <w:color w:val="0000EE"/>
-            <w:u w:val="single"/>
-          </w:rPr>
-          <w:t>تكوين 15:6</w:t>
-        </w:r>
-      </w:hyperlink>
+      <w:r>
+        <w:rPr>
+          <w:rtl/>
+          <w:cs/>
+          <w:lang w:val="ar_AE" w:bidi="ar_AE"/>
+        </w:rPr>
+        <w:t>تكوين 15:6</w:t>
+      </w:r>
       <w:r>
         <w:rPr>
           <w:rtl/>
@@ -6468,20 +5634,14 @@
         </w:rPr>
         <w:t>). • وَدُعِيَ خَلِيلَ اللهِ: يؤكد يعقوب على طبيعة الإيمان كعلاقة ولاء غير مقسمة (</w:t>
       </w:r>
-      <w:hyperlink r:id="rId46">
-        <w:r>
-          <w:rPr>
-            <w:rtl/>
-            <w:cs/>
-            <w:lang w:val="ar_AE" w:bidi="ar_AE"/>
-          </w:rPr>
-          <w:rPr>
-            <w:color w:val="0000EE"/>
-            <w:u w:val="single"/>
-          </w:rPr>
-          <w:t>يعقوب 1:5–8</w:t>
-        </w:r>
-      </w:hyperlink>
+      <w:r>
+        <w:rPr>
+          <w:rtl/>
+          <w:cs/>
+          <w:lang w:val="ar_AE" w:bidi="ar_AE"/>
+        </w:rPr>
+        <w:t>يعقوب 1:5–8</w:t>
+      </w:r>
       <w:r>
         <w:rPr>
           <w:rtl/>
@@ -6490,20 +5650,14 @@
         </w:rPr>
         <w:t xml:space="preserve">; </w:t>
       </w:r>
-      <w:hyperlink r:id="rId89">
-        <w:r>
-          <w:rPr>
-            <w:rtl/>
-            <w:cs/>
-            <w:lang w:val="ar_AE" w:bidi="ar_AE"/>
-          </w:rPr>
-          <w:rPr>
-            <w:color w:val="0000EE"/>
-            <w:u w:val="single"/>
-          </w:rPr>
-          <w:t>4:4</w:t>
-        </w:r>
-      </w:hyperlink>
+      <w:r>
+        <w:rPr>
+          <w:rtl/>
+          <w:cs/>
+          <w:lang w:val="ar_AE" w:bidi="ar_AE"/>
+        </w:rPr>
+        <w:t>4:4</w:t>
+      </w:r>
       <w:r>
         <w:rPr>
           <w:rtl/>
@@ -6512,20 +5666,14 @@
         </w:rPr>
         <w:t xml:space="preserve">; </w:t>
       </w:r>
-      <w:hyperlink r:id="rId145">
-        <w:r>
-          <w:rPr>
-            <w:rtl/>
-            <w:cs/>
-            <w:lang w:val="ar_AE" w:bidi="ar_AE"/>
-          </w:rPr>
-          <w:rPr>
-            <w:color w:val="0000EE"/>
-            <w:u w:val="single"/>
-          </w:rPr>
-          <w:t>يوحنّا 15:15</w:t>
-        </w:r>
-      </w:hyperlink>
+      <w:r>
+        <w:rPr>
+          <w:rtl/>
+          <w:cs/>
+          <w:lang w:val="ar_AE" w:bidi="ar_AE"/>
+        </w:rPr>
+        <w:t>يوحنّا 15:15</w:t>
+      </w:r>
       <w:r>
         <w:rPr>
           <w:rtl/>
@@ -6601,20 +5749,14 @@
         </w:rPr>
         <w:t>لاَ بِالإِيمَانِ وَحْدَهُ: أي، ليس مثل أولئك الذين يعتقدون فقط أن شيئًا ما صحيح (</w:t>
       </w:r>
-      <w:hyperlink r:id="rId146">
-        <w:r>
-          <w:rPr>
-            <w:rtl/>
-            <w:cs/>
-            <w:lang w:val="ar_AE" w:bidi="ar_AE"/>
-          </w:rPr>
-          <w:rPr>
-            <w:color w:val="0000EE"/>
-            <w:u w:val="single"/>
-          </w:rPr>
-          <w:t>2:19</w:t>
-        </w:r>
-      </w:hyperlink>
+      <w:r>
+        <w:rPr>
+          <w:rtl/>
+          <w:cs/>
+          <w:lang w:val="ar_AE" w:bidi="ar_AE"/>
+        </w:rPr>
+        <w:t>2:19</w:t>
+      </w:r>
       <w:r>
         <w:rPr>
           <w:rtl/>
@@ -6623,20 +5765,14 @@
         </w:rPr>
         <w:t>)، بل بإيمان ينتج عنه أعمال صالحة مثل تلك التي يقوم بها الله نفسه (</w:t>
       </w:r>
-      <w:hyperlink r:id="rId147">
-        <w:r>
-          <w:rPr>
-            <w:rtl/>
-            <w:cs/>
-            <w:lang w:val="ar_AE" w:bidi="ar_AE"/>
-          </w:rPr>
-          <w:rPr>
-            <w:color w:val="0000EE"/>
-            <w:u w:val="single"/>
-          </w:rPr>
-          <w:t>1:17</w:t>
-        </w:r>
-      </w:hyperlink>
+      <w:r>
+        <w:rPr>
+          <w:rtl/>
+          <w:cs/>
+          <w:lang w:val="ar_AE" w:bidi="ar_AE"/>
+        </w:rPr>
+        <w:t>1:17</w:t>
+      </w:r>
       <w:r>
         <w:rPr>
           <w:rtl/>
@@ -6645,20 +5781,14 @@
         </w:rPr>
         <w:t>). وعلى الرغم من أن البعض قد اعتقد أن هذا التعليم يتناقض مع ما عَلَّمه بولس، إلا أنه لا يتناقض. فبولس لا يتحدث ضد الأعمال الصالحة نفسها، بل عن محاولة الحصول على غفران الخطايا عن طريق الأعمال الصالحة (</w:t>
       </w:r>
-      <w:hyperlink r:id="rId131">
-        <w:r>
-          <w:rPr>
-            <w:rtl/>
-            <w:cs/>
-            <w:lang w:val="ar_AE" w:bidi="ar_AE"/>
-          </w:rPr>
-          <w:rPr>
-            <w:color w:val="0000EE"/>
-            <w:u w:val="single"/>
-          </w:rPr>
-          <w:t>رومية 3:28</w:t>
-        </w:r>
-      </w:hyperlink>
+      <w:r>
+        <w:rPr>
+          <w:rtl/>
+          <w:cs/>
+          <w:lang w:val="ar_AE" w:bidi="ar_AE"/>
+        </w:rPr>
+        <w:t>رومية 3:28</w:t>
+      </w:r>
       <w:r>
         <w:rPr>
           <w:rtl/>
@@ -6667,20 +5797,14 @@
         </w:rPr>
         <w:t xml:space="preserve">؛ </w:t>
       </w:r>
-      <w:hyperlink r:id="rId133">
-        <w:r>
-          <w:rPr>
-            <w:rtl/>
-            <w:cs/>
-            <w:lang w:val="ar_AE" w:bidi="ar_AE"/>
-          </w:rPr>
-          <w:rPr>
-            <w:color w:val="0000EE"/>
-            <w:u w:val="single"/>
-          </w:rPr>
-          <w:t>غلاطية 2:16</w:t>
-        </w:r>
-      </w:hyperlink>
+      <w:r>
+        <w:rPr>
+          <w:rtl/>
+          <w:cs/>
+          <w:lang w:val="ar_AE" w:bidi="ar_AE"/>
+        </w:rPr>
+        <w:t>غلاطية 2:16</w:t>
+      </w:r>
       <w:r>
         <w:rPr>
           <w:rtl/>
@@ -6689,20 +5813,14 @@
         </w:rPr>
         <w:t>). كما يفهم بولس أن المحبة والعطاء ينبعان بالضرورة من إيمان حقيقي (</w:t>
       </w:r>
-      <w:hyperlink r:id="rId129">
-        <w:r>
-          <w:rPr>
-            <w:rtl/>
-            <w:cs/>
-            <w:lang w:val="ar_AE" w:bidi="ar_AE"/>
-          </w:rPr>
-          <w:rPr>
-            <w:color w:val="0000EE"/>
-            <w:u w:val="single"/>
-          </w:rPr>
-          <w:t>غلاطية 5:6</w:t>
-        </w:r>
-      </w:hyperlink>
+      <w:r>
+        <w:rPr>
+          <w:rtl/>
+          <w:cs/>
+          <w:lang w:val="ar_AE" w:bidi="ar_AE"/>
+        </w:rPr>
+        <w:t>غلاطية 5:6</w:t>
+      </w:r>
       <w:r>
         <w:rPr>
           <w:rtl/>
@@ -6711,20 +5829,14 @@
         </w:rPr>
         <w:t>)، وكذلك يَعْلم يعقوب أن الأعمال الصالحة يمكن أن تنتج فقط من إيمان حقيقي يؤدي إلى تكريس لله (</w:t>
       </w:r>
-      <w:hyperlink r:id="rId51">
-        <w:r>
-          <w:rPr>
-            <w:rtl/>
-            <w:cs/>
-            <w:lang w:val="ar_AE" w:bidi="ar_AE"/>
-          </w:rPr>
-          <w:rPr>
-            <w:color w:val="0000EE"/>
-            <w:u w:val="single"/>
-          </w:rPr>
-          <w:t>يعقوب 2:18</w:t>
-        </w:r>
-      </w:hyperlink>
+      <w:r>
+        <w:rPr>
+          <w:rtl/>
+          <w:cs/>
+          <w:lang w:val="ar_AE" w:bidi="ar_AE"/>
+        </w:rPr>
+        <w:t>يعقوب 2:18</w:t>
+      </w:r>
       <w:r>
         <w:rPr>
           <w:rtl/>
@@ -6733,20 +5845,14 @@
         </w:rPr>
         <w:t xml:space="preserve">، </w:t>
       </w:r>
-      <w:hyperlink r:id="rId148">
-        <w:r>
-          <w:rPr>
-            <w:rtl/>
-            <w:cs/>
-            <w:lang w:val="ar_AE" w:bidi="ar_AE"/>
-          </w:rPr>
-          <w:rPr>
-            <w:color w:val="0000EE"/>
-            <w:u w:val="single"/>
-          </w:rPr>
-          <w:t>26</w:t>
-        </w:r>
-      </w:hyperlink>
+      <w:r>
+        <w:rPr>
+          <w:rtl/>
+          <w:cs/>
+          <w:lang w:val="ar_AE" w:bidi="ar_AE"/>
+        </w:rPr>
+        <w:t>26</w:t>
+      </w:r>
       <w:r>
         <w:rPr>
           <w:rtl/>
@@ -6822,20 +5928,14 @@
         </w:rPr>
         <w:t xml:space="preserve">يُقَدِّم يعقوب رَاحَاب الزَّانِيَة (انظر </w:t>
       </w:r>
-      <w:hyperlink r:id="rId149">
-        <w:r>
-          <w:rPr>
-            <w:rtl/>
-            <w:cs/>
-            <w:lang w:val="ar_AE" w:bidi="ar_AE"/>
-          </w:rPr>
-          <w:rPr>
-            <w:color w:val="0000EE"/>
-            <w:u w:val="single"/>
-          </w:rPr>
-          <w:t>يشوع 2:1</w:t>
-        </w:r>
-      </w:hyperlink>
+      <w:r>
+        <w:rPr>
+          <w:rtl/>
+          <w:cs/>
+          <w:lang w:val="ar_AE" w:bidi="ar_AE"/>
+        </w:rPr>
+        <w:t>يشوع 2:1</w:t>
+      </w:r>
       <w:r>
         <w:rPr>
           <w:rtl/>
@@ -6844,20 +5944,14 @@
         </w:rPr>
         <w:t>) كمثال ثانٍ على كيفية مرافقة الأعمال الصالحة للإيمان الحقيقي. فقد أعلنت إيمانها بأن الرب إله إسرائيل هو الإله الوحيد (</w:t>
       </w:r>
-      <w:hyperlink r:id="rId150">
-        <w:r>
-          <w:rPr>
-            <w:rtl/>
-            <w:cs/>
-            <w:lang w:val="ar_AE" w:bidi="ar_AE"/>
-          </w:rPr>
-          <w:rPr>
-            <w:color w:val="0000EE"/>
-            <w:u w:val="single"/>
-          </w:rPr>
-          <w:t>يشوع 2:9–11</w:t>
-        </w:r>
-      </w:hyperlink>
+      <w:r>
+        <w:rPr>
+          <w:rtl/>
+          <w:cs/>
+          <w:lang w:val="ar_AE" w:bidi="ar_AE"/>
+        </w:rPr>
+        <w:t>يشوع 2:9–11</w:t>
+      </w:r>
       <w:r>
         <w:rPr>
           <w:rtl/>
@@ -6866,20 +5960,14 @@
         </w:rPr>
         <w:t>)، وأكملت إيمانها بأفعالها عندما قَدَّمت الضيافة ووسيلة للهروب للجاسوسين الإسرائيليين (</w:t>
       </w:r>
-      <w:hyperlink r:id="rId151">
-        <w:r>
-          <w:rPr>
-            <w:rtl/>
-            <w:cs/>
-            <w:lang w:val="ar_AE" w:bidi="ar_AE"/>
-          </w:rPr>
-          <w:rPr>
-            <w:color w:val="0000EE"/>
-            <w:u w:val="single"/>
-          </w:rPr>
-          <w:t>يشوع 2:1–6</w:t>
-        </w:r>
-      </w:hyperlink>
+      <w:r>
+        <w:rPr>
+          <w:rtl/>
+          <w:cs/>
+          <w:lang w:val="ar_AE" w:bidi="ar_AE"/>
+        </w:rPr>
+        <w:t>يشوع 2:1–6</w:t>
+      </w:r>
       <w:r>
         <w:rPr>
           <w:rtl/>
@@ -6888,20 +5976,14 @@
         </w:rPr>
         <w:t xml:space="preserve">؛ </w:t>
       </w:r>
-      <w:hyperlink r:id="rId152">
-        <w:r>
-          <w:rPr>
-            <w:rtl/>
-            <w:cs/>
-            <w:lang w:val="ar_AE" w:bidi="ar_AE"/>
-          </w:rPr>
-          <w:rPr>
-            <w:color w:val="0000EE"/>
-            <w:u w:val="single"/>
-          </w:rPr>
-          <w:t>6:25</w:t>
-        </w:r>
-      </w:hyperlink>
+      <w:r>
+        <w:rPr>
+          <w:rtl/>
+          <w:cs/>
+          <w:lang w:val="ar_AE" w:bidi="ar_AE"/>
+        </w:rPr>
+        <w:t>6:25</w:t>
+      </w:r>
       <w:r>
         <w:rPr>
           <w:rtl/>
@@ -6910,20 +5992,14 @@
         </w:rPr>
         <w:t xml:space="preserve">؛ </w:t>
       </w:r>
-      <w:hyperlink r:id="rId153">
-        <w:r>
-          <w:rPr>
-            <w:rtl/>
-            <w:cs/>
-            <w:lang w:val="ar_AE" w:bidi="ar_AE"/>
-          </w:rPr>
-          <w:rPr>
-            <w:color w:val="0000EE"/>
-            <w:u w:val="single"/>
-          </w:rPr>
-          <w:t>عبرانيين 11:31</w:t>
-        </w:r>
-      </w:hyperlink>
+      <w:r>
+        <w:rPr>
+          <w:rtl/>
+          <w:cs/>
+          <w:lang w:val="ar_AE" w:bidi="ar_AE"/>
+        </w:rPr>
+        <w:t>عبرانيين 11:31</w:t>
+      </w:r>
       <w:r>
         <w:rPr>
           <w:rtl/>
@@ -6999,20 +6075,14 @@
         </w:rPr>
         <w:t>الأعمال الصالحة ضرورية للإيمان كما أن الروح ضرورية للجسد المادي (</w:t>
       </w:r>
-      <w:hyperlink r:id="rId71">
-        <w:r>
-          <w:rPr>
-            <w:rtl/>
-            <w:cs/>
-            <w:lang w:val="ar_AE" w:bidi="ar_AE"/>
-          </w:rPr>
-          <w:rPr>
-            <w:color w:val="0000EE"/>
-            <w:u w:val="single"/>
-          </w:rPr>
-          <w:t>تكوين 2:7</w:t>
-        </w:r>
-      </w:hyperlink>
+      <w:r>
+        <w:rPr>
+          <w:rtl/>
+          <w:cs/>
+          <w:lang w:val="ar_AE" w:bidi="ar_AE"/>
+        </w:rPr>
+        <w:t>تكوين 2:7</w:t>
+      </w:r>
       <w:r>
         <w:rPr>
           <w:rtl/>
@@ -7088,20 +6158,14 @@
         </w:rPr>
         <w:t>أن يصبح المرء مُعَلِّمًا كان إحدى الوسائل لتحسين المكانة الاجتماعية في الكنيسة المبكرة (</w:t>
       </w:r>
-      <w:hyperlink r:id="rId154">
-        <w:r>
-          <w:rPr>
-            <w:rtl/>
-            <w:cs/>
-            <w:lang w:val="ar_AE" w:bidi="ar_AE"/>
-          </w:rPr>
-          <w:rPr>
-            <w:color w:val="0000EE"/>
-            <w:u w:val="single"/>
-          </w:rPr>
-          <w:t>1 كورنثوس 12:28</w:t>
-        </w:r>
-      </w:hyperlink>
+      <w:r>
+        <w:rPr>
+          <w:rtl/>
+          <w:cs/>
+          <w:lang w:val="ar_AE" w:bidi="ar_AE"/>
+        </w:rPr>
+        <w:t>1 كورنثوس 12:28</w:t>
+      </w:r>
       <w:r>
         <w:rPr>
           <w:rtl/>
@@ -7110,20 +6174,14 @@
         </w:rPr>
         <w:t xml:space="preserve">؛ </w:t>
       </w:r>
-      <w:hyperlink r:id="rId155">
-        <w:r>
-          <w:rPr>
-            <w:rtl/>
-            <w:cs/>
-            <w:lang w:val="ar_AE" w:bidi="ar_AE"/>
-          </w:rPr>
-          <w:rPr>
-            <w:color w:val="0000EE"/>
-            <w:u w:val="single"/>
-          </w:rPr>
-          <w:t>أفسس 4:11</w:t>
-        </w:r>
-      </w:hyperlink>
+      <w:r>
+        <w:rPr>
+          <w:rtl/>
+          <w:cs/>
+          <w:lang w:val="ar_AE" w:bidi="ar_AE"/>
+        </w:rPr>
+        <w:t>أفسس 4:11</w:t>
+      </w:r>
       <w:r>
         <w:rPr>
           <w:rtl/>
@@ -7132,20 +6190,14 @@
         </w:rPr>
         <w:t xml:space="preserve">؛ </w:t>
       </w:r>
-      <w:hyperlink r:id="rId156">
-        <w:r>
-          <w:rPr>
-            <w:rtl/>
-            <w:cs/>
-            <w:lang w:val="ar_AE" w:bidi="ar_AE"/>
-          </w:rPr>
-          <w:rPr>
-            <w:color w:val="0000EE"/>
-            <w:u w:val="single"/>
-          </w:rPr>
-          <w:t>1 تيموثاوس 5:17</w:t>
-        </w:r>
-      </w:hyperlink>
+      <w:r>
+        <w:rPr>
+          <w:rtl/>
+          <w:cs/>
+          <w:lang w:val="ar_AE" w:bidi="ar_AE"/>
+        </w:rPr>
+        <w:t>1 تيموثاوس 5:17</w:t>
+      </w:r>
       <w:r>
         <w:rPr>
           <w:rtl/>
@@ -7154,20 +6206,14 @@
         </w:rPr>
         <w:t xml:space="preserve">؛ قارن </w:t>
       </w:r>
-      <w:hyperlink r:id="rId157">
-        <w:r>
-          <w:rPr>
-            <w:rtl/>
-            <w:cs/>
-            <w:lang w:val="ar_AE" w:bidi="ar_AE"/>
-          </w:rPr>
-          <w:rPr>
-            <w:color w:val="0000EE"/>
-            <w:u w:val="single"/>
-          </w:rPr>
-          <w:t>أعمال 5:34</w:t>
-        </w:r>
-      </w:hyperlink>
+      <w:r>
+        <w:rPr>
+          <w:rtl/>
+          <w:cs/>
+          <w:lang w:val="ar_AE" w:bidi="ar_AE"/>
+        </w:rPr>
+        <w:t>أعمال 5:34</w:t>
+      </w:r>
       <w:r>
         <w:rPr>
           <w:rtl/>
@@ -7176,20 +6222,14 @@
         </w:rPr>
         <w:t>). مثل هذه المكانة كانت تعوض عن العار المفروض على المؤمنين كغرباء من الناحية الاجتماعية (</w:t>
       </w:r>
-      <w:hyperlink r:id="rId158">
-        <w:r>
-          <w:rPr>
-            <w:rtl/>
-            <w:cs/>
-            <w:lang w:val="ar_AE" w:bidi="ar_AE"/>
-          </w:rPr>
-          <w:rPr>
-            <w:color w:val="0000EE"/>
-            <w:u w:val="single"/>
-          </w:rPr>
-          <w:t>يعقوب 2:6–7</w:t>
-        </w:r>
-      </w:hyperlink>
+      <w:r>
+        <w:rPr>
+          <w:rtl/>
+          <w:cs/>
+          <w:lang w:val="ar_AE" w:bidi="ar_AE"/>
+        </w:rPr>
+        <w:t>يعقوب 2:6–7</w:t>
+      </w:r>
       <w:r>
         <w:rPr>
           <w:rtl/>
@@ -7265,20 +6305,14 @@
         </w:rPr>
         <w:t>جَمِيعُنَا: القلق الأساسي ليعقوب يتعلق بكلام أعضاء الكنيسة، حيث يؤثر على العلاقات الشخصية (</w:t>
       </w:r>
-      <w:hyperlink r:id="rId159">
-        <w:r>
-          <w:rPr>
-            <w:rtl/>
-            <w:cs/>
-            <w:lang w:val="ar_AE" w:bidi="ar_AE"/>
-          </w:rPr>
-          <w:rPr>
-            <w:color w:val="0000EE"/>
-            <w:u w:val="single"/>
-          </w:rPr>
-          <w:t>3:9–10</w:t>
-        </w:r>
-      </w:hyperlink>
+      <w:r>
+        <w:rPr>
+          <w:rtl/>
+          <w:cs/>
+          <w:lang w:val="ar_AE" w:bidi="ar_AE"/>
+        </w:rPr>
+        <w:t>3:9–10</w:t>
+      </w:r>
       <w:r>
         <w:rPr>
           <w:rtl/>
@@ -7287,20 +6321,14 @@
         </w:rPr>
         <w:t xml:space="preserve">, </w:t>
       </w:r>
-      <w:hyperlink r:id="rId29">
-        <w:r>
-          <w:rPr>
-            <w:rtl/>
-            <w:cs/>
-            <w:lang w:val="ar_AE" w:bidi="ar_AE"/>
-          </w:rPr>
-          <w:rPr>
-            <w:color w:val="0000EE"/>
-            <w:u w:val="single"/>
-          </w:rPr>
-          <w:t>14</w:t>
-        </w:r>
-      </w:hyperlink>
+      <w:r>
+        <w:rPr>
+          <w:rtl/>
+          <w:cs/>
+          <w:lang w:val="ar_AE" w:bidi="ar_AE"/>
+        </w:rPr>
+        <w:t>14</w:t>
+      </w:r>
       <w:r>
         <w:rPr>
           <w:rtl/>
@@ -7309,20 +6337,14 @@
         </w:rPr>
         <w:t xml:space="preserve">; </w:t>
       </w:r>
-      <w:hyperlink r:id="rId160">
-        <w:r>
-          <w:rPr>
-            <w:rtl/>
-            <w:cs/>
-            <w:lang w:val="ar_AE" w:bidi="ar_AE"/>
-          </w:rPr>
-          <w:rPr>
-            <w:color w:val="0000EE"/>
-            <w:u w:val="single"/>
-          </w:rPr>
-          <w:t>4:1–3</w:t>
-        </w:r>
-      </w:hyperlink>
+      <w:r>
+        <w:rPr>
+          <w:rtl/>
+          <w:cs/>
+          <w:lang w:val="ar_AE" w:bidi="ar_AE"/>
+        </w:rPr>
+        <w:t>4:1–3</w:t>
+      </w:r>
       <w:r>
         <w:rPr>
           <w:rtl/>
@@ -7398,20 +6420,14 @@
         </w:rPr>
         <w:t>عَالَمُ الإِثْمِ: يعمل اللسان كوكيل للعالم الظالم بأسره المقاوم لله (</w:t>
       </w:r>
-      <w:hyperlink r:id="rId161">
-        <w:r>
-          <w:rPr>
-            <w:rtl/>
-            <w:cs/>
-            <w:lang w:val="ar_AE" w:bidi="ar_AE"/>
-          </w:rPr>
-          <w:rPr>
-            <w:color w:val="0000EE"/>
-            <w:u w:val="single"/>
-          </w:rPr>
-          <w:t>1:27</w:t>
-        </w:r>
-      </w:hyperlink>
+      <w:r>
+        <w:rPr>
+          <w:rtl/>
+          <w:cs/>
+          <w:lang w:val="ar_AE" w:bidi="ar_AE"/>
+        </w:rPr>
+        <w:t>1:27</w:t>
+      </w:r>
       <w:r>
         <w:rPr>
           <w:rtl/>
@@ -7420,20 +6436,14 @@
         </w:rPr>
         <w:t xml:space="preserve">; </w:t>
       </w:r>
-      <w:hyperlink r:id="rId89">
-        <w:r>
-          <w:rPr>
-            <w:rtl/>
-            <w:cs/>
-            <w:lang w:val="ar_AE" w:bidi="ar_AE"/>
-          </w:rPr>
-          <w:rPr>
-            <w:color w:val="0000EE"/>
-            <w:u w:val="single"/>
-          </w:rPr>
-          <w:t>4:4</w:t>
-        </w:r>
-      </w:hyperlink>
+      <w:r>
+        <w:rPr>
+          <w:rtl/>
+          <w:cs/>
+          <w:lang w:val="ar_AE" w:bidi="ar_AE"/>
+        </w:rPr>
+        <w:t>4:4</w:t>
+      </w:r>
       <w:r>
         <w:rPr>
           <w:rtl/>
@@ -7459,20 +6469,14 @@
         </w:rPr>
         <w:t xml:space="preserve"> تشير إلى مكان العقاب الأبدي (</w:t>
       </w:r>
-      <w:hyperlink r:id="rId162">
-        <w:r>
-          <w:rPr>
-            <w:rtl/>
-            <w:cs/>
-            <w:lang w:val="ar_AE" w:bidi="ar_AE"/>
-          </w:rPr>
-          <w:rPr>
-            <w:color w:val="0000EE"/>
-            <w:u w:val="single"/>
-          </w:rPr>
-          <w:t>متى 5:22</w:t>
-        </w:r>
-      </w:hyperlink>
+      <w:r>
+        <w:rPr>
+          <w:rtl/>
+          <w:cs/>
+          <w:lang w:val="ar_AE" w:bidi="ar_AE"/>
+        </w:rPr>
+        <w:t>متى 5:22</w:t>
+      </w:r>
       <w:r>
         <w:rPr>
           <w:rtl/>
@@ -7481,20 +6485,14 @@
         </w:rPr>
         <w:t xml:space="preserve">, </w:t>
       </w:r>
-      <w:hyperlink r:id="rId163">
-        <w:r>
-          <w:rPr>
-            <w:rtl/>
-            <w:cs/>
-            <w:lang w:val="ar_AE" w:bidi="ar_AE"/>
-          </w:rPr>
-          <w:rPr>
-            <w:color w:val="0000EE"/>
-            <w:u w:val="single"/>
-          </w:rPr>
-          <w:t>30</w:t>
-        </w:r>
-      </w:hyperlink>
+      <w:r>
+        <w:rPr>
+          <w:rtl/>
+          <w:cs/>
+          <w:lang w:val="ar_AE" w:bidi="ar_AE"/>
+        </w:rPr>
+        <w:t>30</w:t>
+      </w:r>
       <w:r>
         <w:rPr>
           <w:rtl/>
@@ -7503,20 +6501,14 @@
         </w:rPr>
         <w:t xml:space="preserve">; </w:t>
       </w:r>
-      <w:hyperlink r:id="rId164">
-        <w:r>
-          <w:rPr>
-            <w:rtl/>
-            <w:cs/>
-            <w:lang w:val="ar_AE" w:bidi="ar_AE"/>
-          </w:rPr>
-          <w:rPr>
-            <w:color w:val="0000EE"/>
-            <w:u w:val="single"/>
-          </w:rPr>
-          <w:t>23:15</w:t>
-        </w:r>
-      </w:hyperlink>
+      <w:r>
+        <w:rPr>
+          <w:rtl/>
+          <w:cs/>
+          <w:lang w:val="ar_AE" w:bidi="ar_AE"/>
+        </w:rPr>
+        <w:t>23:15</w:t>
+      </w:r>
       <w:r>
         <w:rPr>
           <w:rtl/>
@@ -7542,20 +6534,14 @@
         </w:rPr>
         <w:t xml:space="preserve"> مقر الأموات (</w:t>
       </w:r>
-      <w:hyperlink r:id="rId165">
-        <w:r>
-          <w:rPr>
-            <w:rtl/>
-            <w:cs/>
-            <w:lang w:val="ar_AE" w:bidi="ar_AE"/>
-          </w:rPr>
-          <w:rPr>
-            <w:color w:val="0000EE"/>
-            <w:u w:val="single"/>
-          </w:rPr>
-          <w:t>لوقا 16:23</w:t>
-        </w:r>
-      </w:hyperlink>
+      <w:r>
+        <w:rPr>
+          <w:rtl/>
+          <w:cs/>
+          <w:lang w:val="ar_AE" w:bidi="ar_AE"/>
+        </w:rPr>
+        <w:t>لوقا 16:23</w:t>
+      </w:r>
       <w:r>
         <w:rPr>
           <w:rtl/>
@@ -7564,20 +6550,14 @@
         </w:rPr>
         <w:t xml:space="preserve">; </w:t>
       </w:r>
-      <w:hyperlink r:id="rId166">
-        <w:r>
-          <w:rPr>
-            <w:rtl/>
-            <w:cs/>
-            <w:lang w:val="ar_AE" w:bidi="ar_AE"/>
-          </w:rPr>
-          <w:rPr>
-            <w:color w:val="0000EE"/>
-            <w:u w:val="single"/>
-          </w:rPr>
-          <w:t>أعمال 2:31</w:t>
-        </w:r>
-      </w:hyperlink>
+      <w:r>
+        <w:rPr>
+          <w:rtl/>
+          <w:cs/>
+          <w:lang w:val="ar_AE" w:bidi="ar_AE"/>
+        </w:rPr>
+        <w:t>أعمال 2:31</w:t>
+      </w:r>
       <w:r>
         <w:rPr>
           <w:rtl/>
@@ -7586,20 +6566,14 @@
         </w:rPr>
         <w:t>). الإشارة إلى الجحيم هي تلميح إلى الشيطان (</w:t>
       </w:r>
-      <w:hyperlink r:id="rId167">
-        <w:r>
-          <w:rPr>
-            <w:rtl/>
-            <w:cs/>
-            <w:lang w:val="ar_AE" w:bidi="ar_AE"/>
-          </w:rPr>
-          <w:rPr>
-            <w:color w:val="0000EE"/>
-            <w:u w:val="single"/>
-          </w:rPr>
-          <w:t>يعقوب 4:7</w:t>
-        </w:r>
-      </w:hyperlink>
+      <w:r>
+        <w:rPr>
+          <w:rtl/>
+          <w:cs/>
+          <w:lang w:val="ar_AE" w:bidi="ar_AE"/>
+        </w:rPr>
+        <w:t>يعقوب 4:7</w:t>
+      </w:r>
       <w:r>
         <w:rPr>
           <w:rtl/>
@@ -7608,20 +6582,14 @@
         </w:rPr>
         <w:t xml:space="preserve">; </w:t>
       </w:r>
-      <w:hyperlink r:id="rId162">
-        <w:r>
-          <w:rPr>
-            <w:rtl/>
-            <w:cs/>
-            <w:lang w:val="ar_AE" w:bidi="ar_AE"/>
-          </w:rPr>
-          <w:rPr>
-            <w:color w:val="0000EE"/>
-            <w:u w:val="single"/>
-          </w:rPr>
-          <w:t>متى 5:22</w:t>
-        </w:r>
-      </w:hyperlink>
+      <w:r>
+        <w:rPr>
+          <w:rtl/>
+          <w:cs/>
+          <w:lang w:val="ar_AE" w:bidi="ar_AE"/>
+        </w:rPr>
+        <w:t>متى 5:22</w:t>
+      </w:r>
       <w:r>
         <w:rPr>
           <w:rtl/>
@@ -7630,20 +6598,14 @@
         </w:rPr>
         <w:t xml:space="preserve">; </w:t>
       </w:r>
-      <w:hyperlink r:id="rId168">
-        <w:r>
-          <w:rPr>
-            <w:rtl/>
-            <w:cs/>
-            <w:lang w:val="ar_AE" w:bidi="ar_AE"/>
-          </w:rPr>
-          <w:rPr>
-            <w:color w:val="0000EE"/>
-            <w:u w:val="single"/>
-          </w:rPr>
-          <w:t>يوحنّا 8:44</w:t>
-        </w:r>
-      </w:hyperlink>
+      <w:r>
+        <w:rPr>
+          <w:rtl/>
+          <w:cs/>
+          <w:lang w:val="ar_AE" w:bidi="ar_AE"/>
+        </w:rPr>
+        <w:t>يوحنّا 8:44</w:t>
+      </w:r>
       <w:r>
         <w:rPr>
           <w:rtl/>
@@ -7719,20 +6681,14 @@
         </w:rPr>
         <w:t>فَلاَ يَسْتَطِيعُ أَحَدٌ مِنَ النَّاسِ أَنْ يُذَلِّلَهُ: يتمتع اللسان بقدرة مذهلة على فعل الشر. وإذا كان شره يُضرم من جهنم (</w:t>
       </w:r>
-      <w:hyperlink r:id="rId169">
-        <w:r>
-          <w:rPr>
-            <w:rtl/>
-            <w:cs/>
-            <w:lang w:val="ar_AE" w:bidi="ar_AE"/>
-          </w:rPr>
-          <w:rPr>
-            <w:color w:val="0000EE"/>
-            <w:u w:val="single"/>
-          </w:rPr>
-          <w:t>3:6</w:t>
-        </w:r>
-      </w:hyperlink>
+      <w:r>
+        <w:rPr>
+          <w:rtl/>
+          <w:cs/>
+          <w:lang w:val="ar_AE" w:bidi="ar_AE"/>
+        </w:rPr>
+        <w:t>3:6</w:t>
+      </w:r>
       <w:r>
         <w:rPr>
           <w:rtl/>
@@ -7741,20 +6697,14 @@
         </w:rPr>
         <w:t>)، فإنه بالتأكيد لا يمكن ترويضه بالجهد البشري وحده. • مَمْلُوٌّ سُمًّا مُمِيتًا: قد يشير هذا إلى الحية في عدن (</w:t>
       </w:r>
-      <w:hyperlink r:id="rId170">
-        <w:r>
-          <w:rPr>
-            <w:rtl/>
-            <w:cs/>
-            <w:lang w:val="ar_AE" w:bidi="ar_AE"/>
-          </w:rPr>
-          <w:rPr>
-            <w:color w:val="0000EE"/>
-            <w:u w:val="single"/>
-          </w:rPr>
-          <w:t>تكوين 3:1</w:t>
-        </w:r>
-      </w:hyperlink>
+      <w:r>
+        <w:rPr>
+          <w:rtl/>
+          <w:cs/>
+          <w:lang w:val="ar_AE" w:bidi="ar_AE"/>
+        </w:rPr>
+        <w:t>تكوين 3:1</w:t>
+      </w:r>
       <w:r>
         <w:rPr>
           <w:rtl/>
@@ -7763,20 +6713,14 @@
         </w:rPr>
         <w:t>)، التي هي رمز للشيطان (</w:t>
       </w:r>
-      <w:hyperlink r:id="rId171">
-        <w:r>
-          <w:rPr>
-            <w:rtl/>
-            <w:cs/>
-            <w:lang w:val="ar_AE" w:bidi="ar_AE"/>
-          </w:rPr>
-          <w:rPr>
-            <w:color w:val="0000EE"/>
-            <w:u w:val="single"/>
-          </w:rPr>
-          <w:t>رؤيا 20:2</w:t>
-        </w:r>
-      </w:hyperlink>
+      <w:r>
+        <w:rPr>
+          <w:rtl/>
+          <w:cs/>
+          <w:lang w:val="ar_AE" w:bidi="ar_AE"/>
+        </w:rPr>
+        <w:t>رؤيا 20:2</w:t>
+      </w:r>
       <w:r>
         <w:rPr>
           <w:rtl/>
@@ -7852,20 +6796,14 @@
         </w:rPr>
         <w:t xml:space="preserve"> بَرَكَةٌ وَلَعْنَةٌ: أن نسبح ربنا والله الآب هو أفضل ما يمكن أن يقوم به اللسان، في حين أن لَعْن أولئك الذين خُلقوا على صورته يُعدّ من أسوأ الأفعال، لأنه يتضمن لعنة ضمنية على الله نفسه (</w:t>
       </w:r>
-      <w:hyperlink r:id="rId172">
-        <w:r>
-          <w:rPr>
-            <w:rtl/>
-            <w:cs/>
-            <w:lang w:val="ar_AE" w:bidi="ar_AE"/>
-          </w:rPr>
-          <w:rPr>
-            <w:color w:val="0000EE"/>
-            <w:u w:val="single"/>
-          </w:rPr>
-          <w:t>تكوين 1:26–27</w:t>
-        </w:r>
-      </w:hyperlink>
+      <w:r>
+        <w:rPr>
+          <w:rtl/>
+          <w:cs/>
+          <w:lang w:val="ar_AE" w:bidi="ar_AE"/>
+        </w:rPr>
+        <w:t>تكوين 1:26–27</w:t>
+      </w:r>
       <w:r>
         <w:rPr>
           <w:rtl/>
@@ -7874,20 +6812,14 @@
         </w:rPr>
         <w:t xml:space="preserve">; </w:t>
       </w:r>
-      <w:hyperlink r:id="rId173">
-        <w:r>
-          <w:rPr>
-            <w:rtl/>
-            <w:cs/>
-            <w:lang w:val="ar_AE" w:bidi="ar_AE"/>
-          </w:rPr>
-          <w:rPr>
-            <w:color w:val="0000EE"/>
-            <w:u w:val="single"/>
-          </w:rPr>
-          <w:t>9:6</w:t>
-        </w:r>
-      </w:hyperlink>
+      <w:r>
+        <w:rPr>
+          <w:rtl/>
+          <w:cs/>
+          <w:lang w:val="ar_AE" w:bidi="ar_AE"/>
+        </w:rPr>
+        <w:t>9:6</w:t>
+      </w:r>
       <w:r>
         <w:rPr>
           <w:rtl/>
@@ -8047,20 +6979,14 @@
         </w:rPr>
         <w:t>مَنْ هُوَ حَكِيمٌ وَعَالِمٌ بَيْنَكُمْ: فإن الحكمة التي تأتي من الله (</w:t>
       </w:r>
-      <w:hyperlink r:id="rId174">
-        <w:r>
-          <w:rPr>
-            <w:rtl/>
-            <w:cs/>
-            <w:lang w:val="ar_AE" w:bidi="ar_AE"/>
-          </w:rPr>
-          <w:rPr>
-            <w:color w:val="0000EE"/>
-            <w:u w:val="single"/>
-          </w:rPr>
-          <w:t>1:5</w:t>
-        </w:r>
-      </w:hyperlink>
+      <w:r>
+        <w:rPr>
+          <w:rtl/>
+          <w:cs/>
+          <w:lang w:val="ar_AE" w:bidi="ar_AE"/>
+        </w:rPr>
+        <w:t>1:5</w:t>
+      </w:r>
       <w:r>
         <w:rPr>
           <w:rtl/>
@@ -8069,20 +6995,14 @@
         </w:rPr>
         <w:t xml:space="preserve">) ليست مجرد مهارة فكرية أو جمع للمعلومات، بل هي بصيرة عملية وفهم روحي يظهر في الاستقامة الأخلاقية، كما هو موضح في </w:t>
       </w:r>
-      <w:hyperlink r:id="rId175">
-        <w:r>
-          <w:rPr>
-            <w:rtl/>
-            <w:cs/>
-            <w:lang w:val="ar_AE" w:bidi="ar_AE"/>
-          </w:rPr>
-          <w:rPr>
-            <w:color w:val="0000EE"/>
-            <w:u w:val="single"/>
-          </w:rPr>
-          <w:t>3:17–18</w:t>
-        </w:r>
-      </w:hyperlink>
+      <w:r>
+        <w:rPr>
+          <w:rtl/>
+          <w:cs/>
+          <w:lang w:val="ar_AE" w:bidi="ar_AE"/>
+        </w:rPr>
+        <w:t>3:17–18</w:t>
+      </w:r>
       <w:r>
         <w:rPr>
           <w:rtl/>
@@ -8091,20 +7011,14 @@
         </w:rPr>
         <w:t xml:space="preserve"> (انظر أيضًا </w:t>
       </w:r>
-      <w:hyperlink r:id="rId176">
-        <w:r>
-          <w:rPr>
-            <w:rtl/>
-            <w:cs/>
-            <w:lang w:val="ar_AE" w:bidi="ar_AE"/>
-          </w:rPr>
-          <w:rPr>
-            <w:color w:val="0000EE"/>
-            <w:u w:val="single"/>
-          </w:rPr>
-          <w:t>أيوب 28:28</w:t>
-        </w:r>
-      </w:hyperlink>
+      <w:r>
+        <w:rPr>
+          <w:rtl/>
+          <w:cs/>
+          <w:lang w:val="ar_AE" w:bidi="ar_AE"/>
+        </w:rPr>
+        <w:t>أيوب 28:28</w:t>
+      </w:r>
       <w:r>
         <w:rPr>
           <w:rtl/>
@@ -8113,20 +7027,14 @@
         </w:rPr>
         <w:t xml:space="preserve">; </w:t>
       </w:r>
-      <w:hyperlink r:id="rId177">
-        <w:r>
-          <w:rPr>
-            <w:rtl/>
-            <w:cs/>
-            <w:lang w:val="ar_AE" w:bidi="ar_AE"/>
-          </w:rPr>
-          <w:rPr>
-            <w:color w:val="0000EE"/>
-            <w:u w:val="single"/>
-          </w:rPr>
-          <w:t>أمثال 1:2–4</w:t>
-        </w:r>
-      </w:hyperlink>
+      <w:r>
+        <w:rPr>
+          <w:rtl/>
+          <w:cs/>
+          <w:lang w:val="ar_AE" w:bidi="ar_AE"/>
+        </w:rPr>
+        <w:t>أمثال 1:2–4</w:t>
+      </w:r>
       <w:r>
         <w:rPr>
           <w:rtl/>
@@ -8135,20 +7043,14 @@
         </w:rPr>
         <w:t xml:space="preserve">; </w:t>
       </w:r>
-      <w:hyperlink r:id="rId178">
-        <w:r>
-          <w:rPr>
-            <w:rtl/>
-            <w:cs/>
-            <w:lang w:val="ar_AE" w:bidi="ar_AE"/>
-          </w:rPr>
-          <w:rPr>
-            <w:color w:val="0000EE"/>
-            <w:u w:val="single"/>
-          </w:rPr>
-          <w:t>2:10–15</w:t>
-        </w:r>
-      </w:hyperlink>
+      <w:r>
+        <w:rPr>
+          <w:rtl/>
+          <w:cs/>
+          <w:lang w:val="ar_AE" w:bidi="ar_AE"/>
+        </w:rPr>
+        <w:t>2:10–15</w:t>
+      </w:r>
       <w:r>
         <w:rPr>
           <w:rtl/>
@@ -8224,20 +7126,14 @@
         </w:rPr>
         <w:t>الحقيقة هي أن الحكمة لا يمكن أن ترتبط بالغيرة والطموح الأناني (التحزُّب). فقط بالاتضاع يمكننا أن نتلقى كلمة الله الحقيقية (</w:t>
       </w:r>
-      <w:hyperlink r:id="rId82">
-        <w:r>
-          <w:rPr>
-            <w:rtl/>
-            <w:cs/>
-            <w:lang w:val="ar_AE" w:bidi="ar_AE"/>
-          </w:rPr>
-          <w:rPr>
-            <w:color w:val="0000EE"/>
-            <w:u w:val="single"/>
-          </w:rPr>
-          <w:t>1:18</w:t>
-        </w:r>
-      </w:hyperlink>
+      <w:r>
+        <w:rPr>
+          <w:rtl/>
+          <w:cs/>
+          <w:lang w:val="ar_AE" w:bidi="ar_AE"/>
+        </w:rPr>
+        <w:t>1:18</w:t>
+      </w:r>
       <w:r>
         <w:rPr>
           <w:rtl/>
@@ -8246,20 +7142,14 @@
         </w:rPr>
         <w:t xml:space="preserve">, </w:t>
       </w:r>
-      <w:hyperlink r:id="rId83">
-        <w:r>
-          <w:rPr>
-            <w:rtl/>
-            <w:cs/>
-            <w:lang w:val="ar_AE" w:bidi="ar_AE"/>
-          </w:rPr>
-          <w:rPr>
-            <w:color w:val="0000EE"/>
-            <w:u w:val="single"/>
-          </w:rPr>
-          <w:t>21</w:t>
-        </w:r>
-      </w:hyperlink>
+      <w:r>
+        <w:rPr>
+          <w:rtl/>
+          <w:cs/>
+          <w:lang w:val="ar_AE" w:bidi="ar_AE"/>
+        </w:rPr>
+        <w:t>21</w:t>
+      </w:r>
       <w:r>
         <w:rPr>
           <w:rtl/>
@@ -8335,20 +7225,14 @@
         </w:rPr>
         <w:t>الحكمة الأرضية ليست جزءًا من الخليقة الجيدة؛ فهي تتعارض مع الحكمة السماوية لأنها تستبعد الله. وهي غير روحية (نفسانية) لأنها لا تعترف بروح الله أو تستجيب له (</w:t>
       </w:r>
-      <w:hyperlink r:id="rId179">
-        <w:r>
-          <w:rPr>
-            <w:rtl/>
-            <w:cs/>
-            <w:lang w:val="ar_AE" w:bidi="ar_AE"/>
-          </w:rPr>
-          <w:rPr>
-            <w:color w:val="0000EE"/>
-            <w:u w:val="single"/>
-          </w:rPr>
-          <w:t>1 كورنثوس 2:14</w:t>
-        </w:r>
-      </w:hyperlink>
+      <w:r>
+        <w:rPr>
+          <w:rtl/>
+          <w:cs/>
+          <w:lang w:val="ar_AE" w:bidi="ar_AE"/>
+        </w:rPr>
+        <w:t>1 كورنثوس 2:14</w:t>
+      </w:r>
       <w:r>
         <w:rPr>
           <w:rtl/>
@@ -8357,20 +7241,14 @@
         </w:rPr>
         <w:t xml:space="preserve">; </w:t>
       </w:r>
-      <w:hyperlink r:id="rId180">
-        <w:r>
-          <w:rPr>
-            <w:rtl/>
-            <w:cs/>
-            <w:lang w:val="ar_AE" w:bidi="ar_AE"/>
-          </w:rPr>
-          <w:rPr>
-            <w:color w:val="0000EE"/>
-            <w:u w:val="single"/>
-          </w:rPr>
-          <w:t>يهوذا 1:19</w:t>
-        </w:r>
-      </w:hyperlink>
+      <w:r>
+        <w:rPr>
+          <w:rtl/>
+          <w:cs/>
+          <w:lang w:val="ar_AE" w:bidi="ar_AE"/>
+        </w:rPr>
+        <w:t>يهوذا 1:19</w:t>
+      </w:r>
       <w:r>
         <w:rPr>
           <w:rtl/>
@@ -8379,20 +7257,14 @@
         </w:rPr>
         <w:t>). وتُعدّ شيطانية لأنها تنبع من الشيطان، الذي يُعدّ المصدر النهائي لهذه الحكمة المدمرة (</w:t>
       </w:r>
-      <w:hyperlink r:id="rId169">
-        <w:r>
-          <w:rPr>
-            <w:rtl/>
-            <w:cs/>
-            <w:lang w:val="ar_AE" w:bidi="ar_AE"/>
-          </w:rPr>
-          <w:rPr>
-            <w:color w:val="0000EE"/>
-            <w:u w:val="single"/>
-          </w:rPr>
-          <w:t>يعقوب 3:6</w:t>
-        </w:r>
-      </w:hyperlink>
+      <w:r>
+        <w:rPr>
+          <w:rtl/>
+          <w:cs/>
+          <w:lang w:val="ar_AE" w:bidi="ar_AE"/>
+        </w:rPr>
+        <w:t>يعقوب 3:6</w:t>
+      </w:r>
       <w:r>
         <w:rPr>
           <w:rtl/>
@@ -8401,20 +7273,14 @@
         </w:rPr>
         <w:t xml:space="preserve">; </w:t>
       </w:r>
-      <w:hyperlink r:id="rId181">
-        <w:r>
-          <w:rPr>
-            <w:rtl/>
-            <w:cs/>
-            <w:lang w:val="ar_AE" w:bidi="ar_AE"/>
-          </w:rPr>
-          <w:rPr>
-            <w:color w:val="0000EE"/>
-            <w:u w:val="single"/>
-          </w:rPr>
-          <w:t>4:6</w:t>
-        </w:r>
-      </w:hyperlink>
+      <w:r>
+        <w:rPr>
+          <w:rtl/>
+          <w:cs/>
+          <w:lang w:val="ar_AE" w:bidi="ar_AE"/>
+        </w:rPr>
+        <w:t>4:6</w:t>
+      </w:r>
       <w:r>
         <w:rPr>
           <w:rtl/>
@@ -8423,20 +7289,14 @@
         </w:rPr>
         <w:t xml:space="preserve">; </w:t>
       </w:r>
-      <w:hyperlink r:id="rId182">
-        <w:r>
-          <w:rPr>
-            <w:rtl/>
-            <w:cs/>
-            <w:lang w:val="ar_AE" w:bidi="ar_AE"/>
-          </w:rPr>
-          <w:rPr>
-            <w:color w:val="0000EE"/>
-            <w:u w:val="single"/>
-          </w:rPr>
-          <w:t>1 تيموثاوس 4:1</w:t>
-        </w:r>
-      </w:hyperlink>
+      <w:r>
+        <w:rPr>
+          <w:rtl/>
+          <w:cs/>
+          <w:lang w:val="ar_AE" w:bidi="ar_AE"/>
+        </w:rPr>
+        <w:t>1 تيموثاوس 4:1</w:t>
+      </w:r>
       <w:r>
         <w:rPr>
           <w:rtl/>
@@ -8512,20 +7372,14 @@
         </w:rPr>
         <w:t xml:space="preserve">يستخدم يعقوب صورة زراعية لتأكيد فوائد العيش بحكمة نازلة من فوق: الذين يزرعون بذور السلام في العلاقات سيحصدون وفرة من البِرّ في تلك العلاقات (قارن </w:t>
       </w:r>
-      <w:hyperlink r:id="rId183">
-        <w:r>
-          <w:rPr>
-            <w:rtl/>
-            <w:cs/>
-            <w:lang w:val="ar_AE" w:bidi="ar_AE"/>
-          </w:rPr>
-          <w:rPr>
-            <w:color w:val="0000EE"/>
-            <w:u w:val="single"/>
-          </w:rPr>
-          <w:t>متى 5:9</w:t>
-        </w:r>
-      </w:hyperlink>
+      <w:r>
+        <w:rPr>
+          <w:rtl/>
+          <w:cs/>
+          <w:lang w:val="ar_AE" w:bidi="ar_AE"/>
+        </w:rPr>
+        <w:t>متى 5:9</w:t>
+      </w:r>
       <w:r>
         <w:rPr>
           <w:rtl/>
@@ -8635,20 +7489,14 @@
         </w:rPr>
         <w:t xml:space="preserve"> مرة أخرى في </w:t>
       </w:r>
-      <w:hyperlink r:id="rId184">
-        <w:r>
-          <w:rPr>
-            <w:rtl/>
-            <w:cs/>
-            <w:lang w:val="ar_AE" w:bidi="ar_AE"/>
-          </w:rPr>
-          <w:rPr>
-            <w:color w:val="0000EE"/>
-            <w:u w:val="single"/>
-          </w:rPr>
-          <w:t>4:3</w:t>
-        </w:r>
-      </w:hyperlink>
+      <w:r>
+        <w:rPr>
+          <w:rtl/>
+          <w:cs/>
+          <w:lang w:val="ar_AE" w:bidi="ar_AE"/>
+        </w:rPr>
+        <w:t>4:3</w:t>
+      </w:r>
       <w:r>
         <w:rPr>
           <w:rtl/>
@@ -8657,20 +7505,14 @@
         </w:rPr>
         <w:t xml:space="preserve"> (المترجمة "اللذات") ليختتم الفقرة بأكملها ويشير إلى مصدر الصراع والصلاة غير المستجابة (</w:t>
       </w:r>
-      <w:hyperlink r:id="rId185">
-        <w:r>
-          <w:rPr>
-            <w:rtl/>
-            <w:cs/>
-            <w:lang w:val="ar_AE" w:bidi="ar_AE"/>
-          </w:rPr>
-          <w:rPr>
-            <w:color w:val="0000EE"/>
-            <w:u w:val="single"/>
-          </w:rPr>
-          <w:t>لوقا 8:14</w:t>
-        </w:r>
-      </w:hyperlink>
+      <w:r>
+        <w:rPr>
+          <w:rtl/>
+          <w:cs/>
+          <w:lang w:val="ar_AE" w:bidi="ar_AE"/>
+        </w:rPr>
+        <w:t>لوقا 8:14</w:t>
+      </w:r>
       <w:r>
         <w:rPr>
           <w:rtl/>
@@ -8679,20 +7521,14 @@
         </w:rPr>
         <w:t xml:space="preserve">; </w:t>
       </w:r>
-      <w:hyperlink r:id="rId186">
-        <w:r>
-          <w:rPr>
-            <w:rtl/>
-            <w:cs/>
-            <w:lang w:val="ar_AE" w:bidi="ar_AE"/>
-          </w:rPr>
-          <w:rPr>
-            <w:color w:val="0000EE"/>
-            <w:u w:val="single"/>
-          </w:rPr>
-          <w:t>تيطس 3:3</w:t>
-        </w:r>
-      </w:hyperlink>
+      <w:r>
+        <w:rPr>
+          <w:rtl/>
+          <w:cs/>
+          <w:lang w:val="ar_AE" w:bidi="ar_AE"/>
+        </w:rPr>
+        <w:t>تيطس 3:3</w:t>
+      </w:r>
       <w:r>
         <w:rPr>
           <w:rtl/>
@@ -8835,20 +7671,14 @@
         </w:rPr>
         <w:t xml:space="preserve">أَيُّهَا الزُّنَاةُ وَالزَّوَانِي: يستخدم يعقوب هذه الصورة النبوية (انظر، على سبيل المثال، </w:t>
       </w:r>
-      <w:hyperlink r:id="rId187">
-        <w:r>
-          <w:rPr>
-            <w:rtl/>
-            <w:cs/>
-            <w:lang w:val="ar_AE" w:bidi="ar_AE"/>
-          </w:rPr>
-          <w:rPr>
-            <w:color w:val="0000EE"/>
-            <w:u w:val="single"/>
-          </w:rPr>
-          <w:t>إرميا 3:6</w:t>
-        </w:r>
-      </w:hyperlink>
+      <w:r>
+        <w:rPr>
+          <w:rtl/>
+          <w:cs/>
+          <w:lang w:val="ar_AE" w:bidi="ar_AE"/>
+        </w:rPr>
+        <w:t>إرميا 3:6</w:t>
+      </w:r>
       <w:r>
         <w:rPr>
           <w:rtl/>
@@ -8857,20 +7687,14 @@
         </w:rPr>
         <w:t xml:space="preserve">؛ </w:t>
       </w:r>
-      <w:hyperlink r:id="rId188">
-        <w:r>
-          <w:rPr>
-            <w:rtl/>
-            <w:cs/>
-            <w:lang w:val="ar_AE" w:bidi="ar_AE"/>
-          </w:rPr>
-          <w:rPr>
-            <w:color w:val="0000EE"/>
-            <w:u w:val="single"/>
-          </w:rPr>
-          <w:t>هوشع 3:1</w:t>
-        </w:r>
-      </w:hyperlink>
+      <w:r>
+        <w:rPr>
+          <w:rtl/>
+          <w:cs/>
+          <w:lang w:val="ar_AE" w:bidi="ar_AE"/>
+        </w:rPr>
+        <w:t>هوشع 3:1</w:t>
+      </w:r>
       <w:r>
         <w:rPr>
           <w:rtl/>
@@ -8879,20 +7703,14 @@
         </w:rPr>
         <w:t>) لأن قراءه كانوا يبحثون عمّا يمكن أن تقدمه لهم محبة (صداقة) العالم - القبول الاجتماعي (</w:t>
       </w:r>
-      <w:hyperlink r:id="rId189">
-        <w:r>
-          <w:rPr>
-            <w:rtl/>
-            <w:cs/>
-            <w:lang w:val="ar_AE" w:bidi="ar_AE"/>
-          </w:rPr>
-          <w:rPr>
-            <w:color w:val="0000EE"/>
-            <w:u w:val="single"/>
-          </w:rPr>
-          <w:t>يعقوب 2:1–4</w:t>
-        </w:r>
-      </w:hyperlink>
+      <w:r>
+        <w:rPr>
+          <w:rtl/>
+          <w:cs/>
+          <w:lang w:val="ar_AE" w:bidi="ar_AE"/>
+        </w:rPr>
+        <w:t>يعقوب 2:1–4</w:t>
+      </w:r>
       <w:r>
         <w:rPr>
           <w:rtl/>
@@ -8901,20 +7719,14 @@
         </w:rPr>
         <w:t>)، المكانة (</w:t>
       </w:r>
-      <w:hyperlink r:id="rId95">
-        <w:r>
-          <w:rPr>
-            <w:rtl/>
-            <w:cs/>
-            <w:lang w:val="ar_AE" w:bidi="ar_AE"/>
-          </w:rPr>
-          <w:rPr>
-            <w:color w:val="0000EE"/>
-            <w:u w:val="single"/>
-          </w:rPr>
-          <w:t>3:1</w:t>
-        </w:r>
-      </w:hyperlink>
+      <w:r>
+        <w:rPr>
+          <w:rtl/>
+          <w:cs/>
+          <w:lang w:val="ar_AE" w:bidi="ar_AE"/>
+        </w:rPr>
+        <w:t>3:1</w:t>
+      </w:r>
       <w:r>
         <w:rPr>
           <w:rtl/>
@@ -8923,20 +7735,14 @@
         </w:rPr>
         <w:t>)، أو الثروة (</w:t>
       </w:r>
-      <w:hyperlink r:id="rId52">
-        <w:r>
-          <w:rPr>
-            <w:rtl/>
-            <w:cs/>
-            <w:lang w:val="ar_AE" w:bidi="ar_AE"/>
-          </w:rPr>
-          <w:rPr>
-            <w:color w:val="0000EE"/>
-            <w:u w:val="single"/>
-          </w:rPr>
-          <w:t>4:13</w:t>
-        </w:r>
-      </w:hyperlink>
+      <w:r>
+        <w:rPr>
+          <w:rtl/>
+          <w:cs/>
+          <w:lang w:val="ar_AE" w:bidi="ar_AE"/>
+        </w:rPr>
+        <w:t>4:13</w:t>
+      </w:r>
       <w:r>
         <w:rPr>
           <w:rtl/>
@@ -8945,20 +7751,14 @@
         </w:rPr>
         <w:t>). إن القلب المنقسم تجاه الله (</w:t>
       </w:r>
-      <w:hyperlink r:id="rId190">
-        <w:r>
-          <w:rPr>
-            <w:rtl/>
-            <w:cs/>
-            <w:lang w:val="ar_AE" w:bidi="ar_AE"/>
-          </w:rPr>
-          <w:rPr>
-            <w:color w:val="0000EE"/>
-            <w:u w:val="single"/>
-          </w:rPr>
-          <w:t>4:8</w:t>
-        </w:r>
-      </w:hyperlink>
+      <w:r>
+        <w:rPr>
+          <w:rtl/>
+          <w:cs/>
+          <w:lang w:val="ar_AE" w:bidi="ar_AE"/>
+        </w:rPr>
+        <w:t>4:8</w:t>
+      </w:r>
       <w:r>
         <w:rPr>
           <w:rtl/>
@@ -8967,20 +7767,14 @@
         </w:rPr>
         <w:t>) يشبه الزنا ضد الزوج. • في العالم القديم، كانت كلمة صديق (مُحِب) تُستخدم كلقب للعلاقات الخاصة والحصرية (</w:t>
       </w:r>
-      <w:hyperlink r:id="rId191">
-        <w:r>
-          <w:rPr>
-            <w:rtl/>
-            <w:cs/>
-            <w:lang w:val="ar_AE" w:bidi="ar_AE"/>
-          </w:rPr>
-          <w:rPr>
-            <w:color w:val="0000EE"/>
-            <w:u w:val="single"/>
-          </w:rPr>
-          <w:t>لوقا 23:12</w:t>
-        </w:r>
-      </w:hyperlink>
+      <w:r>
+        <w:rPr>
+          <w:rtl/>
+          <w:cs/>
+          <w:lang w:val="ar_AE" w:bidi="ar_AE"/>
+        </w:rPr>
+        <w:t>لوقا 23:12</w:t>
+      </w:r>
       <w:r>
         <w:rPr>
           <w:rtl/>
@@ -8989,20 +7783,14 @@
         </w:rPr>
         <w:t xml:space="preserve">، هيرودس وبيلاطس؛ </w:t>
       </w:r>
-      <w:hyperlink r:id="rId192">
-        <w:r>
-          <w:rPr>
-            <w:rtl/>
-            <w:cs/>
-            <w:lang w:val="ar_AE" w:bidi="ar_AE"/>
-          </w:rPr>
-          <w:rPr>
-            <w:color w:val="0000EE"/>
-            <w:u w:val="single"/>
-          </w:rPr>
-          <w:t>يوحنّا 19:12</w:t>
-        </w:r>
-      </w:hyperlink>
+      <w:r>
+        <w:rPr>
+          <w:rtl/>
+          <w:cs/>
+          <w:lang w:val="ar_AE" w:bidi="ar_AE"/>
+        </w:rPr>
+        <w:t>يوحنّا 19:12</w:t>
+      </w:r>
       <w:r>
         <w:rPr>
           <w:rtl/>
@@ -9028,20 +7816,14 @@
         </w:rPr>
         <w:t xml:space="preserve"> 2:18؛ 6:28). كل من موسى (</w:t>
       </w:r>
-      <w:hyperlink r:id="rId193">
-        <w:r>
-          <w:rPr>
-            <w:rtl/>
-            <w:cs/>
-            <w:lang w:val="ar_AE" w:bidi="ar_AE"/>
-          </w:rPr>
-          <w:rPr>
-            <w:color w:val="0000EE"/>
-            <w:u w:val="single"/>
-          </w:rPr>
-          <w:t>خروج 33:11</w:t>
-        </w:r>
-      </w:hyperlink>
+      <w:r>
+        <w:rPr>
+          <w:rtl/>
+          <w:cs/>
+          <w:lang w:val="ar_AE" w:bidi="ar_AE"/>
+        </w:rPr>
+        <w:t>خروج 33:11</w:t>
+      </w:r>
       <w:r>
         <w:rPr>
           <w:rtl/>
@@ -9050,20 +7832,14 @@
         </w:rPr>
         <w:t>) وإبراهيم كانا يُطلق عليهما صديق (خليل) الله (</w:t>
       </w:r>
-      <w:hyperlink r:id="rId194">
-        <w:r>
-          <w:rPr>
-            <w:rtl/>
-            <w:cs/>
-            <w:lang w:val="ar_AE" w:bidi="ar_AE"/>
-          </w:rPr>
-          <w:rPr>
-            <w:color w:val="0000EE"/>
-            <w:u w:val="single"/>
-          </w:rPr>
-          <w:t>يعقوب 2:23</w:t>
-        </w:r>
-      </w:hyperlink>
+      <w:r>
+        <w:rPr>
+          <w:rtl/>
+          <w:cs/>
+          <w:lang w:val="ar_AE" w:bidi="ar_AE"/>
+        </w:rPr>
+        <w:t>يعقوب 2:23</w:t>
+      </w:r>
       <w:r>
         <w:rPr>
           <w:rtl/>
@@ -9072,20 +7848,14 @@
         </w:rPr>
         <w:t xml:space="preserve">؛ </w:t>
       </w:r>
-      <w:hyperlink r:id="rId195">
-        <w:r>
-          <w:rPr>
-            <w:rtl/>
-            <w:cs/>
-            <w:lang w:val="ar_AE" w:bidi="ar_AE"/>
-          </w:rPr>
-          <w:rPr>
-            <w:color w:val="0000EE"/>
-            <w:u w:val="single"/>
-          </w:rPr>
-          <w:t>2 أخبار 20:7</w:t>
-        </w:r>
-      </w:hyperlink>
+      <w:r>
+        <w:rPr>
+          <w:rtl/>
+          <w:cs/>
+          <w:lang w:val="ar_AE" w:bidi="ar_AE"/>
+        </w:rPr>
+        <w:t>2 أخبار 20:7</w:t>
+      </w:r>
       <w:r>
         <w:rPr>
           <w:rtl/>
@@ -9094,20 +7864,14 @@
         </w:rPr>
         <w:t xml:space="preserve">؛ </w:t>
       </w:r>
-      <w:hyperlink r:id="rId196">
-        <w:r>
-          <w:rPr>
-            <w:rtl/>
-            <w:cs/>
-            <w:lang w:val="ar_AE" w:bidi="ar_AE"/>
-          </w:rPr>
-          <w:rPr>
-            <w:color w:val="0000EE"/>
-            <w:u w:val="single"/>
-          </w:rPr>
-          <w:t>إشعياء 41:8</w:t>
-        </w:r>
-      </w:hyperlink>
+      <w:r>
+        <w:rPr>
+          <w:rtl/>
+          <w:cs/>
+          <w:lang w:val="ar_AE" w:bidi="ar_AE"/>
+        </w:rPr>
+        <w:t>إشعياء 41:8</w:t>
+      </w:r>
       <w:r>
         <w:rPr>
           <w:rtl/>
@@ -9116,20 +7880,14 @@
         </w:rPr>
         <w:t xml:space="preserve">؛ قارن </w:t>
       </w:r>
-      <w:hyperlink r:id="rId145">
-        <w:r>
-          <w:rPr>
-            <w:rtl/>
-            <w:cs/>
-            <w:lang w:val="ar_AE" w:bidi="ar_AE"/>
-          </w:rPr>
-          <w:rPr>
-            <w:color w:val="0000EE"/>
-            <w:u w:val="single"/>
-          </w:rPr>
-          <w:t>يوحنّا 15:15</w:t>
-        </w:r>
-      </w:hyperlink>
+      <w:r>
+        <w:rPr>
+          <w:rtl/>
+          <w:cs/>
+          <w:lang w:val="ar_AE" w:bidi="ar_AE"/>
+        </w:rPr>
+        <w:t>يوحنّا 15:15</w:t>
+      </w:r>
       <w:r>
         <w:rPr>
           <w:rtl/>
@@ -9138,20 +7896,14 @@
         </w:rPr>
         <w:t>). • يتكون العالم من مجتمع يعارض الله وملكوته. كما أن العالم موجه بحكمة أرضية، وليس سماوية (</w:t>
       </w:r>
-      <w:hyperlink r:id="rId197">
-        <w:r>
-          <w:rPr>
-            <w:rtl/>
-            <w:cs/>
-            <w:lang w:val="ar_AE" w:bidi="ar_AE"/>
-          </w:rPr>
-          <w:rPr>
-            <w:color w:val="0000EE"/>
-            <w:u w:val="single"/>
-          </w:rPr>
-          <w:t>يعقوب 3:15–17</w:t>
-        </w:r>
-      </w:hyperlink>
+      <w:r>
+        <w:rPr>
+          <w:rtl/>
+          <w:cs/>
+          <w:lang w:val="ar_AE" w:bidi="ar_AE"/>
+        </w:rPr>
+        <w:t>يعقوب 3:15–17</w:t>
+      </w:r>
       <w:r>
         <w:rPr>
           <w:rtl/>
@@ -9160,20 +7912,14 @@
         </w:rPr>
         <w:t>)، ويتميز بالرغبات الشريرة، والخصام، والقتل (</w:t>
       </w:r>
-      <w:hyperlink r:id="rId198">
-        <w:r>
-          <w:rPr>
-            <w:rtl/>
-            <w:cs/>
-            <w:lang w:val="ar_AE" w:bidi="ar_AE"/>
-          </w:rPr>
-          <w:rPr>
-            <w:color w:val="0000EE"/>
-            <w:u w:val="single"/>
-          </w:rPr>
-          <w:t>4:2–3</w:t>
-        </w:r>
-      </w:hyperlink>
+      <w:r>
+        <w:rPr>
+          <w:rtl/>
+          <w:cs/>
+          <w:lang w:val="ar_AE" w:bidi="ar_AE"/>
+        </w:rPr>
+        <w:t>4:2–3</w:t>
+      </w:r>
       <w:r>
         <w:rPr>
           <w:rtl/>
@@ -9249,20 +7995,14 @@
         </w:rPr>
         <w:t>يوضح يعقوب أسباب الصراع: محبة العالم، القلب المنقسم، والإدانة النابعة من الكبرياء (</w:t>
       </w:r>
-      <w:hyperlink r:id="rId199">
-        <w:r>
-          <w:rPr>
-            <w:rtl/>
-            <w:cs/>
-            <w:lang w:val="ar_AE" w:bidi="ar_AE"/>
-          </w:rPr>
-          <w:rPr>
-            <w:color w:val="0000EE"/>
-            <w:u w:val="single"/>
-          </w:rPr>
-          <w:t>4:11–12</w:t>
-        </w:r>
-      </w:hyperlink>
+      <w:r>
+        <w:rPr>
+          <w:rtl/>
+          <w:cs/>
+          <w:lang w:val="ar_AE" w:bidi="ar_AE"/>
+        </w:rPr>
+        <w:t>4:11–12</w:t>
+      </w:r>
       <w:r>
         <w:rPr>
           <w:rtl/>
@@ -9405,20 +8145,14 @@
         </w:rPr>
         <w:t xml:space="preserve"> قَاوِمُوا إِبْلِيسَ: انظر أيضًا </w:t>
       </w:r>
-      <w:hyperlink r:id="rId200">
-        <w:r>
-          <w:rPr>
-            <w:rtl/>
-            <w:cs/>
-            <w:lang w:val="ar_AE" w:bidi="ar_AE"/>
-          </w:rPr>
-          <w:rPr>
-            <w:color w:val="0000EE"/>
-            <w:u w:val="single"/>
-          </w:rPr>
-          <w:t>أفسس 6:11</w:t>
-        </w:r>
-      </w:hyperlink>
+      <w:r>
+        <w:rPr>
+          <w:rtl/>
+          <w:cs/>
+          <w:lang w:val="ar_AE" w:bidi="ar_AE"/>
+        </w:rPr>
+        <w:t>أفسس 6:11</w:t>
+      </w:r>
       <w:r>
         <w:rPr>
           <w:rtl/>
@@ -9427,20 +8161,14 @@
         </w:rPr>
         <w:t xml:space="preserve">؛ </w:t>
       </w:r>
-      <w:hyperlink r:id="rId201">
-        <w:r>
-          <w:rPr>
-            <w:rtl/>
-            <w:cs/>
-            <w:lang w:val="ar_AE" w:bidi="ar_AE"/>
-          </w:rPr>
-          <w:rPr>
-            <w:color w:val="0000EE"/>
-            <w:u w:val="single"/>
-          </w:rPr>
-          <w:t>1 بطرس 5:8</w:t>
-        </w:r>
-      </w:hyperlink>
+      <w:r>
+        <w:rPr>
+          <w:rtl/>
+          <w:cs/>
+          <w:lang w:val="ar_AE" w:bidi="ar_AE"/>
+        </w:rPr>
+        <w:t>1 بطرس 5:8</w:t>
+      </w:r>
       <w:r>
         <w:rPr>
           <w:rtl/>
@@ -9516,20 +8244,14 @@
         </w:rPr>
         <w:t>اِقْتَرِبُوا إِلَى اللهِ: هذه هي لغة الصداقة (</w:t>
       </w:r>
-      <w:hyperlink r:id="rId194">
-        <w:r>
-          <w:rPr>
-            <w:rtl/>
-            <w:cs/>
-            <w:lang w:val="ar_AE" w:bidi="ar_AE"/>
-          </w:rPr>
-          <w:rPr>
-            <w:color w:val="0000EE"/>
-            <w:u w:val="single"/>
-          </w:rPr>
-          <w:t>2:23</w:t>
-        </w:r>
-      </w:hyperlink>
+      <w:r>
+        <w:rPr>
+          <w:rtl/>
+          <w:cs/>
+          <w:lang w:val="ar_AE" w:bidi="ar_AE"/>
+        </w:rPr>
+        <w:t>2:23</w:t>
+      </w:r>
       <w:r>
         <w:rPr>
           <w:rtl/>
@@ -9538,20 +8260,14 @@
         </w:rPr>
         <w:t>) والإيمان (</w:t>
       </w:r>
-      <w:hyperlink r:id="rId202">
-        <w:r>
-          <w:rPr>
-            <w:rtl/>
-            <w:cs/>
-            <w:lang w:val="ar_AE" w:bidi="ar_AE"/>
-          </w:rPr>
-          <w:rPr>
-            <w:color w:val="0000EE"/>
-            <w:u w:val="single"/>
-          </w:rPr>
-          <w:t>1:6–8</w:t>
-        </w:r>
-      </w:hyperlink>
+      <w:r>
+        <w:rPr>
+          <w:rtl/>
+          <w:cs/>
+          <w:lang w:val="ar_AE" w:bidi="ar_AE"/>
+        </w:rPr>
+        <w:t>1:6–8</w:t>
+      </w:r>
       <w:r>
         <w:rPr>
           <w:rtl/>
@@ -9560,20 +8276,14 @@
         </w:rPr>
         <w:t xml:space="preserve">). • نَقُّوا أَيْدِيَكُمْ ... وَطَهِّرُوا قُلُوبَكُمْ: تُستخدم لغة التطهير الطقسي للإشارة إلى النقاء الداخلي للنوايا (قارن </w:t>
       </w:r>
-      <w:hyperlink r:id="rId203">
-        <w:r>
-          <w:rPr>
-            <w:rtl/>
-            <w:cs/>
-            <w:lang w:val="ar_AE" w:bidi="ar_AE"/>
-          </w:rPr>
-          <w:rPr>
-            <w:color w:val="0000EE"/>
-            <w:u w:val="single"/>
-          </w:rPr>
-          <w:t>مرقس 7:1–23</w:t>
-        </w:r>
-      </w:hyperlink>
+      <w:r>
+        <w:rPr>
+          <w:rtl/>
+          <w:cs/>
+          <w:lang w:val="ar_AE" w:bidi="ar_AE"/>
+        </w:rPr>
+        <w:t>مرقس 7:1–23</w:t>
+      </w:r>
       <w:r>
         <w:rPr>
           <w:rtl/>
@@ -9649,20 +8359,14 @@
         </w:rPr>
         <w:t>لأولئك الذين يتواضعون أمامه، يمنح الله الكرامة بدلًا من عار اضطهادهم وذلهم (</w:t>
       </w:r>
-      <w:hyperlink r:id="rId158">
-        <w:r>
-          <w:rPr>
-            <w:rtl/>
-            <w:cs/>
-            <w:lang w:val="ar_AE" w:bidi="ar_AE"/>
-          </w:rPr>
-          <w:rPr>
-            <w:color w:val="0000EE"/>
-            <w:u w:val="single"/>
-          </w:rPr>
-          <w:t>يعقوب 2:6–7</w:t>
-        </w:r>
-      </w:hyperlink>
+      <w:r>
+        <w:rPr>
+          <w:rtl/>
+          <w:cs/>
+          <w:lang w:val="ar_AE" w:bidi="ar_AE"/>
+        </w:rPr>
+        <w:t>يعقوب 2:6–7</w:t>
+      </w:r>
       <w:r>
         <w:rPr>
           <w:rtl/>
@@ -9755,20 +8459,14 @@
         </w:rPr>
         <w:t xml:space="preserve"> لأن الناموس يمنع المذمة ويدعو إلى محبة القريب (</w:t>
       </w:r>
-      <w:hyperlink r:id="rId123">
-        <w:r>
-          <w:rPr>
-            <w:rtl/>
-            <w:cs/>
-            <w:lang w:val="ar_AE" w:bidi="ar_AE"/>
-          </w:rPr>
-          <w:rPr>
-            <w:color w:val="0000EE"/>
-            <w:u w:val="single"/>
-          </w:rPr>
-          <w:t>2:8</w:t>
-        </w:r>
-      </w:hyperlink>
+      <w:r>
+        <w:rPr>
+          <w:rtl/>
+          <w:cs/>
+          <w:lang w:val="ar_AE" w:bidi="ar_AE"/>
+        </w:rPr>
+        <w:t>2:8</w:t>
+      </w:r>
       <w:r>
         <w:rPr>
           <w:rtl/>
@@ -9777,20 +8475,14 @@
         </w:rPr>
         <w:t xml:space="preserve">؛ </w:t>
       </w:r>
-      <w:hyperlink r:id="rId204">
-        <w:r>
-          <w:rPr>
-            <w:rtl/>
-            <w:cs/>
-            <w:lang w:val="ar_AE" w:bidi="ar_AE"/>
-          </w:rPr>
-          <w:rPr>
-            <w:color w:val="0000EE"/>
-            <w:u w:val="single"/>
-          </w:rPr>
-          <w:t>لاويين 19:16–18</w:t>
-        </w:r>
-      </w:hyperlink>
+      <w:r>
+        <w:rPr>
+          <w:rtl/>
+          <w:cs/>
+          <w:lang w:val="ar_AE" w:bidi="ar_AE"/>
+        </w:rPr>
+        <w:t>لاويين 19:16–18</w:t>
+      </w:r>
       <w:r>
         <w:rPr>
           <w:rtl/>
@@ -9799,20 +8491,14 @@
         </w:rPr>
         <w:t xml:space="preserve">؛ </w:t>
       </w:r>
-      <w:hyperlink r:id="rId205">
-        <w:r>
-          <w:rPr>
-            <w:rtl/>
-            <w:cs/>
-            <w:lang w:val="ar_AE" w:bidi="ar_AE"/>
-          </w:rPr>
-          <w:rPr>
-            <w:color w:val="0000EE"/>
-            <w:u w:val="single"/>
-          </w:rPr>
-          <w:t>متى 7:1–5</w:t>
-        </w:r>
-      </w:hyperlink>
+      <w:r>
+        <w:rPr>
+          <w:rtl/>
+          <w:cs/>
+          <w:lang w:val="ar_AE" w:bidi="ar_AE"/>
+        </w:rPr>
+        <w:t>متى 7:1–5</w:t>
+      </w:r>
       <w:r>
         <w:rPr>
           <w:rtl/>
@@ -9888,20 +8574,14 @@
         </w:rPr>
         <w:t xml:space="preserve">تتناول هذه الآيات التعليم الوارد في </w:t>
       </w:r>
-      <w:hyperlink r:id="rId206">
-        <w:r>
-          <w:rPr>
-            <w:rtl/>
-            <w:cs/>
-            <w:lang w:val="ar_AE" w:bidi="ar_AE"/>
-          </w:rPr>
-          <w:rPr>
-            <w:color w:val="0000EE"/>
-            <w:u w:val="single"/>
-          </w:rPr>
-          <w:t>متى 7:1</w:t>
-        </w:r>
-      </w:hyperlink>
+      <w:r>
+        <w:rPr>
+          <w:rtl/>
+          <w:cs/>
+          <w:lang w:val="ar_AE" w:bidi="ar_AE"/>
+        </w:rPr>
+        <w:t>متى 7:1</w:t>
+      </w:r>
       <w:r>
         <w:rPr>
           <w:rtl/>
@@ -9910,20 +8590,14 @@
         </w:rPr>
         <w:t xml:space="preserve"> و</w:t>
       </w:r>
-      <w:hyperlink r:id="rId207">
-        <w:r>
-          <w:rPr>
-            <w:rtl/>
-            <w:cs/>
-            <w:lang w:val="ar_AE" w:bidi="ar_AE"/>
-          </w:rPr>
-          <w:rPr>
-            <w:color w:val="0000EE"/>
-            <w:u w:val="single"/>
-          </w:rPr>
-          <w:t>لوقا 6:37</w:t>
-        </w:r>
-      </w:hyperlink>
+      <w:r>
+        <w:rPr>
+          <w:rtl/>
+          <w:cs/>
+          <w:lang w:val="ar_AE" w:bidi="ar_AE"/>
+        </w:rPr>
+        <w:t>لوقا 6:37</w:t>
+      </w:r>
       <w:r>
         <w:rPr>
           <w:rtl/>
@@ -10082,20 +8756,14 @@
         </w:rPr>
         <w:t>لله السلطة على الحياة والموت (</w:t>
       </w:r>
-      <w:hyperlink r:id="rId208">
-        <w:r>
-          <w:rPr>
-            <w:rtl/>
-            <w:cs/>
-            <w:lang w:val="ar_AE" w:bidi="ar_AE"/>
-          </w:rPr>
-          <w:rPr>
-            <w:color w:val="0000EE"/>
-            <w:u w:val="single"/>
-          </w:rPr>
-          <w:t>تثنية 32:39</w:t>
-        </w:r>
-      </w:hyperlink>
+      <w:r>
+        <w:rPr>
+          <w:rtl/>
+          <w:cs/>
+          <w:lang w:val="ar_AE" w:bidi="ar_AE"/>
+        </w:rPr>
+        <w:t>تثنية 32:39</w:t>
+      </w:r>
       <w:r>
         <w:rPr>
           <w:rtl/>
@@ -10104,20 +8772,14 @@
         </w:rPr>
         <w:t xml:space="preserve">؛ </w:t>
       </w:r>
-      <w:hyperlink r:id="rId209">
-        <w:r>
-          <w:rPr>
-            <w:rtl/>
-            <w:cs/>
-            <w:lang w:val="ar_AE" w:bidi="ar_AE"/>
-          </w:rPr>
-          <w:rPr>
-            <w:color w:val="0000EE"/>
-            <w:u w:val="single"/>
-          </w:rPr>
-          <w:t>1 صموئيل 2:6</w:t>
-        </w:r>
-      </w:hyperlink>
+      <w:r>
+        <w:rPr>
+          <w:rtl/>
+          <w:cs/>
+          <w:lang w:val="ar_AE" w:bidi="ar_AE"/>
+        </w:rPr>
+        <w:t>1 صموئيل 2:6</w:t>
+      </w:r>
       <w:r>
         <w:rPr>
           <w:rtl/>
@@ -10126,20 +8788,14 @@
         </w:rPr>
         <w:t xml:space="preserve">؛ </w:t>
       </w:r>
-      <w:hyperlink r:id="rId210">
-        <w:r>
-          <w:rPr>
-            <w:rtl/>
-            <w:cs/>
-            <w:lang w:val="ar_AE" w:bidi="ar_AE"/>
-          </w:rPr>
-          <w:rPr>
-            <w:color w:val="0000EE"/>
-            <w:u w:val="single"/>
-          </w:rPr>
-          <w:t>متى 10:28</w:t>
-        </w:r>
-      </w:hyperlink>
+      <w:r>
+        <w:rPr>
+          <w:rtl/>
+          <w:cs/>
+          <w:lang w:val="ar_AE" w:bidi="ar_AE"/>
+        </w:rPr>
+        <w:t>متى 10:28</w:t>
+      </w:r>
       <w:r>
         <w:rPr>
           <w:rtl/>
@@ -10215,20 +8871,14 @@
         </w:rPr>
         <w:t>قد يفتخر المؤمنون بما فعله الله (</w:t>
       </w:r>
-      <w:hyperlink r:id="rId211">
-        <w:r>
-          <w:rPr>
-            <w:rtl/>
-            <w:cs/>
-            <w:lang w:val="ar_AE" w:bidi="ar_AE"/>
-          </w:rPr>
-          <w:rPr>
-            <w:color w:val="0000EE"/>
-            <w:u w:val="single"/>
-          </w:rPr>
-          <w:t>1:9–10</w:t>
-        </w:r>
-      </w:hyperlink>
+      <w:r>
+        <w:rPr>
+          <w:rtl/>
+          <w:cs/>
+          <w:lang w:val="ar_AE" w:bidi="ar_AE"/>
+        </w:rPr>
+        <w:t>1:9–10</w:t>
+      </w:r>
       <w:r>
         <w:rPr>
           <w:rtl/>
@@ -10321,20 +8971,14 @@
         </w:rPr>
         <w:t xml:space="preserve">تذكر: من المحتمل أن تكون هذه الآية حكمة يتوقع يعقوب أن قرائه كانوا يعرفونها. ومصدرها غير معروف، لكنها تتوافق مع تعاليم الكتاب المُقَدَّس (قارن </w:t>
       </w:r>
-      <w:hyperlink r:id="rId212">
-        <w:r>
-          <w:rPr>
-            <w:rtl/>
-            <w:cs/>
-            <w:lang w:val="ar_AE" w:bidi="ar_AE"/>
-          </w:rPr>
-          <w:rPr>
-            <w:color w:val="0000EE"/>
-            <w:u w:val="single"/>
-          </w:rPr>
-          <w:t>تثنية 24:15</w:t>
-        </w:r>
-      </w:hyperlink>
+      <w:r>
+        <w:rPr>
+          <w:rtl/>
+          <w:cs/>
+          <w:lang w:val="ar_AE" w:bidi="ar_AE"/>
+        </w:rPr>
+        <w:t>تثنية 24:15</w:t>
+      </w:r>
       <w:r>
         <w:rPr>
           <w:rtl/>
@@ -10343,20 +8987,14 @@
         </w:rPr>
         <w:t xml:space="preserve">؛ </w:t>
       </w:r>
-      <w:hyperlink r:id="rId213">
-        <w:r>
-          <w:rPr>
-            <w:rtl/>
-            <w:cs/>
-            <w:lang w:val="ar_AE" w:bidi="ar_AE"/>
-          </w:rPr>
-          <w:rPr>
-            <w:color w:val="0000EE"/>
-            <w:u w:val="single"/>
-          </w:rPr>
-          <w:t>أمثال 3:27–28</w:t>
-        </w:r>
-      </w:hyperlink>
+      <w:r>
+        <w:rPr>
+          <w:rtl/>
+          <w:cs/>
+          <w:lang w:val="ar_AE" w:bidi="ar_AE"/>
+        </w:rPr>
+        <w:t>أمثال 3:27–28</w:t>
+      </w:r>
       <w:r>
         <w:rPr>
           <w:rtl/>
@@ -10365,20 +9003,14 @@
         </w:rPr>
         <w:t xml:space="preserve">؛ </w:t>
       </w:r>
-      <w:hyperlink r:id="rId214">
-        <w:r>
-          <w:rPr>
-            <w:rtl/>
-            <w:cs/>
-            <w:lang w:val="ar_AE" w:bidi="ar_AE"/>
-          </w:rPr>
-          <w:rPr>
-            <w:color w:val="0000EE"/>
-            <w:u w:val="single"/>
-          </w:rPr>
-          <w:t>متى 25:41–46</w:t>
-        </w:r>
-      </w:hyperlink>
+      <w:r>
+        <w:rPr>
+          <w:rtl/>
+          <w:cs/>
+          <w:lang w:val="ar_AE" w:bidi="ar_AE"/>
+        </w:rPr>
+        <w:t>متى 25:41–46</w:t>
+      </w:r>
       <w:r>
         <w:rPr>
           <w:rtl/>
@@ -10387,20 +9019,14 @@
         </w:rPr>
         <w:t xml:space="preserve">؛ </w:t>
       </w:r>
-      <w:hyperlink r:id="rId215">
-        <w:r>
-          <w:rPr>
-            <w:rtl/>
-            <w:cs/>
-            <w:lang w:val="ar_AE" w:bidi="ar_AE"/>
-          </w:rPr>
-          <w:rPr>
-            <w:color w:val="0000EE"/>
-            <w:u w:val="single"/>
-          </w:rPr>
-          <w:t>لوقا 12:47</w:t>
-        </w:r>
-      </w:hyperlink>
+      <w:r>
+        <w:rPr>
+          <w:rtl/>
+          <w:cs/>
+          <w:lang w:val="ar_AE" w:bidi="ar_AE"/>
+        </w:rPr>
+        <w:t>لوقا 12:47</w:t>
+      </w:r>
       <w:r>
         <w:rPr>
           <w:rtl/>
@@ -10476,20 +9102,14 @@
         </w:rPr>
         <w:t>تدين هذه الفقرة الأغنياء لجشعهم واضطهادهم المتعجرف للفقراء (</w:t>
       </w:r>
-      <w:hyperlink r:id="rId216">
-        <w:r>
-          <w:rPr>
-            <w:rtl/>
-            <w:cs/>
-            <w:lang w:val="ar_AE" w:bidi="ar_AE"/>
-          </w:rPr>
-          <w:rPr>
-            <w:color w:val="0000EE"/>
-            <w:u w:val="single"/>
-          </w:rPr>
-          <w:t>لاويين 19:13</w:t>
-        </w:r>
-      </w:hyperlink>
+      <w:r>
+        <w:rPr>
+          <w:rtl/>
+          <w:cs/>
+          <w:lang w:val="ar_AE" w:bidi="ar_AE"/>
+        </w:rPr>
+        <w:t>لاويين 19:13</w:t>
+      </w:r>
       <w:r>
         <w:rPr>
           <w:rtl/>
@@ -10649,20 +9269,14 @@
         </w:rPr>
         <w:t xml:space="preserve"> لا قيمة لها في مواجهة دينونة الله. في الواقع، إنها ستشهد ضدهم لأنها اكتسبت بغير حق (</w:t>
       </w:r>
-      <w:hyperlink r:id="rId217">
-        <w:r>
-          <w:rPr>
-            <w:rtl/>
-            <w:cs/>
-            <w:lang w:val="ar_AE" w:bidi="ar_AE"/>
-          </w:rPr>
-          <w:rPr>
-            <w:color w:val="0000EE"/>
-            <w:u w:val="single"/>
-          </w:rPr>
-          <w:t>5:4</w:t>
-        </w:r>
-      </w:hyperlink>
+      <w:r>
+        <w:rPr>
+          <w:rtl/>
+          <w:cs/>
+          <w:lang w:val="ar_AE" w:bidi="ar_AE"/>
+        </w:rPr>
+        <w:t>5:4</w:t>
+      </w:r>
       <w:r>
         <w:rPr>
           <w:rtl/>
@@ -10671,20 +9285,14 @@
         </w:rPr>
         <w:t>) واستُخدمت بشكل شرير (</w:t>
       </w:r>
-      <w:hyperlink r:id="rId218">
-        <w:r>
-          <w:rPr>
-            <w:rtl/>
-            <w:cs/>
-            <w:lang w:val="ar_AE" w:bidi="ar_AE"/>
-          </w:rPr>
-          <w:rPr>
-            <w:color w:val="0000EE"/>
-            <w:u w:val="single"/>
-          </w:rPr>
-          <w:t>5:5–6</w:t>
-        </w:r>
-      </w:hyperlink>
+      <w:r>
+        <w:rPr>
+          <w:rtl/>
+          <w:cs/>
+          <w:lang w:val="ar_AE" w:bidi="ar_AE"/>
+        </w:rPr>
+        <w:t>5:5–6</w:t>
+      </w:r>
       <w:r>
         <w:rPr>
           <w:rtl/>
@@ -10760,20 +9368,14 @@
         </w:rPr>
         <w:t>هؤلاء الأغنياء (</w:t>
       </w:r>
-      <w:hyperlink r:id="rId219">
-        <w:r>
-          <w:rPr>
-            <w:rtl/>
-            <w:cs/>
-            <w:lang w:val="ar_AE" w:bidi="ar_AE"/>
-          </w:rPr>
-          <w:rPr>
-            <w:color w:val="0000EE"/>
-            <w:u w:val="single"/>
-          </w:rPr>
-          <w:t>5:1</w:t>
-        </w:r>
-      </w:hyperlink>
+      <w:r>
+        <w:rPr>
+          <w:rtl/>
+          <w:cs/>
+          <w:lang w:val="ar_AE" w:bidi="ar_AE"/>
+        </w:rPr>
+        <w:t>5:1</w:t>
+      </w:r>
       <w:r>
         <w:rPr>
           <w:rtl/>
@@ -10782,20 +9384,14 @@
         </w:rPr>
         <w:t xml:space="preserve">) كانوا مُلاك أراضٍ مُستغلِّين. مثل أولئك في </w:t>
       </w:r>
-      <w:hyperlink r:id="rId220">
-        <w:r>
-          <w:rPr>
-            <w:rtl/>
-            <w:cs/>
-            <w:lang w:val="ar_AE" w:bidi="ar_AE"/>
-          </w:rPr>
-          <w:rPr>
-            <w:color w:val="0000EE"/>
-            <w:u w:val="single"/>
-          </w:rPr>
-          <w:t>2:6</w:t>
-        </w:r>
-      </w:hyperlink>
+      <w:r>
+        <w:rPr>
+          <w:rtl/>
+          <w:cs/>
+          <w:lang w:val="ar_AE" w:bidi="ar_AE"/>
+        </w:rPr>
+        <w:t>2:6</w:t>
+      </w:r>
       <w:r>
         <w:rPr>
           <w:rtl/>
@@ -10804,20 +9400,14 @@
         </w:rPr>
         <w:t xml:space="preserve"> الذين اضطهدوا وجروا المؤمنين إلى المحاكم، كانوا يستغلون الفعلة اليوميين الذين كان عملهم هو حصاد حقولهم. • وَصِيَاحُ ... قَدْ دَخَلَ إِلَى أُذْنَيْ رَبِّ الْجُنُودِ: يسمع الله صلوات المظلومين (انظر </w:t>
       </w:r>
-      <w:hyperlink r:id="rId221">
-        <w:r>
-          <w:rPr>
-            <w:rtl/>
-            <w:cs/>
-            <w:lang w:val="ar_AE" w:bidi="ar_AE"/>
-          </w:rPr>
-          <w:rPr>
-            <w:color w:val="0000EE"/>
-            <w:u w:val="single"/>
-          </w:rPr>
-          <w:t>تثنية 24:14–15</w:t>
-        </w:r>
-      </w:hyperlink>
+      <w:r>
+        <w:rPr>
+          <w:rtl/>
+          <w:cs/>
+          <w:lang w:val="ar_AE" w:bidi="ar_AE"/>
+        </w:rPr>
+        <w:t>تثنية 24:14–15</w:t>
+      </w:r>
       <w:r>
         <w:rPr>
           <w:rtl/>
@@ -10826,20 +9416,14 @@
         </w:rPr>
         <w:t xml:space="preserve">). حتى حين كان العمال لا يزالون يعانون، فإن الرب قد سمع (انظر </w:t>
       </w:r>
-      <w:hyperlink r:id="rId222">
-        <w:r>
-          <w:rPr>
-            <w:rtl/>
-            <w:cs/>
-            <w:lang w:val="ar_AE" w:bidi="ar_AE"/>
-          </w:rPr>
-          <w:rPr>
-            <w:color w:val="0000EE"/>
-            <w:u w:val="single"/>
-          </w:rPr>
-          <w:t>خروج 3:7</w:t>
-        </w:r>
-      </w:hyperlink>
+      <w:r>
+        <w:rPr>
+          <w:rtl/>
+          <w:cs/>
+          <w:lang w:val="ar_AE" w:bidi="ar_AE"/>
+        </w:rPr>
+        <w:t>خروج 3:7</w:t>
+      </w:r>
       <w:r>
         <w:rPr>
           <w:rtl/>
@@ -10848,20 +9432,14 @@
         </w:rPr>
         <w:t>). • رَبِّ الْجُنُودِ (</w:t>
       </w:r>
-      <w:hyperlink r:id="rId223">
-        <w:r>
-          <w:rPr>
-            <w:rtl/>
-            <w:cs/>
-            <w:lang w:val="ar_AE" w:bidi="ar_AE"/>
-          </w:rPr>
-          <w:rPr>
-            <w:color w:val="0000EE"/>
-            <w:u w:val="single"/>
-          </w:rPr>
-          <w:t>1 صموئيل 17:45</w:t>
-        </w:r>
-      </w:hyperlink>
+      <w:r>
+        <w:rPr>
+          <w:rtl/>
+          <w:cs/>
+          <w:lang w:val="ar_AE" w:bidi="ar_AE"/>
+        </w:rPr>
+        <w:t>1 صموئيل 17:45</w:t>
+      </w:r>
       <w:r>
         <w:rPr>
           <w:rtl/>
@@ -10870,20 +9448,14 @@
         </w:rPr>
         <w:t xml:space="preserve">; </w:t>
       </w:r>
-      <w:hyperlink r:id="rId224">
-        <w:r>
-          <w:rPr>
-            <w:rtl/>
-            <w:cs/>
-            <w:lang w:val="ar_AE" w:bidi="ar_AE"/>
-          </w:rPr>
-          <w:rPr>
-            <w:color w:val="0000EE"/>
-            <w:u w:val="single"/>
-          </w:rPr>
-          <w:t>مزمور 103:20–21</w:t>
-        </w:r>
-      </w:hyperlink>
+      <w:r>
+        <w:rPr>
+          <w:rtl/>
+          <w:cs/>
+          <w:lang w:val="ar_AE" w:bidi="ar_AE"/>
+        </w:rPr>
+        <w:t>مزمور 103:20–21</w:t>
+      </w:r>
       <w:r>
         <w:rPr>
           <w:rtl/>
@@ -10892,20 +9464,14 @@
         </w:rPr>
         <w:t xml:space="preserve">; </w:t>
       </w:r>
-      <w:hyperlink r:id="rId225">
-        <w:r>
-          <w:rPr>
-            <w:rtl/>
-            <w:cs/>
-            <w:lang w:val="ar_AE" w:bidi="ar_AE"/>
-          </w:rPr>
-          <w:rPr>
-            <w:color w:val="0000EE"/>
-            <w:u w:val="single"/>
-          </w:rPr>
-          <w:t>رومية 9:29</w:t>
-        </w:r>
-      </w:hyperlink>
+      <w:r>
+        <w:rPr>
+          <w:rtl/>
+          <w:cs/>
+          <w:lang w:val="ar_AE" w:bidi="ar_AE"/>
+        </w:rPr>
+        <w:t>رومية 9:29</w:t>
+      </w:r>
       <w:r>
         <w:rPr>
           <w:rtl/>
@@ -10998,20 +9564,14 @@
         </w:rPr>
         <w:t xml:space="preserve">): في هذا السياق، من المحتمل أن تشير العبارة إلى الأبرياء مثل الفعلة المظلومين في هذه الفقرة أكثر من أنها تشير إلى يسوع (قارن </w:t>
       </w:r>
-      <w:hyperlink r:id="rId226">
-        <w:r>
-          <w:rPr>
-            <w:rtl/>
-            <w:cs/>
-            <w:lang w:val="ar_AE" w:bidi="ar_AE"/>
-          </w:rPr>
-          <w:rPr>
-            <w:color w:val="0000EE"/>
-            <w:u w:val="single"/>
-          </w:rPr>
-          <w:t>أعمال 3:14</w:t>
-        </w:r>
-      </w:hyperlink>
+      <w:r>
+        <w:rPr>
+          <w:rtl/>
+          <w:cs/>
+          <w:lang w:val="ar_AE" w:bidi="ar_AE"/>
+        </w:rPr>
+        <w:t>أعمال 3:14</w:t>
+      </w:r>
       <w:r>
         <w:rPr>
           <w:rtl/>
@@ -11020,20 +9580,14 @@
         </w:rPr>
         <w:t xml:space="preserve">; </w:t>
       </w:r>
-      <w:hyperlink r:id="rId227">
-        <w:r>
-          <w:rPr>
-            <w:rtl/>
-            <w:cs/>
-            <w:lang w:val="ar_AE" w:bidi="ar_AE"/>
-          </w:rPr>
-          <w:rPr>
-            <w:color w:val="0000EE"/>
-            <w:u w:val="single"/>
-          </w:rPr>
-          <w:t>7:52</w:t>
-        </w:r>
-      </w:hyperlink>
+      <w:r>
+        <w:rPr>
+          <w:rtl/>
+          <w:cs/>
+          <w:lang w:val="ar_AE" w:bidi="ar_AE"/>
+        </w:rPr>
+        <w:t>7:52</w:t>
+      </w:r>
       <w:r>
         <w:rPr>
           <w:rtl/>
@@ -11109,20 +9663,14 @@
         </w:rPr>
         <w:t>فَتَأَنَّوْا: هذا هو الحل النهائي للفقراء في مواجهة ضغوطهم الاقتصادية والمعاملة الظالمة من الأغنياء الأشرار (</w:t>
       </w:r>
-      <w:hyperlink r:id="rId39">
-        <w:r>
-          <w:rPr>
-            <w:rtl/>
-            <w:cs/>
-            <w:lang w:val="ar_AE" w:bidi="ar_AE"/>
-          </w:rPr>
-          <w:rPr>
-            <w:color w:val="0000EE"/>
-            <w:u w:val="single"/>
-          </w:rPr>
-          <w:t>5:1–6</w:t>
-        </w:r>
-      </w:hyperlink>
+      <w:r>
+        <w:rPr>
+          <w:rtl/>
+          <w:cs/>
+          <w:lang w:val="ar_AE" w:bidi="ar_AE"/>
+        </w:rPr>
+        <w:t>5:1–6</w:t>
+      </w:r>
       <w:r>
         <w:rPr>
           <w:rtl/>
@@ -11131,20 +9679,14 @@
         </w:rPr>
         <w:t xml:space="preserve">; انظر </w:t>
       </w:r>
-      <w:hyperlink r:id="rId158">
-        <w:r>
-          <w:rPr>
-            <w:rtl/>
-            <w:cs/>
-            <w:lang w:val="ar_AE" w:bidi="ar_AE"/>
-          </w:rPr>
-          <w:rPr>
-            <w:color w:val="0000EE"/>
-            <w:u w:val="single"/>
-          </w:rPr>
-          <w:t>2:6–7</w:t>
-        </w:r>
-      </w:hyperlink>
+      <w:r>
+        <w:rPr>
+          <w:rtl/>
+          <w:cs/>
+          <w:lang w:val="ar_AE" w:bidi="ar_AE"/>
+        </w:rPr>
+        <w:t>2:6–7</w:t>
+      </w:r>
       <w:r>
         <w:rPr>
           <w:rtl/>
@@ -11170,20 +9712,14 @@
         </w:rPr>
         <w:t xml:space="preserve"> سيحصل الأمناء على مكافأتهم النهائية (</w:t>
       </w:r>
-      <w:hyperlink r:id="rId228">
-        <w:r>
-          <w:rPr>
-            <w:rtl/>
-            <w:cs/>
-            <w:lang w:val="ar_AE" w:bidi="ar_AE"/>
-          </w:rPr>
-          <w:rPr>
-            <w:color w:val="0000EE"/>
-            <w:u w:val="single"/>
-          </w:rPr>
-          <w:t>إشعياء 40:10</w:t>
-        </w:r>
-      </w:hyperlink>
+      <w:r>
+        <w:rPr>
+          <w:rtl/>
+          <w:cs/>
+          <w:lang w:val="ar_AE" w:bidi="ar_AE"/>
+        </w:rPr>
+        <w:t>إشعياء 40:10</w:t>
+      </w:r>
       <w:r>
         <w:rPr>
           <w:rtl/>
@@ -11192,20 +9728,14 @@
         </w:rPr>
         <w:t xml:space="preserve">; </w:t>
       </w:r>
-      <w:hyperlink r:id="rId229">
-        <w:r>
-          <w:rPr>
-            <w:rtl/>
-            <w:cs/>
-            <w:lang w:val="ar_AE" w:bidi="ar_AE"/>
-          </w:rPr>
-          <w:rPr>
-            <w:color w:val="0000EE"/>
-            <w:u w:val="single"/>
-          </w:rPr>
-          <w:t>لوقا 6:20–35</w:t>
-        </w:r>
-      </w:hyperlink>
+      <w:r>
+        <w:rPr>
+          <w:rtl/>
+          <w:cs/>
+          <w:lang w:val="ar_AE" w:bidi="ar_AE"/>
+        </w:rPr>
+        <w:t>لوقا 6:20–35</w:t>
+      </w:r>
       <w:r>
         <w:rPr>
           <w:rtl/>
@@ -11214,20 +9744,14 @@
         </w:rPr>
         <w:t xml:space="preserve">; </w:t>
       </w:r>
-      <w:hyperlink r:id="rId230">
-        <w:r>
-          <w:rPr>
-            <w:rtl/>
-            <w:cs/>
-            <w:lang w:val="ar_AE" w:bidi="ar_AE"/>
-          </w:rPr>
-          <w:rPr>
-            <w:color w:val="0000EE"/>
-            <w:u w:val="single"/>
-          </w:rPr>
-          <w:t>1 كورنثوس 15:23</w:t>
-        </w:r>
-      </w:hyperlink>
+      <w:r>
+        <w:rPr>
+          <w:rtl/>
+          <w:cs/>
+          <w:lang w:val="ar_AE" w:bidi="ar_AE"/>
+        </w:rPr>
+        <w:t>1 كورنثوس 15:23</w:t>
+      </w:r>
       <w:r>
         <w:rPr>
           <w:rtl/>
@@ -11236,20 +9760,14 @@
         </w:rPr>
         <w:t xml:space="preserve">; </w:t>
       </w:r>
-      <w:hyperlink r:id="rId231">
-        <w:r>
-          <w:rPr>
-            <w:rtl/>
-            <w:cs/>
-            <w:lang w:val="ar_AE" w:bidi="ar_AE"/>
-          </w:rPr>
-          <w:rPr>
-            <w:color w:val="0000EE"/>
-            <w:u w:val="single"/>
-          </w:rPr>
-          <w:t>1 بطرس 1:17</w:t>
-        </w:r>
-      </w:hyperlink>
+      <w:r>
+        <w:rPr>
+          <w:rtl/>
+          <w:cs/>
+          <w:lang w:val="ar_AE" w:bidi="ar_AE"/>
+        </w:rPr>
+        <w:t>1 بطرس 1:17</w:t>
+      </w:r>
       <w:r>
         <w:rPr>
           <w:rtl/>
@@ -11258,20 +9776,14 @@
         </w:rPr>
         <w:t xml:space="preserve">; </w:t>
       </w:r>
-      <w:hyperlink r:id="rId232">
-        <w:r>
-          <w:rPr>
-            <w:rtl/>
-            <w:cs/>
-            <w:lang w:val="ar_AE" w:bidi="ar_AE"/>
-          </w:rPr>
-          <w:rPr>
-            <w:color w:val="0000EE"/>
-            <w:u w:val="single"/>
-          </w:rPr>
-          <w:t>5:4</w:t>
-        </w:r>
-      </w:hyperlink>
+      <w:r>
+        <w:rPr>
+          <w:rtl/>
+          <w:cs/>
+          <w:lang w:val="ar_AE" w:bidi="ar_AE"/>
+        </w:rPr>
+        <w:t>5:4</w:t>
+      </w:r>
       <w:r>
         <w:rPr>
           <w:rtl/>
@@ -11280,20 +9792,14 @@
         </w:rPr>
         <w:t xml:space="preserve">; </w:t>
       </w:r>
-      <w:hyperlink r:id="rId233">
-        <w:r>
-          <w:rPr>
-            <w:rtl/>
-            <w:cs/>
-            <w:lang w:val="ar_AE" w:bidi="ar_AE"/>
-          </w:rPr>
-          <w:rPr>
-            <w:color w:val="0000EE"/>
-            <w:u w:val="single"/>
-          </w:rPr>
-          <w:t>رؤيا 22:12</w:t>
-        </w:r>
-      </w:hyperlink>
+      <w:r>
+        <w:rPr>
+          <w:rtl/>
+          <w:cs/>
+          <w:lang w:val="ar_AE" w:bidi="ar_AE"/>
+        </w:rPr>
+        <w:t>رؤيا 22:12</w:t>
+      </w:r>
       <w:r>
         <w:rPr>
           <w:rtl/>
@@ -11436,20 +9942,14 @@
         </w:rPr>
         <w:t xml:space="preserve">هذه الآية تعكس </w:t>
       </w:r>
-      <w:hyperlink r:id="rId234">
-        <w:r>
-          <w:rPr>
-            <w:rtl/>
-            <w:cs/>
-            <w:lang w:val="ar_AE" w:bidi="ar_AE"/>
-          </w:rPr>
-          <w:rPr>
-            <w:color w:val="0000EE"/>
-            <w:u w:val="single"/>
-          </w:rPr>
-          <w:t>متى 5:11</w:t>
-        </w:r>
-      </w:hyperlink>
+      <w:r>
+        <w:rPr>
+          <w:rtl/>
+          <w:cs/>
+          <w:lang w:val="ar_AE" w:bidi="ar_AE"/>
+        </w:rPr>
+        <w:t>متى 5:11</w:t>
+      </w:r>
       <w:r>
         <w:rPr>
           <w:rtl/>
@@ -11458,20 +9958,14 @@
         </w:rPr>
         <w:t xml:space="preserve"> و</w:t>
       </w:r>
-      <w:hyperlink r:id="rId235">
-        <w:r>
-          <w:rPr>
-            <w:rtl/>
-            <w:cs/>
-            <w:lang w:val="ar_AE" w:bidi="ar_AE"/>
-          </w:rPr>
-          <w:rPr>
-            <w:color w:val="0000EE"/>
-            <w:u w:val="single"/>
-          </w:rPr>
-          <w:t>لوقا 6:23</w:t>
-        </w:r>
-      </w:hyperlink>
+      <w:r>
+        <w:rPr>
+          <w:rtl/>
+          <w:cs/>
+          <w:lang w:val="ar_AE" w:bidi="ar_AE"/>
+        </w:rPr>
+        <w:t>لوقا 6:23</w:t>
+      </w:r>
       <w:r>
         <w:rPr>
           <w:rtl/>
@@ -11563,20 +10057,14 @@
         </w:rPr>
         <w:t>كان أيوب إنسانًا ذا صبر عظيم لأنه ظل أمينًا لله طوال محنته (</w:t>
       </w:r>
-      <w:hyperlink r:id="rId236">
-        <w:r>
-          <w:rPr>
-            <w:rtl/>
-            <w:cs/>
-            <w:lang w:val="ar_AE" w:bidi="ar_AE"/>
-          </w:rPr>
-          <w:rPr>
-            <w:color w:val="0000EE"/>
-            <w:u w:val="single"/>
-          </w:rPr>
-          <w:t>أيوب 1:20–21</w:t>
-        </w:r>
-      </w:hyperlink>
+      <w:r>
+        <w:rPr>
+          <w:rtl/>
+          <w:cs/>
+          <w:lang w:val="ar_AE" w:bidi="ar_AE"/>
+        </w:rPr>
+        <w:t>أيوب 1:20–21</w:t>
+      </w:r>
       <w:r>
         <w:rPr>
           <w:rtl/>
@@ -11585,20 +10073,14 @@
         </w:rPr>
         <w:t xml:space="preserve">; </w:t>
       </w:r>
-      <w:hyperlink r:id="rId237">
-        <w:r>
-          <w:rPr>
-            <w:rtl/>
-            <w:cs/>
-            <w:lang w:val="ar_AE" w:bidi="ar_AE"/>
-          </w:rPr>
-          <w:rPr>
-            <w:color w:val="0000EE"/>
-            <w:u w:val="single"/>
-          </w:rPr>
-          <w:t>2:9–10</w:t>
-        </w:r>
-      </w:hyperlink>
+      <w:r>
+        <w:rPr>
+          <w:rtl/>
+          <w:cs/>
+          <w:lang w:val="ar_AE" w:bidi="ar_AE"/>
+        </w:rPr>
+        <w:t>2:9–10</w:t>
+      </w:r>
       <w:r>
         <w:rPr>
           <w:rtl/>
@@ -11607,20 +10089,14 @@
         </w:rPr>
         <w:t>) برغم شكواه (</w:t>
       </w:r>
-      <w:hyperlink r:id="rId238">
-        <w:r>
-          <w:rPr>
-            <w:rtl/>
-            <w:cs/>
-            <w:lang w:val="ar_AE" w:bidi="ar_AE"/>
-          </w:rPr>
-          <w:rPr>
-            <w:color w:val="0000EE"/>
-            <w:u w:val="single"/>
-          </w:rPr>
-          <w:t>أيوب 3:1–26</w:t>
-        </w:r>
-      </w:hyperlink>
+      <w:r>
+        <w:rPr>
+          <w:rtl/>
+          <w:cs/>
+          <w:lang w:val="ar_AE" w:bidi="ar_AE"/>
+        </w:rPr>
+        <w:t>أيوب 3:1–26</w:t>
+      </w:r>
       <w:r>
         <w:rPr>
           <w:rtl/>
@@ -11629,20 +10105,14 @@
         </w:rPr>
         <w:t xml:space="preserve">; </w:t>
       </w:r>
-      <w:hyperlink r:id="rId239">
-        <w:r>
-          <w:rPr>
-            <w:rtl/>
-            <w:cs/>
-            <w:lang w:val="ar_AE" w:bidi="ar_AE"/>
-          </w:rPr>
-          <w:rPr>
-            <w:color w:val="0000EE"/>
-            <w:u w:val="single"/>
-          </w:rPr>
-          <w:t>12:1–3</w:t>
-        </w:r>
-      </w:hyperlink>
+      <w:r>
+        <w:rPr>
+          <w:rtl/>
+          <w:cs/>
+          <w:lang w:val="ar_AE" w:bidi="ar_AE"/>
+        </w:rPr>
+        <w:t>12:1–3</w:t>
+      </w:r>
       <w:r>
         <w:rPr>
           <w:rtl/>
@@ -11651,20 +10121,14 @@
         </w:rPr>
         <w:t xml:space="preserve">; </w:t>
       </w:r>
-      <w:hyperlink r:id="rId240">
-        <w:r>
-          <w:rPr>
-            <w:rtl/>
-            <w:cs/>
-            <w:lang w:val="ar_AE" w:bidi="ar_AE"/>
-          </w:rPr>
-          <w:rPr>
-            <w:color w:val="0000EE"/>
-            <w:u w:val="single"/>
-          </w:rPr>
-          <w:t>16:1–3</w:t>
-        </w:r>
-      </w:hyperlink>
+      <w:r>
+        <w:rPr>
+          <w:rtl/>
+          <w:cs/>
+          <w:lang w:val="ar_AE" w:bidi="ar_AE"/>
+        </w:rPr>
+        <w:t>16:1–3</w:t>
+      </w:r>
       <w:r>
         <w:rPr>
           <w:rtl/>
@@ -11740,20 +10204,14 @@
         </w:rPr>
         <w:t>لاَ تَحْلِفُوا: نظرًا لأن الكنائس كانت تواجه صراعات لفظية حادة (</w:t>
       </w:r>
-      <w:hyperlink r:id="rId160">
-        <w:r>
-          <w:rPr>
-            <w:rtl/>
-            <w:cs/>
-            <w:lang w:val="ar_AE" w:bidi="ar_AE"/>
-          </w:rPr>
-          <w:rPr>
-            <w:color w:val="0000EE"/>
-            <w:u w:val="single"/>
-          </w:rPr>
-          <w:t>4:1–3</w:t>
-        </w:r>
-      </w:hyperlink>
+      <w:r>
+        <w:rPr>
+          <w:rtl/>
+          <w:cs/>
+          <w:lang w:val="ar_AE" w:bidi="ar_AE"/>
+        </w:rPr>
+        <w:t>4:1–3</w:t>
+      </w:r>
       <w:r>
         <w:rPr>
           <w:rtl/>
@@ -11762,20 +10220,14 @@
         </w:rPr>
         <w:t xml:space="preserve">، </w:t>
       </w:r>
-      <w:hyperlink r:id="rId199">
-        <w:r>
-          <w:rPr>
-            <w:rtl/>
-            <w:cs/>
-            <w:lang w:val="ar_AE" w:bidi="ar_AE"/>
-          </w:rPr>
-          <w:rPr>
-            <w:color w:val="0000EE"/>
-            <w:u w:val="single"/>
-          </w:rPr>
-          <w:t>11–12</w:t>
-        </w:r>
-      </w:hyperlink>
+      <w:r>
+        <w:rPr>
+          <w:rtl/>
+          <w:cs/>
+          <w:lang w:val="ar_AE" w:bidi="ar_AE"/>
+        </w:rPr>
+        <w:t>11–12</w:t>
+      </w:r>
       <w:r>
         <w:rPr>
           <w:rtl/>
@@ -11784,20 +10236,14 @@
         </w:rPr>
         <w:t>)، يدعوهم يعقوب لتجنب مخاطر الأقسَام الخادعة بعدم استخدام أي قَسَم على الإطلاق (</w:t>
       </w:r>
-      <w:hyperlink r:id="rId241">
-        <w:r>
-          <w:rPr>
-            <w:rtl/>
-            <w:cs/>
-            <w:lang w:val="ar_AE" w:bidi="ar_AE"/>
-          </w:rPr>
-          <w:rPr>
-            <w:color w:val="0000EE"/>
-            <w:u w:val="single"/>
-          </w:rPr>
-          <w:t>متى 5:33–37</w:t>
-        </w:r>
-      </w:hyperlink>
+      <w:r>
+        <w:rPr>
+          <w:rtl/>
+          <w:cs/>
+          <w:lang w:val="ar_AE" w:bidi="ar_AE"/>
+        </w:rPr>
+        <w:t>متى 5:33–37</w:t>
+      </w:r>
       <w:r>
         <w:rPr>
           <w:rtl/>
@@ -11806,20 +10252,14 @@
         </w:rPr>
         <w:t>). كان القَسَم باسم الرب يعني دعوته لتنفيذ القَسَم (</w:t>
       </w:r>
-      <w:hyperlink r:id="rId242">
-        <w:r>
-          <w:rPr>
-            <w:rtl/>
-            <w:cs/>
-            <w:lang w:val="ar_AE" w:bidi="ar_AE"/>
-          </w:rPr>
-          <w:rPr>
-            <w:color w:val="0000EE"/>
-            <w:u w:val="single"/>
-          </w:rPr>
-          <w:t>تكوين 31:53</w:t>
-        </w:r>
-      </w:hyperlink>
+      <w:r>
+        <w:rPr>
+          <w:rtl/>
+          <w:cs/>
+          <w:lang w:val="ar_AE" w:bidi="ar_AE"/>
+        </w:rPr>
+        <w:t>تكوين 31:53</w:t>
+      </w:r>
       <w:r>
         <w:rPr>
           <w:rtl/>
@@ -11828,20 +10268,14 @@
         </w:rPr>
         <w:t xml:space="preserve">; </w:t>
       </w:r>
-      <w:hyperlink r:id="rId243">
-        <w:r>
-          <w:rPr>
-            <w:rtl/>
-            <w:cs/>
-            <w:lang w:val="ar_AE" w:bidi="ar_AE"/>
-          </w:rPr>
-          <w:rPr>
-            <w:color w:val="0000EE"/>
-            <w:u w:val="single"/>
-          </w:rPr>
-          <w:t>1 ملوك 8:31–32</w:t>
-        </w:r>
-      </w:hyperlink>
+      <w:r>
+        <w:rPr>
+          <w:rtl/>
+          <w:cs/>
+          <w:lang w:val="ar_AE" w:bidi="ar_AE"/>
+        </w:rPr>
+        <w:t>1 ملوك 8:31–32</w:t>
+      </w:r>
       <w:r>
         <w:rPr>
           <w:rtl/>
@@ -11850,20 +10284,14 @@
         </w:rPr>
         <w:t xml:space="preserve">). وعندما كان الناس يقسمون بالسماء أو الأرض، كانوا إما يتظاهرون بالتوقير بينما يتجنبون استخدام الاسم الإلهي، أو كانوا يخادعون باستخدام كلمات ذكية (انظر </w:t>
       </w:r>
-      <w:hyperlink r:id="rId244">
-        <w:r>
-          <w:rPr>
-            <w:rtl/>
-            <w:cs/>
-            <w:lang w:val="ar_AE" w:bidi="ar_AE"/>
-          </w:rPr>
-          <w:rPr>
-            <w:color w:val="0000EE"/>
-            <w:u w:val="single"/>
-          </w:rPr>
-          <w:t>متى 23:16–22</w:t>
-        </w:r>
-      </w:hyperlink>
+      <w:r>
+        <w:rPr>
+          <w:rtl/>
+          <w:cs/>
+          <w:lang w:val="ar_AE" w:bidi="ar_AE"/>
+        </w:rPr>
+        <w:t>متى 23:16–22</w:t>
+      </w:r>
       <w:r>
         <w:rPr>
           <w:rtl/>
@@ -11872,20 +10300,14 @@
         </w:rPr>
         <w:t>). كما استخدم بطرس القَسَم بخداع (</w:t>
       </w:r>
-      <w:hyperlink r:id="rId245">
-        <w:r>
-          <w:rPr>
-            <w:rtl/>
-            <w:cs/>
-            <w:lang w:val="ar_AE" w:bidi="ar_AE"/>
-          </w:rPr>
-          <w:rPr>
-            <w:color w:val="0000EE"/>
-            <w:u w:val="single"/>
-          </w:rPr>
-          <w:t>متى 26:71–73</w:t>
-        </w:r>
-      </w:hyperlink>
+      <w:r>
+        <w:rPr>
+          <w:rtl/>
+          <w:cs/>
+          <w:lang w:val="ar_AE" w:bidi="ar_AE"/>
+        </w:rPr>
+        <w:t>متى 26:71–73</w:t>
+      </w:r>
       <w:r>
         <w:rPr>
           <w:rtl/>
@@ -11894,20 +10316,14 @@
         </w:rPr>
         <w:t>)، لكن بولس استخدم القَسَم لتأكيد تصريحاته (</w:t>
       </w:r>
-      <w:hyperlink r:id="rId246">
-        <w:r>
-          <w:rPr>
-            <w:rtl/>
-            <w:cs/>
-            <w:lang w:val="ar_AE" w:bidi="ar_AE"/>
-          </w:rPr>
-          <w:rPr>
-            <w:color w:val="0000EE"/>
-            <w:u w:val="single"/>
-          </w:rPr>
-          <w:t>رومية 1:9</w:t>
-        </w:r>
-      </w:hyperlink>
+      <w:r>
+        <w:rPr>
+          <w:rtl/>
+          <w:cs/>
+          <w:lang w:val="ar_AE" w:bidi="ar_AE"/>
+        </w:rPr>
+        <w:t>رومية 1:9</w:t>
+      </w:r>
       <w:r>
         <w:rPr>
           <w:rtl/>
@@ -11916,20 +10332,14 @@
         </w:rPr>
         <w:t xml:space="preserve">; </w:t>
       </w:r>
-      <w:hyperlink r:id="rId247">
-        <w:r>
-          <w:rPr>
-            <w:rtl/>
-            <w:cs/>
-            <w:lang w:val="ar_AE" w:bidi="ar_AE"/>
-          </w:rPr>
-          <w:rPr>
-            <w:color w:val="0000EE"/>
-            <w:u w:val="single"/>
-          </w:rPr>
-          <w:t>2 كورنثوس 1:23</w:t>
-        </w:r>
-      </w:hyperlink>
+      <w:r>
+        <w:rPr>
+          <w:rtl/>
+          <w:cs/>
+          <w:lang w:val="ar_AE" w:bidi="ar_AE"/>
+        </w:rPr>
+        <w:t>2 كورنثوس 1:23</w:t>
+      </w:r>
       <w:r>
         <w:rPr>
           <w:rtl/>
@@ -12005,20 +10415,14 @@
         </w:rPr>
         <w:t>كان شيوخ الكنيسة مسؤولين عن سلامة وخير جماعة محلية من المؤمنين. وقد تم اختيار الشيوخ بناءً على أعمارهم النسبية ومؤهلاتهم كقادة مؤمنين (</w:t>
       </w:r>
-      <w:hyperlink r:id="rId248">
-        <w:r>
-          <w:rPr>
-            <w:rtl/>
-            <w:cs/>
-            <w:lang w:val="ar_AE" w:bidi="ar_AE"/>
-          </w:rPr>
-          <w:rPr>
-            <w:color w:val="0000EE"/>
-            <w:u w:val="single"/>
-          </w:rPr>
-          <w:t>أعمال 14:23</w:t>
-        </w:r>
-      </w:hyperlink>
+      <w:r>
+        <w:rPr>
+          <w:rtl/>
+          <w:cs/>
+          <w:lang w:val="ar_AE" w:bidi="ar_AE"/>
+        </w:rPr>
+        <w:t>أعمال 14:23</w:t>
+      </w:r>
       <w:r>
         <w:rPr>
           <w:rtl/>
@@ -12027,20 +10431,14 @@
         </w:rPr>
         <w:t xml:space="preserve">; </w:t>
       </w:r>
-      <w:hyperlink r:id="rId249">
-        <w:r>
-          <w:rPr>
-            <w:rtl/>
-            <w:cs/>
-            <w:lang w:val="ar_AE" w:bidi="ar_AE"/>
-          </w:rPr>
-          <w:rPr>
-            <w:color w:val="0000EE"/>
-            <w:u w:val="single"/>
-          </w:rPr>
-          <w:t>20:17</w:t>
-        </w:r>
-      </w:hyperlink>
+      <w:r>
+        <w:rPr>
+          <w:rtl/>
+          <w:cs/>
+          <w:lang w:val="ar_AE" w:bidi="ar_AE"/>
+        </w:rPr>
+        <w:t>20:17</w:t>
+      </w:r>
       <w:r>
         <w:rPr>
           <w:rtl/>
@@ -12049,20 +10447,14 @@
         </w:rPr>
         <w:t xml:space="preserve">, </w:t>
       </w:r>
-      <w:hyperlink r:id="rId250">
-        <w:r>
-          <w:rPr>
-            <w:rtl/>
-            <w:cs/>
-            <w:lang w:val="ar_AE" w:bidi="ar_AE"/>
-          </w:rPr>
-          <w:rPr>
-            <w:color w:val="0000EE"/>
-            <w:u w:val="single"/>
-          </w:rPr>
-          <w:t>28</w:t>
-        </w:r>
-      </w:hyperlink>
+      <w:r>
+        <w:rPr>
+          <w:rtl/>
+          <w:cs/>
+          <w:lang w:val="ar_AE" w:bidi="ar_AE"/>
+        </w:rPr>
+        <w:t>28</w:t>
+      </w:r>
       <w:r>
         <w:rPr>
           <w:rtl/>
@@ -12071,20 +10463,14 @@
         </w:rPr>
         <w:t xml:space="preserve">; </w:t>
       </w:r>
-      <w:hyperlink r:id="rId251">
-        <w:r>
-          <w:rPr>
-            <w:rtl/>
-            <w:cs/>
-            <w:lang w:val="ar_AE" w:bidi="ar_AE"/>
-          </w:rPr>
-          <w:rPr>
-            <w:color w:val="0000EE"/>
-            <w:u w:val="single"/>
-          </w:rPr>
-          <w:t>1 بطرس 5:1–4</w:t>
-        </w:r>
-      </w:hyperlink>
+      <w:r>
+        <w:rPr>
+          <w:rtl/>
+          <w:cs/>
+          <w:lang w:val="ar_AE" w:bidi="ar_AE"/>
+        </w:rPr>
+        <w:t>1 بطرس 5:1–4</w:t>
+      </w:r>
       <w:r>
         <w:rPr>
           <w:rtl/>
@@ -12093,20 +10479,14 @@
         </w:rPr>
         <w:t xml:space="preserve">; قارن </w:t>
       </w:r>
-      <w:hyperlink r:id="rId252">
-        <w:r>
-          <w:rPr>
-            <w:rtl/>
-            <w:cs/>
-            <w:lang w:val="ar_AE" w:bidi="ar_AE"/>
-          </w:rPr>
-          <w:rPr>
-            <w:color w:val="0000EE"/>
-            <w:u w:val="single"/>
-          </w:rPr>
-          <w:t>1 تيموثاوس 3:1–7</w:t>
-        </w:r>
-      </w:hyperlink>
+      <w:r>
+        <w:rPr>
+          <w:rtl/>
+          <w:cs/>
+          <w:lang w:val="ar_AE" w:bidi="ar_AE"/>
+        </w:rPr>
+        <w:t>1 تيموثاوس 3:1–7</w:t>
+      </w:r>
       <w:r>
         <w:rPr>
           <w:rtl/>
@@ -12115,20 +10495,14 @@
         </w:rPr>
         <w:t xml:space="preserve">; </w:t>
       </w:r>
-      <w:hyperlink r:id="rId253">
-        <w:r>
-          <w:rPr>
-            <w:rtl/>
-            <w:cs/>
-            <w:lang w:val="ar_AE" w:bidi="ar_AE"/>
-          </w:rPr>
-          <w:rPr>
-            <w:color w:val="0000EE"/>
-            <w:u w:val="single"/>
-          </w:rPr>
-          <w:t>تيطس 1:5–9</w:t>
-        </w:r>
-      </w:hyperlink>
+      <w:r>
+        <w:rPr>
+          <w:rtl/>
+          <w:cs/>
+          <w:lang w:val="ar_AE" w:bidi="ar_AE"/>
+        </w:rPr>
+        <w:t>تيطس 1:5–9</w:t>
+      </w:r>
       <w:r>
         <w:rPr>
           <w:rtl/>
@@ -12153,20 +10527,14 @@
         </w:rPr>
         <w:t xml:space="preserve">، "تاريخ ومكان الكتابة")، يبدو أن كلمة كنيسة كانت مصطلحًا غير تقني وكان يعني "جماعة، تجمع" (قارن </w:t>
       </w:r>
-      <w:hyperlink r:id="rId254">
-        <w:r>
-          <w:rPr>
-            <w:rtl/>
-            <w:cs/>
-            <w:lang w:val="ar_AE" w:bidi="ar_AE"/>
-          </w:rPr>
-          <w:rPr>
-            <w:color w:val="0000EE"/>
-            <w:u w:val="single"/>
-          </w:rPr>
-          <w:t>متى 18:17</w:t>
-        </w:r>
-      </w:hyperlink>
+      <w:r>
+        <w:rPr>
+          <w:rtl/>
+          <w:cs/>
+          <w:lang w:val="ar_AE" w:bidi="ar_AE"/>
+        </w:rPr>
+        <w:t>متى 18:17</w:t>
+      </w:r>
       <w:r>
         <w:rPr>
           <w:rtl/>
@@ -12192,20 +10560,14 @@
         </w:rPr>
         <w:t xml:space="preserve"> بالزيت إلى البركة الإلهية والشفاء (</w:t>
       </w:r>
-      <w:hyperlink r:id="rId255">
-        <w:r>
-          <w:rPr>
-            <w:rtl/>
-            <w:cs/>
-            <w:lang w:val="ar_AE" w:bidi="ar_AE"/>
-          </w:rPr>
-          <w:rPr>
-            <w:color w:val="0000EE"/>
-            <w:u w:val="single"/>
-          </w:rPr>
-          <w:t>إشعياء 1:6</w:t>
-        </w:r>
-      </w:hyperlink>
+      <w:r>
+        <w:rPr>
+          <w:rtl/>
+          <w:cs/>
+          <w:lang w:val="ar_AE" w:bidi="ar_AE"/>
+        </w:rPr>
+        <w:t>إشعياء 1:6</w:t>
+      </w:r>
       <w:r>
         <w:rPr>
           <w:rtl/>
@@ -12214,20 +10576,14 @@
         </w:rPr>
         <w:t xml:space="preserve">; </w:t>
       </w:r>
-      <w:hyperlink r:id="rId256">
-        <w:r>
-          <w:rPr>
-            <w:rtl/>
-            <w:cs/>
-            <w:lang w:val="ar_AE" w:bidi="ar_AE"/>
-          </w:rPr>
-          <w:rPr>
-            <w:color w:val="0000EE"/>
-            <w:u w:val="single"/>
-          </w:rPr>
-          <w:t>متى 6:17</w:t>
-        </w:r>
-      </w:hyperlink>
+      <w:r>
+        <w:rPr>
+          <w:rtl/>
+          <w:cs/>
+          <w:lang w:val="ar_AE" w:bidi="ar_AE"/>
+        </w:rPr>
+        <w:t>متى 6:17</w:t>
+      </w:r>
       <w:r>
         <w:rPr>
           <w:rtl/>
@@ -12236,20 +10592,14 @@
         </w:rPr>
         <w:t xml:space="preserve">; </w:t>
       </w:r>
-      <w:hyperlink r:id="rId257">
-        <w:r>
-          <w:rPr>
-            <w:rtl/>
-            <w:cs/>
-            <w:lang w:val="ar_AE" w:bidi="ar_AE"/>
-          </w:rPr>
-          <w:rPr>
-            <w:color w:val="0000EE"/>
-            <w:u w:val="single"/>
-          </w:rPr>
-          <w:t>مرقس 6:13</w:t>
-        </w:r>
-      </w:hyperlink>
+      <w:r>
+        <w:rPr>
+          <w:rtl/>
+          <w:cs/>
+          <w:lang w:val="ar_AE" w:bidi="ar_AE"/>
+        </w:rPr>
+        <w:t>مرقس 6:13</w:t>
+      </w:r>
       <w:r>
         <w:rPr>
           <w:rtl/>
@@ -12258,20 +10608,14 @@
         </w:rPr>
         <w:t xml:space="preserve">; </w:t>
       </w:r>
-      <w:hyperlink r:id="rId258">
-        <w:r>
-          <w:rPr>
-            <w:rtl/>
-            <w:cs/>
-            <w:lang w:val="ar_AE" w:bidi="ar_AE"/>
-          </w:rPr>
-          <w:rPr>
-            <w:color w:val="0000EE"/>
-            <w:u w:val="single"/>
-          </w:rPr>
-          <w:t>لوقا 10:34</w:t>
-        </w:r>
-      </w:hyperlink>
+      <w:r>
+        <w:rPr>
+          <w:rtl/>
+          <w:cs/>
+          <w:lang w:val="ar_AE" w:bidi="ar_AE"/>
+        </w:rPr>
+        <w:t>لوقا 10:34</w:t>
+      </w:r>
       <w:r>
         <w:rPr>
           <w:rtl/>
@@ -12347,20 +10691,14 @@
         </w:rPr>
         <w:t xml:space="preserve">وَصَلاَةُ الإِيمَانِ تَشْفِي الْمَرِيضَ: هذا المثل هو بيان عام صحيح، ولكنه يخضع لإرادة الله. وحدها الصلوات التي تعكس الإيمان الحقيقي سيتم الاستجابة لها بالإيجاب من قِبَل الرب، والإيمان بالشفاء المحدد هو هبة تأتي من الله. انظر أيضًا </w:t>
       </w:r>
-      <w:hyperlink r:id="rId259">
-        <w:r>
-          <w:rPr>
-            <w:rtl/>
-            <w:cs/>
-            <w:lang w:val="ar_AE" w:bidi="ar_AE"/>
-          </w:rPr>
-          <w:rPr>
-            <w:color w:val="0000EE"/>
-            <w:u w:val="single"/>
-          </w:rPr>
-          <w:t>مرقس 9:23</w:t>
-        </w:r>
-      </w:hyperlink>
+      <w:r>
+        <w:rPr>
+          <w:rtl/>
+          <w:cs/>
+          <w:lang w:val="ar_AE" w:bidi="ar_AE"/>
+        </w:rPr>
+        <w:t>مرقس 9:23</w:t>
+      </w:r>
       <w:r>
         <w:rPr>
           <w:rtl/>
@@ -12369,20 +10707,14 @@
         </w:rPr>
         <w:t xml:space="preserve">; </w:t>
       </w:r>
-      <w:hyperlink r:id="rId260">
-        <w:r>
-          <w:rPr>
-            <w:rtl/>
-            <w:cs/>
-            <w:lang w:val="ar_AE" w:bidi="ar_AE"/>
-          </w:rPr>
-          <w:rPr>
-            <w:color w:val="0000EE"/>
-            <w:u w:val="single"/>
-          </w:rPr>
-          <w:t>يوحنا 14:13–14</w:t>
-        </w:r>
-      </w:hyperlink>
+      <w:r>
+        <w:rPr>
+          <w:rtl/>
+          <w:cs/>
+          <w:lang w:val="ar_AE" w:bidi="ar_AE"/>
+        </w:rPr>
+        <w:t>يوحنا 14:13–14</w:t>
+      </w:r>
       <w:r>
         <w:rPr>
           <w:rtl/>
@@ -12391,20 +10723,14 @@
         </w:rPr>
         <w:t xml:space="preserve">; </w:t>
       </w:r>
-      <w:hyperlink r:id="rId261">
-        <w:r>
-          <w:rPr>
-            <w:rtl/>
-            <w:cs/>
-            <w:lang w:val="ar_AE" w:bidi="ar_AE"/>
-          </w:rPr>
-          <w:rPr>
-            <w:color w:val="0000EE"/>
-            <w:u w:val="single"/>
-          </w:rPr>
-          <w:t>15:7</w:t>
-        </w:r>
-      </w:hyperlink>
+      <w:r>
+        <w:rPr>
+          <w:rtl/>
+          <w:cs/>
+          <w:lang w:val="ar_AE" w:bidi="ar_AE"/>
+        </w:rPr>
+        <w:t>15:7</w:t>
+      </w:r>
       <w:r>
         <w:rPr>
           <w:rtl/>
@@ -12413,20 +10739,14 @@
         </w:rPr>
         <w:t xml:space="preserve">, </w:t>
       </w:r>
-      <w:hyperlink r:id="rId262">
-        <w:r>
-          <w:rPr>
-            <w:rtl/>
-            <w:cs/>
-            <w:lang w:val="ar_AE" w:bidi="ar_AE"/>
-          </w:rPr>
-          <w:rPr>
-            <w:color w:val="0000EE"/>
-            <w:u w:val="single"/>
-          </w:rPr>
-          <w:t>16</w:t>
-        </w:r>
-      </w:hyperlink>
+      <w:r>
+        <w:rPr>
+          <w:rtl/>
+          <w:cs/>
+          <w:lang w:val="ar_AE" w:bidi="ar_AE"/>
+        </w:rPr>
+        <w:t>16</w:t>
+      </w:r>
       <w:r>
         <w:rPr>
           <w:rtl/>
@@ -12435,20 +10755,14 @@
         </w:rPr>
         <w:t xml:space="preserve">; </w:t>
       </w:r>
-      <w:hyperlink r:id="rId263">
-        <w:r>
-          <w:rPr>
-            <w:rtl/>
-            <w:cs/>
-            <w:lang w:val="ar_AE" w:bidi="ar_AE"/>
-          </w:rPr>
-          <w:rPr>
-            <w:color w:val="0000EE"/>
-            <w:u w:val="single"/>
-          </w:rPr>
-          <w:t>16:23–27</w:t>
-        </w:r>
-      </w:hyperlink>
+      <w:r>
+        <w:rPr>
+          <w:rtl/>
+          <w:cs/>
+          <w:lang w:val="ar_AE" w:bidi="ar_AE"/>
+        </w:rPr>
+        <w:t>16:23–27</w:t>
+      </w:r>
       <w:r>
         <w:rPr>
           <w:rtl/>
@@ -12457,20 +10771,14 @@
         </w:rPr>
         <w:t xml:space="preserve">; </w:t>
       </w:r>
-      <w:hyperlink r:id="rId264">
-        <w:r>
-          <w:rPr>
-            <w:rtl/>
-            <w:cs/>
-            <w:lang w:val="ar_AE" w:bidi="ar_AE"/>
-          </w:rPr>
-          <w:rPr>
-            <w:color w:val="0000EE"/>
-            <w:u w:val="single"/>
-          </w:rPr>
-          <w:t>1 يوحنا 3:22</w:t>
-        </w:r>
-      </w:hyperlink>
+      <w:r>
+        <w:rPr>
+          <w:rtl/>
+          <w:cs/>
+          <w:lang w:val="ar_AE" w:bidi="ar_AE"/>
+        </w:rPr>
+        <w:t>1 يوحنا 3:22</w:t>
+      </w:r>
       <w:r>
         <w:rPr>
           <w:rtl/>
@@ -12479,20 +10787,14 @@
         </w:rPr>
         <w:t xml:space="preserve">; </w:t>
       </w:r>
-      <w:hyperlink r:id="rId265">
-        <w:r>
-          <w:rPr>
-            <w:rtl/>
-            <w:cs/>
-            <w:lang w:val="ar_AE" w:bidi="ar_AE"/>
-          </w:rPr>
-          <w:rPr>
-            <w:color w:val="0000EE"/>
-            <w:u w:val="single"/>
-          </w:rPr>
-          <w:t>5:14–15</w:t>
-        </w:r>
-      </w:hyperlink>
+      <w:r>
+        <w:rPr>
+          <w:rtl/>
+          <w:cs/>
+          <w:lang w:val="ar_AE" w:bidi="ar_AE"/>
+        </w:rPr>
+        <w:t>5:14–15</w:t>
+      </w:r>
       <w:r>
         <w:rPr>
           <w:rtl/>
@@ -12501,20 +10803,14 @@
         </w:rPr>
         <w:t>. • وَإِنْ كَانَ قَدْ فَعَلَ خَطِيَّةً: يقترح يعقوب أن بعض الأمراض قد تكون ناجمة عن الخطية، ومن المهم الاعتراف بالخطية وغفرانها أيضًا (</w:t>
       </w:r>
-      <w:hyperlink r:id="rId266">
-        <w:r>
-          <w:rPr>
-            <w:rtl/>
-            <w:cs/>
-            <w:lang w:val="ar_AE" w:bidi="ar_AE"/>
-          </w:rPr>
-          <w:rPr>
-            <w:color w:val="0000EE"/>
-            <w:u w:val="single"/>
-          </w:rPr>
-          <w:t>يعقوب 5:16</w:t>
-        </w:r>
-      </w:hyperlink>
+      <w:r>
+        <w:rPr>
+          <w:rtl/>
+          <w:cs/>
+          <w:lang w:val="ar_AE" w:bidi="ar_AE"/>
+        </w:rPr>
+        <w:t>يعقوب 5:16</w:t>
+      </w:r>
       <w:r>
         <w:rPr>
           <w:rtl/>
@@ -12523,20 +10819,14 @@
         </w:rPr>
         <w:t xml:space="preserve">; انظر </w:t>
       </w:r>
-      <w:hyperlink r:id="rId267">
-        <w:r>
-          <w:rPr>
-            <w:rtl/>
-            <w:cs/>
-            <w:lang w:val="ar_AE" w:bidi="ar_AE"/>
-          </w:rPr>
-          <w:rPr>
-            <w:color w:val="0000EE"/>
-            <w:u w:val="single"/>
-          </w:rPr>
-          <w:t>مرقس 2:3–12</w:t>
-        </w:r>
-      </w:hyperlink>
+      <w:r>
+        <w:rPr>
+          <w:rtl/>
+          <w:cs/>
+          <w:lang w:val="ar_AE" w:bidi="ar_AE"/>
+        </w:rPr>
+        <w:t>مرقس 2:3–12</w:t>
+      </w:r>
       <w:r>
         <w:rPr>
           <w:rtl/>
@@ -12545,20 +10835,14 @@
         </w:rPr>
         <w:t xml:space="preserve">; </w:t>
       </w:r>
-      <w:hyperlink r:id="rId268">
-        <w:r>
-          <w:rPr>
-            <w:rtl/>
-            <w:cs/>
-            <w:lang w:val="ar_AE" w:bidi="ar_AE"/>
-          </w:rPr>
-          <w:rPr>
-            <w:color w:val="0000EE"/>
-            <w:u w:val="single"/>
-          </w:rPr>
-          <w:t>يوحنا 5:14</w:t>
-        </w:r>
-      </w:hyperlink>
+      <w:r>
+        <w:rPr>
+          <w:rtl/>
+          <w:cs/>
+          <w:lang w:val="ar_AE" w:bidi="ar_AE"/>
+        </w:rPr>
+        <w:t>يوحنا 5:14</w:t>
+      </w:r>
       <w:r>
         <w:rPr>
           <w:rtl/>
@@ -12634,20 +10918,14 @@
         </w:rPr>
         <w:t xml:space="preserve">إيليا ... وصلى: انظر </w:t>
       </w:r>
-      <w:hyperlink r:id="rId269">
-        <w:r>
-          <w:rPr>
-            <w:rtl/>
-            <w:cs/>
-            <w:lang w:val="ar_AE" w:bidi="ar_AE"/>
-          </w:rPr>
-          <w:rPr>
-            <w:color w:val="0000EE"/>
-            <w:u w:val="single"/>
-          </w:rPr>
-          <w:t>1 ملوك 17:1</w:t>
-        </w:r>
-      </w:hyperlink>
+      <w:r>
+        <w:rPr>
+          <w:rtl/>
+          <w:cs/>
+          <w:lang w:val="ar_AE" w:bidi="ar_AE"/>
+        </w:rPr>
+        <w:t>1 ملوك 17:1</w:t>
+      </w:r>
       <w:r>
         <w:rPr>
           <w:rtl/>
@@ -12656,20 +10934,14 @@
         </w:rPr>
         <w:t xml:space="preserve">; </w:t>
       </w:r>
-      <w:hyperlink r:id="rId270">
-        <w:r>
-          <w:rPr>
-            <w:rtl/>
-            <w:cs/>
-            <w:lang w:val="ar_AE" w:bidi="ar_AE"/>
-          </w:rPr>
-          <w:rPr>
-            <w:color w:val="0000EE"/>
-            <w:u w:val="single"/>
-          </w:rPr>
-          <w:t>18:41–46</w:t>
-        </w:r>
-      </w:hyperlink>
+      <w:r>
+        <w:rPr>
+          <w:rtl/>
+          <w:cs/>
+          <w:lang w:val="ar_AE" w:bidi="ar_AE"/>
+        </w:rPr>
+        <w:t>18:41–46</w:t>
+      </w:r>
       <w:r>
         <w:rPr>
           <w:rtl/>
@@ -12678,20 +10950,14 @@
         </w:rPr>
         <w:t xml:space="preserve">. • ثَلاَثَ سِنِينَ وَسِتَّةَ أَشْهُرٍ (انظر </w:t>
       </w:r>
-      <w:hyperlink r:id="rId271">
-        <w:r>
-          <w:rPr>
-            <w:rtl/>
-            <w:cs/>
-            <w:lang w:val="ar_AE" w:bidi="ar_AE"/>
-          </w:rPr>
-          <w:rPr>
-            <w:color w:val="0000EE"/>
-            <w:u w:val="single"/>
-          </w:rPr>
-          <w:t>1 ملوك 18:1</w:t>
-        </w:r>
-      </w:hyperlink>
+      <w:r>
+        <w:rPr>
+          <w:rtl/>
+          <w:cs/>
+          <w:lang w:val="ar_AE" w:bidi="ar_AE"/>
+        </w:rPr>
+        <w:t>1 ملوك 18:1</w:t>
+      </w:r>
       <w:r>
         <w:rPr>
           <w:rtl/>
@@ -12700,20 +10966,14 @@
         </w:rPr>
         <w:t xml:space="preserve">; </w:t>
       </w:r>
-      <w:hyperlink r:id="rId272">
-        <w:r>
-          <w:rPr>
-            <w:rtl/>
-            <w:cs/>
-            <w:lang w:val="ar_AE" w:bidi="ar_AE"/>
-          </w:rPr>
-          <w:rPr>
-            <w:color w:val="0000EE"/>
-            <w:u w:val="single"/>
-          </w:rPr>
-          <w:t>لوقا 4:25</w:t>
-        </w:r>
-      </w:hyperlink>
+      <w:r>
+        <w:rPr>
+          <w:rtl/>
+          <w:cs/>
+          <w:lang w:val="ar_AE" w:bidi="ar_AE"/>
+        </w:rPr>
+        <w:t>لوقا 4:25</w:t>
+      </w:r>
       <w:r>
         <w:rPr>
           <w:rtl/>
@@ -12722,20 +10982,14 @@
         </w:rPr>
         <w:t xml:space="preserve">) هو رقم تقريبي، يمثل نصف السبعة، وهو الذي يرمز إلى فترة من الدينونة (قارن </w:t>
       </w:r>
-      <w:hyperlink r:id="rId273">
-        <w:r>
-          <w:rPr>
-            <w:rtl/>
-            <w:cs/>
-            <w:lang w:val="ar_AE" w:bidi="ar_AE"/>
-          </w:rPr>
-          <w:rPr>
-            <w:color w:val="0000EE"/>
-            <w:u w:val="single"/>
-          </w:rPr>
-          <w:t>دانيآل 12:7</w:t>
-        </w:r>
-      </w:hyperlink>
+      <w:r>
+        <w:rPr>
+          <w:rtl/>
+          <w:cs/>
+          <w:lang w:val="ar_AE" w:bidi="ar_AE"/>
+        </w:rPr>
+        <w:t>دانيآل 12:7</w:t>
+      </w:r>
       <w:r>
         <w:rPr>
           <w:rtl/>
@@ -12744,20 +10998,14 @@
         </w:rPr>
         <w:t xml:space="preserve">; </w:t>
       </w:r>
-      <w:hyperlink r:id="rId274">
-        <w:r>
-          <w:rPr>
-            <w:rtl/>
-            <w:cs/>
-            <w:lang w:val="ar_AE" w:bidi="ar_AE"/>
-          </w:rPr>
-          <w:rPr>
-            <w:color w:val="0000EE"/>
-            <w:u w:val="single"/>
-          </w:rPr>
-          <w:t>رؤيا 11:2</w:t>
-        </w:r>
-      </w:hyperlink>
+      <w:r>
+        <w:rPr>
+          <w:rtl/>
+          <w:cs/>
+          <w:lang w:val="ar_AE" w:bidi="ar_AE"/>
+        </w:rPr>
+        <w:t>رؤيا 11:2</w:t>
+      </w:r>
       <w:r>
         <w:rPr>
           <w:rtl/>
@@ -12874,20 +11122,14 @@
         </w:rPr>
         <w:t xml:space="preserve"> في </w:t>
       </w:r>
-      <w:hyperlink r:id="rId44">
-        <w:r>
-          <w:rPr>
-            <w:rtl/>
-            <w:cs/>
-            <w:lang w:val="ar_AE" w:bidi="ar_AE"/>
-          </w:rPr>
-          <w:rPr>
-            <w:color w:val="0000EE"/>
-            <w:u w:val="single"/>
-          </w:rPr>
-          <w:t>1:2–4</w:t>
-        </w:r>
-      </w:hyperlink>
+      <w:r>
+        <w:rPr>
+          <w:rtl/>
+          <w:cs/>
+          <w:lang w:val="ar_AE" w:bidi="ar_AE"/>
+        </w:rPr>
+        <w:t>1:2–4</w:t>
+      </w:r>
       <w:r>
         <w:rPr>
           <w:rtl/>
@@ -12963,20 +11205,14 @@
         </w:rPr>
         <w:t xml:space="preserve">إن إنقاذ الخاطئ من الموت لا يشير فقط إلى الموت الجسدي، بل إلى الموت الأبدي، وهو العقاب الناتج عن الابتعاد عن حقيقة الأخبار السارة ليسوع المسيح (انظر </w:t>
       </w:r>
-      <w:hyperlink r:id="rId53">
-        <w:r>
-          <w:rPr>
-            <w:rtl/>
-            <w:cs/>
-            <w:lang w:val="ar_AE" w:bidi="ar_AE"/>
-          </w:rPr>
-          <w:rPr>
-            <w:color w:val="0000EE"/>
-            <w:u w:val="single"/>
-          </w:rPr>
-          <w:t>1:12</w:t>
-        </w:r>
-      </w:hyperlink>
+      <w:r>
+        <w:rPr>
+          <w:rtl/>
+          <w:cs/>
+          <w:lang w:val="ar_AE" w:bidi="ar_AE"/>
+        </w:rPr>
+        <w:t>1:12</w:t>
+      </w:r>
       <w:r>
         <w:rPr>
           <w:rtl/>
@@ -12985,20 +11221,14 @@
         </w:rPr>
         <w:t xml:space="preserve">, </w:t>
       </w:r>
-      <w:hyperlink r:id="rId275">
-        <w:r>
-          <w:rPr>
-            <w:rtl/>
-            <w:cs/>
-            <w:lang w:val="ar_AE" w:bidi="ar_AE"/>
-          </w:rPr>
-          <w:rPr>
-            <w:color w:val="0000EE"/>
-            <w:u w:val="single"/>
-          </w:rPr>
-          <w:t>15</w:t>
-        </w:r>
-      </w:hyperlink>
+      <w:r>
+        <w:rPr>
+          <w:rtl/>
+          <w:cs/>
+          <w:lang w:val="ar_AE" w:bidi="ar_AE"/>
+        </w:rPr>
+        <w:t>15</w:t>
+      </w:r>
       <w:r>
         <w:rPr>
           <w:rtl/>
@@ -13007,20 +11237,14 @@
         </w:rPr>
         <w:t xml:space="preserve">; قارن </w:t>
       </w:r>
-      <w:hyperlink r:id="rId276">
-        <w:r>
-          <w:rPr>
-            <w:rtl/>
-            <w:cs/>
-            <w:lang w:val="ar_AE" w:bidi="ar_AE"/>
-          </w:rPr>
-          <w:rPr>
-            <w:color w:val="0000EE"/>
-            <w:u w:val="single"/>
-          </w:rPr>
-          <w:t>عبرانيين 6:4–8</w:t>
-        </w:r>
-      </w:hyperlink>
+      <w:r>
+        <w:rPr>
+          <w:rtl/>
+          <w:cs/>
+          <w:lang w:val="ar_AE" w:bidi="ar_AE"/>
+        </w:rPr>
+        <w:t>عبرانيين 6:4–8</w:t>
+      </w:r>
       <w:r>
         <w:rPr>
           <w:rtl/>
@@ -13029,20 +11253,14 @@
         </w:rPr>
         <w:t xml:space="preserve">). فإذا استمع الشخص الخاطئ وتاب، سيتم تجنب العقاب الأبدي (انظر أيضًا </w:t>
       </w:r>
-      <w:hyperlink r:id="rId277">
-        <w:r>
-          <w:rPr>
-            <w:rtl/>
-            <w:cs/>
-            <w:lang w:val="ar_AE" w:bidi="ar_AE"/>
-          </w:rPr>
-          <w:rPr>
-            <w:color w:val="0000EE"/>
-            <w:u w:val="single"/>
-          </w:rPr>
-          <w:t>غلاطية 6:1</w:t>
-        </w:r>
-      </w:hyperlink>
+      <w:r>
+        <w:rPr>
+          <w:rtl/>
+          <w:cs/>
+          <w:lang w:val="ar_AE" w:bidi="ar_AE"/>
+        </w:rPr>
+        <w:t>غلاطية 6:1</w:t>
+      </w:r>
       <w:r>
         <w:rPr>
           <w:rtl/>
@@ -13051,20 +11269,14 @@
         </w:rPr>
         <w:t xml:space="preserve">; </w:t>
       </w:r>
-      <w:hyperlink r:id="rId278">
-        <w:r>
-          <w:rPr>
-            <w:rtl/>
-            <w:cs/>
-            <w:lang w:val="ar_AE" w:bidi="ar_AE"/>
-          </w:rPr>
-          <w:rPr>
-            <w:color w:val="0000EE"/>
-            <w:u w:val="single"/>
-          </w:rPr>
-          <w:t>يهوذا 1:22–24</w:t>
-        </w:r>
-      </w:hyperlink>
+      <w:r>
+        <w:rPr>
+          <w:rtl/>
+          <w:cs/>
+          <w:lang w:val="ar_AE" w:bidi="ar_AE"/>
+        </w:rPr>
+        <w:t>يهوذا 1:22–24</w:t>
+      </w:r>
       <w:r>
         <w:rPr>
           <w:rtl/>
